--- a/LAB_H/PTW-LH-250A-kucharczyk-wojciech.docx
+++ b/LAB_H/PTW-LH-250A-kucharczyk-wojciech.docx
@@ -4,7 +4,7 @@
   <w:body>
     <w:tbl>
       <w:tblPr>
-        <w:tblStyle w:val="Tabela-Siatka"/>
+        <w:tblStyle w:val="TableGrid"/>
         <w:tblW w:w="0" w:type="auto"/>
         <w:tblBorders>
           <w:top w:val="single" w:sz="4" w:space="0" w:color="D9D9D9" w:themeColor="background1" w:themeShade="D9"/>
@@ -138,7 +138,7 @@
                 <w:szCs w:val="28"/>
                 <w:lang w:val="pl-PL"/>
               </w:rPr>
-              <w:t>Nazwisko</w:t>
+              <w:t>Kucharczyk</w:t>
             </w:r>
             <w:r>
               <w:rPr>
@@ -186,7 +186,7 @@
                 <w:szCs w:val="28"/>
                 <w:lang w:val="pl-PL"/>
               </w:rPr>
-              <w:t>Imię</w:t>
+              <w:t>Wojciech</w:t>
             </w:r>
             <w:r>
               <w:rPr>
@@ -232,7 +232,7 @@
               <w:rPr>
                 <w:lang w:val="pl-PL"/>
               </w:rPr>
-              <w:t>00000</w:t>
+              <w:t>57780</w:t>
             </w:r>
             <w:r>
               <w:rPr>
@@ -276,7 +276,7 @@
               <w:rPr>
                 <w:lang w:val="pl-PL"/>
               </w:rPr>
-              <w:t>N</w:t>
+              <w:t>250A</w:t>
             </w:r>
             <w:r>
               <w:rPr>
@@ -506,7 +506,7 @@
     </w:tbl>
     <w:p>
       <w:pPr>
-        <w:pStyle w:val="Tytu"/>
+        <w:pStyle w:val="Title"/>
         <w:rPr>
           <w:lang w:val="pl-PL"/>
         </w:rPr>
@@ -527,26 +527,12 @@
         <w:rPr>
           <w:lang w:val="pl-PL"/>
         </w:rPr>
-        <w:t xml:space="preserve"> </w:t>
-      </w:r>
-      <w:proofErr w:type="spellStart"/>
-      <w:r>
-        <w:rPr>
-          <w:lang w:val="pl-PL"/>
-        </w:rPr>
-        <w:t>framework</w:t>
-      </w:r>
-      <w:proofErr w:type="spellEnd"/>
-      <w:r>
-        <w:rPr>
-          <w:lang w:val="pl-PL"/>
-        </w:rPr>
-        <w:t xml:space="preserve"> PHP</w:t>
-      </w:r>
-    </w:p>
-    <w:p>
-      <w:pPr>
-        <w:pStyle w:val="Nagwek1"/>
+        <w:t xml:space="preserve"> framework PHP</w:t>
+      </w:r>
+    </w:p>
+    <w:p>
+      <w:pPr>
+        <w:pStyle w:val="Heading1"/>
         <w:rPr>
           <w:lang w:val="pl-PL"/>
         </w:rPr>
@@ -562,7 +548,7 @@
     </w:p>
     <w:p>
       <w:pPr>
-        <w:pStyle w:val="Spistreci1"/>
+        <w:pStyle w:val="TOC1"/>
         <w:tabs>
           <w:tab w:val="right" w:leader="dot" w:pos="10456"/>
         </w:tabs>
@@ -595,7 +581,7 @@
       <w:hyperlink w:anchor="_Toc230810393" w:history="1">
         <w:r>
           <w:rPr>
-            <w:rStyle w:val="Hipercze"/>
+            <w:rStyle w:val="Hyperlink"/>
             <w:noProof/>
             <w:lang w:val="pl-PL"/>
           </w:rPr>
@@ -653,7 +639,7 @@
     </w:p>
     <w:p>
       <w:pPr>
-        <w:pStyle w:val="Spistreci1"/>
+        <w:pStyle w:val="TOC1"/>
         <w:tabs>
           <w:tab w:val="right" w:leader="dot" w:pos="10456"/>
         </w:tabs>
@@ -668,7 +654,7 @@
       <w:hyperlink w:anchor="_Toc230810394" w:history="1">
         <w:r>
           <w:rPr>
-            <w:rStyle w:val="Hipercze"/>
+            <w:rStyle w:val="Hyperlink"/>
             <w:noProof/>
             <w:lang w:val="pl-PL"/>
           </w:rPr>
@@ -726,7 +712,7 @@
     </w:p>
     <w:p>
       <w:pPr>
-        <w:pStyle w:val="Spistreci1"/>
+        <w:pStyle w:val="TOC1"/>
         <w:tabs>
           <w:tab w:val="right" w:leader="dot" w:pos="10456"/>
         </w:tabs>
@@ -741,7 +727,7 @@
       <w:hyperlink w:anchor="_Toc230810395" w:history="1">
         <w:r>
           <w:rPr>
-            <w:rStyle w:val="Hipercze"/>
+            <w:rStyle w:val="Hyperlink"/>
             <w:noProof/>
             <w:lang w:val="pl-PL"/>
           </w:rPr>
@@ -799,7 +785,7 @@
     </w:p>
     <w:p>
       <w:pPr>
-        <w:pStyle w:val="Spistreci1"/>
+        <w:pStyle w:val="TOC1"/>
         <w:tabs>
           <w:tab w:val="right" w:leader="dot" w:pos="10456"/>
         </w:tabs>
@@ -814,7 +800,7 @@
       <w:hyperlink w:anchor="_Toc230810396" w:history="1">
         <w:r>
           <w:rPr>
-            <w:rStyle w:val="Hipercze"/>
+            <w:rStyle w:val="Hyperlink"/>
             <w:noProof/>
             <w:lang w:val="pl-PL"/>
           </w:rPr>
@@ -872,7 +858,7 @@
     </w:p>
     <w:p>
       <w:pPr>
-        <w:pStyle w:val="Spistreci1"/>
+        <w:pStyle w:val="TOC1"/>
         <w:tabs>
           <w:tab w:val="right" w:leader="dot" w:pos="10456"/>
         </w:tabs>
@@ -887,7 +873,7 @@
       <w:hyperlink w:anchor="_Toc230810397" w:history="1">
         <w:r>
           <w:rPr>
-            <w:rStyle w:val="Hipercze"/>
+            <w:rStyle w:val="Hyperlink"/>
             <w:noProof/>
             <w:lang w:val="pl-PL"/>
           </w:rPr>
@@ -945,7 +931,7 @@
     </w:p>
     <w:p>
       <w:pPr>
-        <w:pStyle w:val="Spistreci1"/>
+        <w:pStyle w:val="TOC1"/>
         <w:tabs>
           <w:tab w:val="right" w:leader="dot" w:pos="10456"/>
         </w:tabs>
@@ -960,7 +946,7 @@
       <w:hyperlink w:anchor="_Toc230810398" w:history="1">
         <w:r>
           <w:rPr>
-            <w:rStyle w:val="Hipercze"/>
+            <w:rStyle w:val="Hyperlink"/>
             <w:noProof/>
             <w:lang w:val="pl-PL"/>
           </w:rPr>
@@ -1018,7 +1004,7 @@
     </w:p>
     <w:p>
       <w:pPr>
-        <w:pStyle w:val="Spistreci1"/>
+        <w:pStyle w:val="TOC1"/>
         <w:tabs>
           <w:tab w:val="right" w:leader="dot" w:pos="10456"/>
         </w:tabs>
@@ -1033,7 +1019,7 @@
       <w:hyperlink w:anchor="_Toc230810399" w:history="1">
         <w:r>
           <w:rPr>
-            <w:rStyle w:val="Hipercze"/>
+            <w:rStyle w:val="Hyperlink"/>
             <w:noProof/>
             <w:lang w:val="pl-PL"/>
           </w:rPr>
@@ -1091,7 +1077,7 @@
     </w:p>
     <w:p>
       <w:pPr>
-        <w:pStyle w:val="Spistreci1"/>
+        <w:pStyle w:val="TOC1"/>
         <w:tabs>
           <w:tab w:val="right" w:leader="dot" w:pos="10456"/>
         </w:tabs>
@@ -1106,7 +1092,7 @@
       <w:hyperlink w:anchor="_Toc230810400" w:history="1">
         <w:r>
           <w:rPr>
-            <w:rStyle w:val="Hipercze"/>
+            <w:rStyle w:val="Hyperlink"/>
             <w:noProof/>
             <w:lang w:val="pl-PL"/>
           </w:rPr>
@@ -1164,7 +1150,7 @@
     </w:p>
     <w:p>
       <w:pPr>
-        <w:pStyle w:val="Spistreci1"/>
+        <w:pStyle w:val="TOC1"/>
         <w:tabs>
           <w:tab w:val="right" w:leader="dot" w:pos="10456"/>
         </w:tabs>
@@ -1179,7 +1165,7 @@
       <w:hyperlink w:anchor="_Toc230810401" w:history="1">
         <w:r>
           <w:rPr>
-            <w:rStyle w:val="Hipercze"/>
+            <w:rStyle w:val="Hyperlink"/>
             <w:noProof/>
             <w:lang w:val="pl-PL"/>
           </w:rPr>
@@ -1237,7 +1223,7 @@
     </w:p>
     <w:p>
       <w:pPr>
-        <w:pStyle w:val="Spistreci1"/>
+        <w:pStyle w:val="TOC1"/>
         <w:tabs>
           <w:tab w:val="right" w:leader="dot" w:pos="10456"/>
         </w:tabs>
@@ -1252,7 +1238,7 @@
       <w:hyperlink w:anchor="_Toc230810402" w:history="1">
         <w:r>
           <w:rPr>
-            <w:rStyle w:val="Hipercze"/>
+            <w:rStyle w:val="Hyperlink"/>
             <w:noProof/>
             <w:lang w:val="pl-PL"/>
           </w:rPr>
@@ -1310,7 +1296,7 @@
     </w:p>
     <w:p>
       <w:pPr>
-        <w:pStyle w:val="Spistreci1"/>
+        <w:pStyle w:val="TOC1"/>
         <w:tabs>
           <w:tab w:val="right" w:leader="dot" w:pos="10456"/>
         </w:tabs>
@@ -1325,7 +1311,7 @@
       <w:hyperlink w:anchor="_Toc230810403" w:history="1">
         <w:r>
           <w:rPr>
-            <w:rStyle w:val="Hipercze"/>
+            <w:rStyle w:val="Hyperlink"/>
             <w:noProof/>
             <w:lang w:val="pl-PL"/>
           </w:rPr>
@@ -1383,7 +1369,7 @@
     </w:p>
     <w:p>
       <w:pPr>
-        <w:pStyle w:val="Spistreci1"/>
+        <w:pStyle w:val="TOC1"/>
         <w:tabs>
           <w:tab w:val="right" w:leader="dot" w:pos="10456"/>
         </w:tabs>
@@ -1398,7 +1384,7 @@
       <w:hyperlink w:anchor="_Toc230810404" w:history="1">
         <w:r>
           <w:rPr>
-            <w:rStyle w:val="Hipercze"/>
+            <w:rStyle w:val="Hyperlink"/>
             <w:noProof/>
             <w:lang w:val="pl-PL"/>
           </w:rPr>
@@ -1456,7 +1442,7 @@
     </w:p>
     <w:p>
       <w:pPr>
-        <w:pStyle w:val="Spistreci1"/>
+        <w:pStyle w:val="TOC1"/>
         <w:tabs>
           <w:tab w:val="right" w:leader="dot" w:pos="10456"/>
         </w:tabs>
@@ -1471,7 +1457,7 @@
       <w:hyperlink w:anchor="_Toc230810405" w:history="1">
         <w:r>
           <w:rPr>
-            <w:rStyle w:val="Hipercze"/>
+            <w:rStyle w:val="Hyperlink"/>
             <w:noProof/>
             <w:lang w:val="pl-PL"/>
           </w:rPr>
@@ -1529,7 +1515,7 @@
     </w:p>
     <w:p>
       <w:pPr>
-        <w:pStyle w:val="Spistreci1"/>
+        <w:pStyle w:val="TOC1"/>
         <w:tabs>
           <w:tab w:val="right" w:leader="dot" w:pos="10456"/>
         </w:tabs>
@@ -1544,7 +1530,7 @@
       <w:hyperlink w:anchor="_Toc230810406" w:history="1">
         <w:r>
           <w:rPr>
-            <w:rStyle w:val="Hipercze"/>
+            <w:rStyle w:val="Hyperlink"/>
             <w:noProof/>
             <w:lang w:val="pl-PL"/>
           </w:rPr>
@@ -1602,7 +1588,7 @@
     </w:p>
     <w:p>
       <w:pPr>
-        <w:pStyle w:val="Nagwek1"/>
+        <w:pStyle w:val="Heading1"/>
         <w:rPr>
           <w:lang w:val="pl-PL"/>
         </w:rPr>
@@ -1638,7 +1624,7 @@
     </w:p>
     <w:p>
       <w:pPr>
-        <w:pStyle w:val="Akapitzlist"/>
+        <w:pStyle w:val="ListParagraph"/>
         <w:numPr>
           <w:ilvl w:val="0"/>
           <w:numId w:val="12"/>
@@ -1651,30 +1637,8 @@
         <w:rPr>
           <w:lang w:val="pl-PL"/>
         </w:rPr>
-        <w:t xml:space="preserve">instalacja i konfiguracja </w:t>
-      </w:r>
-      <w:proofErr w:type="spellStart"/>
-      <w:r>
-        <w:rPr>
-          <w:lang w:val="pl-PL"/>
-        </w:rPr>
-        <w:t>frameworka</w:t>
-      </w:r>
-      <w:proofErr w:type="spellEnd"/>
-      <w:r>
-        <w:rPr>
-          <w:lang w:val="pl-PL"/>
-        </w:rPr>
-        <w:t xml:space="preserve"> </w:t>
-      </w:r>
-      <w:proofErr w:type="spellStart"/>
-      <w:r>
-        <w:rPr>
-          <w:lang w:val="pl-PL"/>
-        </w:rPr>
-        <w:t>Symfony</w:t>
-      </w:r>
-      <w:proofErr w:type="spellEnd"/>
+        <w:t>instalacja i konfiguracja frameworka Symfony</w:t>
+      </w:r>
       <w:r>
         <w:rPr>
           <w:lang w:val="pl-PL"/>
@@ -1684,7 +1648,7 @@
     </w:p>
     <w:p>
       <w:pPr>
-        <w:pStyle w:val="Akapitzlist"/>
+        <w:pStyle w:val="ListParagraph"/>
         <w:numPr>
           <w:ilvl w:val="0"/>
           <w:numId w:val="12"/>
@@ -1697,59 +1661,24 @@
         <w:rPr>
           <w:lang w:val="pl-PL"/>
         </w:rPr>
-        <w:t xml:space="preserve">wykorzystanie narzędzia </w:t>
-      </w:r>
-      <w:proofErr w:type="spellStart"/>
-      <w:r>
-        <w:rPr>
-          <w:lang w:val="pl-PL"/>
-        </w:rPr>
-        <w:t>composer</w:t>
-      </w:r>
-      <w:proofErr w:type="spellEnd"/>
-      <w:r>
-        <w:rPr>
-          <w:lang w:val="pl-PL"/>
-        </w:rPr>
-        <w:t>;</w:t>
-      </w:r>
-    </w:p>
-    <w:p>
-      <w:pPr>
-        <w:pStyle w:val="Akapitzlist"/>
+        <w:t>wykorzystanie narzędzia composer;</w:t>
+      </w:r>
+    </w:p>
+    <w:p>
+      <w:pPr>
+        <w:pStyle w:val="ListParagraph"/>
         <w:numPr>
           <w:ilvl w:val="0"/>
           <w:numId w:val="12"/>
         </w:numPr>
       </w:pPr>
-      <w:proofErr w:type="spellStart"/>
-      <w:r>
-        <w:t>połączenia</w:t>
-      </w:r>
-      <w:proofErr w:type="spellEnd"/>
-      <w:r>
-        <w:t xml:space="preserve"> z </w:t>
-      </w:r>
-      <w:proofErr w:type="spellStart"/>
-      <w:r>
-        <w:t>bazą</w:t>
-      </w:r>
-      <w:proofErr w:type="spellEnd"/>
-      <w:r>
-        <w:t xml:space="preserve"> </w:t>
-      </w:r>
-      <w:proofErr w:type="spellStart"/>
-      <w:r>
-        <w:t>danych</w:t>
-      </w:r>
-      <w:proofErr w:type="spellEnd"/>
-      <w:r>
-        <w:t>;</w:t>
-      </w:r>
-    </w:p>
-    <w:p>
-      <w:pPr>
-        <w:pStyle w:val="Akapitzlist"/>
+      <w:r>
+        <w:t>połączenia z bazą danych;</w:t>
+      </w:r>
+    </w:p>
+    <w:p>
+      <w:pPr>
+        <w:pStyle w:val="ListParagraph"/>
         <w:numPr>
           <w:ilvl w:val="0"/>
           <w:numId w:val="12"/>
@@ -1799,35 +1728,7 @@
         <w:rPr>
           <w:lang w:val="pl-PL"/>
         </w:rPr>
-        <w:t xml:space="preserve"> wykorzystają </w:t>
-      </w:r>
-      <w:proofErr w:type="spellStart"/>
-      <w:r>
-        <w:rPr>
-          <w:lang w:val="pl-PL"/>
-        </w:rPr>
-        <w:t>Symfony</w:t>
-      </w:r>
-      <w:proofErr w:type="spellEnd"/>
-      <w:r>
-        <w:rPr>
-          <w:lang w:val="pl-PL"/>
-        </w:rPr>
-        <w:t xml:space="preserve"> Framework do odtworzenia funkcjonalności naiwnego </w:t>
-      </w:r>
-      <w:proofErr w:type="spellStart"/>
-      <w:r>
-        <w:rPr>
-          <w:lang w:val="pl-PL"/>
-        </w:rPr>
-        <w:t>frameworka</w:t>
-      </w:r>
-      <w:proofErr w:type="spellEnd"/>
-      <w:r>
-        <w:rPr>
-          <w:lang w:val="pl-PL"/>
-        </w:rPr>
-        <w:t xml:space="preserve"> z poprzedniego laboratorium</w:t>
+        <w:t xml:space="preserve"> wykorzystają Symfony Framework do odtworzenia funkcjonalności naiwnego frameworka z poprzedniego laboratorium</w:t>
       </w:r>
       <w:r>
         <w:rPr>
@@ -1838,7 +1739,7 @@
     </w:p>
     <w:p>
       <w:pPr>
-        <w:pStyle w:val="Nagwek1"/>
+        <w:pStyle w:val="Heading1"/>
         <w:rPr>
           <w:lang w:val="pl-PL"/>
         </w:rPr>
@@ -1884,193 +1785,83 @@
         </w:rPr>
         <w:t xml:space="preserve">, </w:t>
       </w:r>
-      <w:proofErr w:type="spellStart"/>
       <w:r>
         <w:rPr>
           <w:rStyle w:val="inline-code"/>
         </w:rPr>
         <w:t>pull</w:t>
       </w:r>
-      <w:proofErr w:type="spellEnd"/>
       <w:r>
         <w:rPr>
           <w:lang w:val="pl-PL"/>
         </w:rPr>
         <w:t xml:space="preserve">, </w:t>
       </w:r>
-      <w:proofErr w:type="spellStart"/>
       <w:r>
         <w:rPr>
           <w:rStyle w:val="inline-code"/>
         </w:rPr>
         <w:t>push</w:t>
       </w:r>
-      <w:proofErr w:type="spellEnd"/>
       <w:r>
         <w:rPr>
           <w:lang w:val="pl-PL"/>
         </w:rPr>
         <w:t xml:space="preserve">, </w:t>
       </w:r>
-      <w:proofErr w:type="spellStart"/>
       <w:r>
         <w:rPr>
           <w:rStyle w:val="inline-code"/>
         </w:rPr>
         <w:t>commit</w:t>
       </w:r>
-      <w:proofErr w:type="spellEnd"/>
       <w:r>
         <w:rPr>
           <w:lang w:val="pl-PL"/>
         </w:rPr>
         <w:t xml:space="preserve">, </w:t>
       </w:r>
-      <w:proofErr w:type="spellStart"/>
       <w:r>
         <w:rPr>
           <w:rStyle w:val="inline-code"/>
         </w:rPr>
         <w:t>fetch</w:t>
       </w:r>
-      <w:proofErr w:type="spellEnd"/>
       <w:r>
         <w:rPr>
           <w:lang w:val="pl-PL"/>
         </w:rPr>
         <w:t xml:space="preserve">, </w:t>
       </w:r>
-      <w:proofErr w:type="spellStart"/>
       <w:r>
         <w:rPr>
           <w:rStyle w:val="inline-code"/>
         </w:rPr>
         <w:t>merge</w:t>
       </w:r>
-      <w:proofErr w:type="spellEnd"/>
       <w:r>
         <w:rPr>
           <w:lang w:val="pl-PL"/>
         </w:rPr>
         <w:t xml:space="preserve">, </w:t>
       </w:r>
-      <w:proofErr w:type="spellStart"/>
       <w:r>
         <w:rPr>
           <w:rStyle w:val="inline-code"/>
         </w:rPr>
         <w:t>init</w:t>
       </w:r>
-      <w:proofErr w:type="spellEnd"/>
-      <w:r>
-        <w:rPr>
-          <w:lang w:val="pl-PL"/>
-        </w:rPr>
-        <w:t xml:space="preserve">. Powtórzenie informacji o aktualnych wersjach </w:t>
-      </w:r>
-      <w:proofErr w:type="spellStart"/>
-      <w:r>
-        <w:rPr>
-          <w:lang w:val="pl-PL"/>
-        </w:rPr>
-        <w:t>Symfony</w:t>
-      </w:r>
-      <w:proofErr w:type="spellEnd"/>
-      <w:r>
-        <w:rPr>
-          <w:lang w:val="pl-PL"/>
-        </w:rPr>
-        <w:t xml:space="preserve">. Powtórzenie sposobów instalacji </w:t>
-      </w:r>
-      <w:proofErr w:type="spellStart"/>
-      <w:r>
-        <w:rPr>
-          <w:lang w:val="pl-PL"/>
-        </w:rPr>
-        <w:t>Symfony</w:t>
-      </w:r>
-      <w:proofErr w:type="spellEnd"/>
-      <w:r>
-        <w:rPr>
-          <w:lang w:val="pl-PL"/>
-        </w:rPr>
-        <w:t xml:space="preserve"> (skrypt </w:t>
-      </w:r>
-      <w:proofErr w:type="spellStart"/>
-      <w:r>
-        <w:rPr>
-          <w:lang w:val="pl-PL"/>
-        </w:rPr>
-        <w:t>symfony</w:t>
-      </w:r>
-      <w:proofErr w:type="spellEnd"/>
-      <w:r>
-        <w:rPr>
-          <w:lang w:val="pl-PL"/>
-        </w:rPr>
-        <w:t xml:space="preserve"> lub </w:t>
-      </w:r>
-      <w:proofErr w:type="spellStart"/>
-      <w:r>
-        <w:rPr>
-          <w:lang w:val="pl-PL"/>
-        </w:rPr>
-        <w:t>composer</w:t>
-      </w:r>
-      <w:proofErr w:type="spellEnd"/>
-      <w:r>
-        <w:rPr>
-          <w:lang w:val="pl-PL"/>
-        </w:rPr>
-        <w:t xml:space="preserve">). Powtórzenie wersji </w:t>
-      </w:r>
-      <w:proofErr w:type="spellStart"/>
-      <w:r>
-        <w:rPr>
-          <w:lang w:val="pl-PL"/>
-        </w:rPr>
-        <w:t>frameworka</w:t>
-      </w:r>
-      <w:proofErr w:type="spellEnd"/>
-      <w:r>
-        <w:rPr>
-          <w:lang w:val="pl-PL"/>
-        </w:rPr>
-        <w:t xml:space="preserve"> – skeleton i </w:t>
-      </w:r>
-      <w:proofErr w:type="spellStart"/>
-      <w:r>
-        <w:rPr>
-          <w:lang w:val="pl-PL"/>
-        </w:rPr>
-        <w:t>website</w:t>
-      </w:r>
-      <w:proofErr w:type="spellEnd"/>
-      <w:r>
-        <w:rPr>
-          <w:lang w:val="pl-PL"/>
-        </w:rPr>
-        <w:t>-skeleton.</w:t>
-      </w:r>
-      <w:r>
-        <w:rPr>
-          <w:lang w:val="pl-PL"/>
-        </w:rPr>
-        <w:t xml:space="preserve"> Powtórzenie działania mapowania obiektowo-relacyjnego w </w:t>
-      </w:r>
-      <w:proofErr w:type="spellStart"/>
-      <w:r>
-        <w:rPr>
-          <w:lang w:val="pl-PL"/>
-        </w:rPr>
-        <w:t>Symfony</w:t>
-      </w:r>
-      <w:proofErr w:type="spellEnd"/>
-      <w:r>
-        <w:rPr>
-          <w:lang w:val="pl-PL"/>
-        </w:rPr>
-        <w:t xml:space="preserve"> oraz </w:t>
+      <w:r>
+        <w:rPr>
+          <w:lang w:val="pl-PL"/>
+        </w:rPr>
+        <w:t>. Powtórzenie informacji o aktualnych wersjach Symfony. Powtórzenie sposobów instalacji Symfony (skrypt symfony lub composer). Powtórzenie wersji frameworka – skeleton i website-skeleton.</w:t>
+      </w:r>
+      <w:r>
+        <w:rPr>
+          <w:lang w:val="pl-PL"/>
+        </w:rPr>
+        <w:t xml:space="preserve"> Powtórzenie działania mapowania obiektowo-relacyjnego w Symfony oraz </w:t>
       </w:r>
       <w:r>
         <w:rPr>
@@ -2084,14 +1875,12 @@
         </w:rPr>
         <w:t xml:space="preserve"> </w:t>
       </w:r>
-      <w:proofErr w:type="spellStart"/>
       <w:r>
         <w:rPr>
           <w:rStyle w:val="inline-code"/>
         </w:rPr>
         <w:t>make:entity</w:t>
       </w:r>
-      <w:proofErr w:type="spellEnd"/>
       <w:r>
         <w:rPr>
           <w:lang w:val="pl-PL"/>
@@ -2104,14 +1893,12 @@
         </w:rPr>
         <w:t xml:space="preserve"> </w:t>
       </w:r>
-      <w:proofErr w:type="spellStart"/>
       <w:r>
         <w:rPr>
           <w:rStyle w:val="inline-code"/>
         </w:rPr>
         <w:t>make:crud</w:t>
       </w:r>
-      <w:proofErr w:type="spellEnd"/>
       <w:r>
         <w:rPr>
           <w:lang w:val="pl-PL"/>
@@ -2135,7 +1922,7 @@
     </w:p>
     <w:p>
       <w:pPr>
-        <w:pStyle w:val="Nagwek1"/>
+        <w:pStyle w:val="Heading1"/>
         <w:tabs>
           <w:tab w:val="left" w:pos="2724"/>
         </w:tabs>
@@ -2233,14 +2020,12 @@
         </w:rPr>
         <w:t xml:space="preserve"> i zaktualizuj pola. Następnie uruchom ten dokument ponownie lub </w:t>
       </w:r>
-      <w:proofErr w:type="spellStart"/>
       <w:r>
         <w:rPr>
           <w:rStyle w:val="inline-code"/>
         </w:rPr>
         <w:t>Ctrl+A</w:t>
       </w:r>
-      <w:proofErr w:type="spellEnd"/>
       <w:r>
         <w:rPr>
           <w:lang w:val="pl-PL"/>
@@ -2262,7 +2047,7 @@
     </w:p>
     <w:p>
       <w:pPr>
-        <w:pStyle w:val="Nagwek1"/>
+        <w:pStyle w:val="Heading1"/>
         <w:rPr>
           <w:lang w:val="pl-PL"/>
         </w:rPr>
@@ -2358,41 +2143,29 @@
       <w:r>
         <w:t xml:space="preserve">Na tym etapie warto w ustawieniach tej karty pracy zmienić wartość niestandardowej właściwości </w:t>
       </w:r>
-      <w:proofErr w:type="spellStart"/>
       <w:r>
         <w:rPr>
           <w:rStyle w:val="inline-code"/>
         </w:rPr>
         <w:t>labsdir</w:t>
       </w:r>
-      <w:proofErr w:type="spellEnd"/>
       <w:r>
         <w:t xml:space="preserve"> oraz </w:t>
       </w:r>
-      <w:proofErr w:type="spellStart"/>
       <w:r>
         <w:rPr>
           <w:rStyle w:val="inline-code"/>
         </w:rPr>
         <w:t>labdir</w:t>
       </w:r>
-      <w:proofErr w:type="spellEnd"/>
       <w:r>
         <w:t xml:space="preserve">, po czym odświeżyć wszystkie pola w dokumencie </w:t>
       </w:r>
-      <w:proofErr w:type="spellStart"/>
-      <w:r>
-        <w:rPr>
-          <w:rStyle w:val="inline-code"/>
-        </w:rPr>
-        <w:t>Ctrl+A</w:t>
-      </w:r>
-      <w:proofErr w:type="spellEnd"/>
-      <w:r>
-        <w:rPr>
-          <w:rStyle w:val="inline-code"/>
-        </w:rPr>
-        <w:t>, F9</w:t>
+      <w:r>
+        <w:rPr>
+          <w:rStyle w:val="inline-code"/>
+        </w:rPr>
+        <w:t>Ctrl+A, F9</w:t>
       </w:r>
       <w:r>
         <w:t>.</w:t>
@@ -2400,7 +2173,7 @@
     </w:p>
     <w:p>
       <w:pPr>
-        <w:pStyle w:val="Nagwek1"/>
+        <w:pStyle w:val="Heading1"/>
         <w:rPr>
           <w:lang w:val="pl-PL"/>
         </w:rPr>
@@ -2410,17 +2183,9 @@
         <w:rPr>
           <w:lang w:val="pl-PL"/>
         </w:rPr>
-        <w:t xml:space="preserve">Pobranie i uruchomienie </w:t>
-      </w:r>
-      <w:proofErr w:type="spellStart"/>
-      <w:r>
-        <w:rPr>
-          <w:lang w:val="pl-PL"/>
-        </w:rPr>
-        <w:t>composera</w:t>
+        <w:t>Pobranie i uruchomienie composera</w:t>
       </w:r>
       <w:bookmarkEnd w:id="8"/>
-      <w:proofErr w:type="spellEnd"/>
     </w:p>
     <w:p>
       <w:pPr>
@@ -2434,34 +2199,34 @@
         </w:rPr>
         <w:t xml:space="preserve">Wejdź na stronę </w:t>
       </w:r>
-      <w:hyperlink r:id="rId8" w:history="1">
-        <w:r>
-          <w:rPr>
-            <w:rStyle w:val="Hipercze"/>
+      <w:hyperlink r:id="rId11" w:history="1">
+        <w:r>
+          <w:rPr>
+            <w:rStyle w:val="Hyperlink"/>
             <w:lang w:val="pl-PL"/>
           </w:rPr>
-          <w:t>https://getcomposer.org/download/</w:t>
+          <w:t>https://getcompo</w:t>
+        </w:r>
+        <w:r>
+          <w:rPr>
+            <w:rStyle w:val="Hyperlink"/>
+            <w:lang w:val="pl-PL"/>
+          </w:rPr>
+          <w:t>s</w:t>
+        </w:r>
+        <w:r>
+          <w:rPr>
+            <w:rStyle w:val="Hyperlink"/>
+            <w:lang w:val="pl-PL"/>
+          </w:rPr>
+          <w:t>er.org/download/</w:t>
         </w:r>
       </w:hyperlink>
       <w:r>
         <w:rPr>
           <w:lang w:val="pl-PL"/>
         </w:rPr>
-        <w:t xml:space="preserve"> . Przewiń w dół, do sekcji Manual </w:t>
-      </w:r>
-      <w:proofErr w:type="spellStart"/>
-      <w:r>
-        <w:rPr>
-          <w:lang w:val="pl-PL"/>
-        </w:rPr>
-        <w:t>Download</w:t>
-      </w:r>
-      <w:proofErr w:type="spellEnd"/>
-      <w:r>
-        <w:rPr>
-          <w:lang w:val="pl-PL"/>
-        </w:rPr>
-        <w:t xml:space="preserve"> i kliknij prawym przyciskiem myszy na wersję </w:t>
+        <w:t xml:space="preserve"> . Przewiń w dół, do sekcji Manual Download i kliknij prawym przyciskiem myszy na wersję </w:t>
       </w:r>
       <w:r>
         <w:rPr>
@@ -2521,42 +2286,15 @@
         <w:rPr>
           <w:lang w:val="pl-PL"/>
         </w:rPr>
-        <w:t xml:space="preserve"> Przejdź terminalem do katalogu, do którego pobrano </w:t>
-      </w:r>
-      <w:proofErr w:type="spellStart"/>
-      <w:r>
-        <w:rPr>
-          <w:lang w:val="pl-PL"/>
-        </w:rPr>
-        <w:t>composer</w:t>
-      </w:r>
-      <w:proofErr w:type="spellEnd"/>
-      <w:r>
-        <w:rPr>
-          <w:lang w:val="pl-PL"/>
-        </w:rPr>
-        <w:t xml:space="preserve"> i wykonaj polecenie:</w:t>
+        <w:t xml:space="preserve"> Przejdź terminalem do katalogu, do którego pobrano composer i wykonaj polecenie:</w:t>
       </w:r>
     </w:p>
     <w:p>
       <w:pPr>
         <w:pStyle w:val="block-code"/>
       </w:pPr>
-      <w:proofErr w:type="spellStart"/>
-      <w:r>
-        <w:t>php</w:t>
-      </w:r>
-      <w:proofErr w:type="spellEnd"/>
-      <w:r>
-        <w:t xml:space="preserve"> </w:t>
-      </w:r>
-      <w:proofErr w:type="spellStart"/>
-      <w:r>
-        <w:t>composer.phar</w:t>
-      </w:r>
-      <w:proofErr w:type="spellEnd"/>
-      <w:r>
-        <w:t xml:space="preserve"> –version</w:t>
+      <w:r>
+        <w:t>php composer.phar –version</w:t>
       </w:r>
     </w:p>
     <w:p>
@@ -2575,21 +2313,7 @@
         <w:rPr>
           <w:lang w:val="pl-PL"/>
         </w:rPr>
-        <w:t xml:space="preserve">nformację o wersji </w:t>
-      </w:r>
-      <w:proofErr w:type="spellStart"/>
-      <w:r>
-        <w:rPr>
-          <w:lang w:val="pl-PL"/>
-        </w:rPr>
-        <w:t>composera</w:t>
-      </w:r>
-      <w:proofErr w:type="spellEnd"/>
-      <w:r>
-        <w:rPr>
-          <w:lang w:val="pl-PL"/>
-        </w:rPr>
-        <w:t xml:space="preserve"> i PHP, przykładowo:</w:t>
+        <w:t>nformację o wersji composera i PHP, przykładowo:</w:t>
       </w:r>
     </w:p>
     <w:p>
@@ -2620,7 +2344,7 @@
                     <pic:cNvPicPr/>
                   </pic:nvPicPr>
                   <pic:blipFill>
-                    <a:blip r:embed="rId9"/>
+                    <a:blip r:embed="rId12"/>
                     <a:stretch>
                       <a:fillRect/>
                     </a:stretch>
@@ -2643,7 +2367,7 @@
     </w:p>
     <w:p>
       <w:pPr>
-        <w:pStyle w:val="Nagwek1"/>
+        <w:pStyle w:val="Heading1"/>
         <w:rPr>
           <w:lang w:val="pl-PL"/>
         </w:rPr>
@@ -2653,17 +2377,9 @@
         <w:rPr>
           <w:lang w:val="pl-PL"/>
         </w:rPr>
-        <w:t xml:space="preserve">Instalacja </w:t>
-      </w:r>
-      <w:proofErr w:type="spellStart"/>
-      <w:r>
-        <w:rPr>
-          <w:lang w:val="pl-PL"/>
-        </w:rPr>
-        <w:t>Symfony</w:t>
+        <w:t>Instalacja Symfony</w:t>
       </w:r>
       <w:bookmarkEnd w:id="9"/>
-      <w:proofErr w:type="spellEnd"/>
     </w:p>
     <w:p>
       <w:pPr>
@@ -2711,35 +2427,7 @@
         <w:rPr>
           <w:lang w:val="pl-PL"/>
         </w:rPr>
-        <w:t xml:space="preserve">. Zainstaluj </w:t>
-      </w:r>
-      <w:proofErr w:type="spellStart"/>
-      <w:r>
-        <w:rPr>
-          <w:lang w:val="pl-PL"/>
-        </w:rPr>
-        <w:t>Symfony</w:t>
-      </w:r>
-      <w:proofErr w:type="spellEnd"/>
-      <w:r>
-        <w:rPr>
-          <w:lang w:val="pl-PL"/>
-        </w:rPr>
-        <w:t xml:space="preserve"> 7.4 w wersji </w:t>
-      </w:r>
-      <w:proofErr w:type="spellStart"/>
-      <w:r>
-        <w:rPr>
-          <w:lang w:val="pl-PL"/>
-        </w:rPr>
-        <w:t>website</w:t>
-      </w:r>
-      <w:proofErr w:type="spellEnd"/>
-      <w:r>
-        <w:rPr>
-          <w:lang w:val="pl-PL"/>
-        </w:rPr>
-        <w:t>-skeleton:</w:t>
+        <w:t>. Zainstaluj Symfony 7.4 w wersji website-skeleton:</w:t>
       </w:r>
     </w:p>
     <w:p>
@@ -2791,145 +2479,79 @@
           <w:lang w:val="en-US"/>
         </w:rPr>
       </w:pPr>
-      <w:proofErr w:type="spellStart"/>
       <w:r>
         <w:rPr>
           <w:rStyle w:val="inline-code"/>
           <w:lang w:val="en-US"/>
         </w:rPr>
-        <w:t>php</w:t>
-      </w:r>
-      <w:proofErr w:type="spellEnd"/>
+        <w:t>php composer.phar create-p</w:t>
+      </w:r>
       <w:r>
         <w:rPr>
           <w:rStyle w:val="inline-code"/>
           <w:lang w:val="en-US"/>
         </w:rPr>
-        <w:t xml:space="preserve"> </w:t>
-      </w:r>
-      <w:proofErr w:type="spellStart"/>
+        <w:t>roject symfony/skeleton:</w:t>
+      </w:r>
       <w:r>
         <w:rPr>
           <w:rStyle w:val="inline-code"/>
           <w:lang w:val="en-US"/>
         </w:rPr>
-        <w:t>composer.phar</w:t>
-      </w:r>
-      <w:proofErr w:type="spellEnd"/>
+        <w:t>”</w:t>
+      </w:r>
       <w:r>
         <w:rPr>
           <w:rStyle w:val="inline-code"/>
           <w:lang w:val="en-US"/>
         </w:rPr>
-        <w:t xml:space="preserve"> create-p</w:t>
+        <w:t>7.4.x</w:t>
       </w:r>
       <w:r>
         <w:rPr>
           <w:rStyle w:val="inline-code"/>
           <w:lang w:val="en-US"/>
         </w:rPr>
-        <w:t xml:space="preserve">roject </w:t>
-      </w:r>
-      <w:proofErr w:type="spellStart"/>
+        <w:t>”</w:t>
+      </w:r>
       <w:r>
         <w:rPr>
           <w:rStyle w:val="inline-code"/>
           <w:lang w:val="en-US"/>
         </w:rPr>
-        <w:t>symfony</w:t>
-      </w:r>
-      <w:proofErr w:type="spellEnd"/>
-      <w:r>
+        <w:t xml:space="preserve"> lab-h</w:t>
+      </w:r>
+    </w:p>
+    <w:p>
+      <w:pPr>
+        <w:pStyle w:val="block-code"/>
         <w:rPr>
           <w:rStyle w:val="inline-code"/>
           <w:lang w:val="en-US"/>
         </w:rPr>
-        <w:t>/skeleton:</w:t>
-      </w:r>
+      </w:pPr>
       <w:r>
         <w:rPr>
           <w:rStyle w:val="inline-code"/>
           <w:lang w:val="en-US"/>
         </w:rPr>
-        <w:t>”</w:t>
-      </w:r>
-      <w:r>
+        <w:t>cd lab-h</w:t>
+      </w:r>
+    </w:p>
+    <w:p>
+      <w:pPr>
+        <w:pStyle w:val="block-code"/>
         <w:rPr>
           <w:rStyle w:val="inline-code"/>
           <w:lang w:val="en-US"/>
         </w:rPr>
-        <w:t>7.4.x</w:t>
-      </w:r>
+      </w:pPr>
       <w:r>
         <w:rPr>
           <w:rStyle w:val="inline-code"/>
           <w:lang w:val="en-US"/>
         </w:rPr>
-        <w:t>”</w:t>
-      </w:r>
-      <w:r>
-        <w:rPr>
-          <w:rStyle w:val="inline-code"/>
-          <w:lang w:val="en-US"/>
-        </w:rPr>
-        <w:t xml:space="preserve"> lab-h</w:t>
-      </w:r>
-    </w:p>
-    <w:p>
-      <w:pPr>
-        <w:pStyle w:val="block-code"/>
-        <w:rPr>
-          <w:rStyle w:val="inline-code"/>
-          <w:lang w:val="en-US"/>
-        </w:rPr>
-      </w:pPr>
-      <w:r>
-        <w:rPr>
-          <w:rStyle w:val="inline-code"/>
-          <w:lang w:val="en-US"/>
-        </w:rPr>
-        <w:t>cd lab-h</w:t>
-      </w:r>
-    </w:p>
-    <w:p>
-      <w:pPr>
-        <w:pStyle w:val="block-code"/>
-        <w:rPr>
-          <w:rStyle w:val="inline-code"/>
-          <w:lang w:val="en-US"/>
-        </w:rPr>
-      </w:pPr>
-      <w:proofErr w:type="spellStart"/>
-      <w:r>
-        <w:rPr>
-          <w:rStyle w:val="inline-code"/>
-          <w:lang w:val="en-US"/>
-        </w:rPr>
-        <w:t>php</w:t>
-      </w:r>
-      <w:proofErr w:type="spellEnd"/>
-      <w:r>
-        <w:rPr>
-          <w:rStyle w:val="inline-code"/>
-          <w:lang w:val="en-US"/>
-        </w:rPr>
-        <w:t xml:space="preserve"> ..\</w:t>
-      </w:r>
-      <w:proofErr w:type="spellStart"/>
-      <w:r>
-        <w:rPr>
-          <w:rStyle w:val="inline-code"/>
-          <w:lang w:val="en-US"/>
-        </w:rPr>
-        <w:t>composer.phar</w:t>
-      </w:r>
-      <w:proofErr w:type="spellEnd"/>
-      <w:r>
-        <w:rPr>
-          <w:rStyle w:val="inline-code"/>
-          <w:lang w:val="en-US"/>
-        </w:rPr>
-        <w:t xml:space="preserve"> require webapp</w:t>
+        <w:t>php ..\composer.phar require webapp</w:t>
       </w:r>
     </w:p>
     <w:p>
@@ -2989,13 +2611,27 @@
         </w:rPr>
         <w:t xml:space="preserve"> tutaj: </w:t>
       </w:r>
-      <w:hyperlink r:id="rId10" w:history="1">
-        <w:r>
-          <w:rPr>
-            <w:rStyle w:val="Hipercze"/>
+      <w:hyperlink r:id="rId13" w:history="1">
+        <w:r>
+          <w:rPr>
+            <w:rStyle w:val="Hyperlink"/>
             <w:lang w:val="pl-PL"/>
           </w:rPr>
-          <w:t>https://symfony.com/doc/current/setup.html</w:t>
+          <w:t>https://symfony.com/doc/curre</w:t>
+        </w:r>
+        <w:r>
+          <w:rPr>
+            <w:rStyle w:val="Hyperlink"/>
+            <w:lang w:val="pl-PL"/>
+          </w:rPr>
+          <w:t>n</w:t>
+        </w:r>
+        <w:r>
+          <w:rPr>
+            <w:rStyle w:val="Hyperlink"/>
+            <w:lang w:val="pl-PL"/>
+          </w:rPr>
+          <w:t>t/setup.html</w:t>
         </w:r>
       </w:hyperlink>
       <w:r>
@@ -3039,19 +2675,11 @@
           <w:lang w:val="en-US"/>
         </w:rPr>
       </w:pPr>
-      <w:proofErr w:type="spellStart"/>
       <w:r>
         <w:rPr>
           <w:lang w:val="en-US"/>
         </w:rPr>
-        <w:t>php</w:t>
-      </w:r>
-      <w:proofErr w:type="spellEnd"/>
-      <w:r>
-        <w:rPr>
-          <w:lang w:val="en-US"/>
-        </w:rPr>
-        <w:t xml:space="preserve"> -S localhost:</w:t>
+        <w:t>php -S localhost:</w:t>
       </w:r>
       <w:r>
         <w:rPr>
@@ -3077,7 +2705,7 @@
           <w:highlight w:val="green"/>
           <w:lang w:val="en-US"/>
         </w:rPr>
-        <w:t>00000</w:t>
+        <w:t>57780</w:t>
       </w:r>
       <w:r>
         <w:rPr>
@@ -3151,7 +2779,7 @@
                     <pic:cNvPicPr/>
                   </pic:nvPicPr>
                   <pic:blipFill>
-                    <a:blip r:embed="rId11"/>
+                    <a:blip r:embed="rId14"/>
                     <a:stretch>
                       <a:fillRect/>
                     </a:stretch>
@@ -3211,7 +2839,7 @@
         <w:rPr>
           <w:lang w:val="pl-PL"/>
         </w:rPr>
-        <w:t>00000</w:t>
+        <w:t>57780</w:t>
       </w:r>
       <w:r>
         <w:rPr>
@@ -3231,15 +2859,7 @@
         <w:pStyle w:val="Zadanie"/>
       </w:pPr>
       <w:r>
-        <w:t xml:space="preserve">Zamień poniższy zrzut ekranu na Twój odpowiednik. Upewnij się, że widoczne i poprawne są wszystkie zaznaczone fragmenty – adres URL i port, wersja </w:t>
-      </w:r>
-      <w:proofErr w:type="spellStart"/>
-      <w:r>
-        <w:t>Symfony</w:t>
-      </w:r>
-      <w:proofErr w:type="spellEnd"/>
-      <w:r>
-        <w:t xml:space="preserve"> 7.x, ścieżka na dysku:</w:t>
+        <w:t>Zamień poniższy zrzut ekranu na Twój odpowiednik. Upewnij się, że widoczne i poprawne są wszystkie zaznaczone fragmenty – adres URL i port, wersja Symfony 7.x, ścieżka na dysku:</w:t>
       </w:r>
     </w:p>
     <w:p>
@@ -3253,14 +2873,11 @@
         <w:jc w:val="center"/>
       </w:pPr>
       <w:r>
-        <w:rPr>
-          <w:noProof/>
-        </w:rPr>
         <w:drawing>
-          <wp:inline distT="0" distB="0" distL="0" distR="0" wp14:anchorId="304CFFE3" wp14:editId="6D4447A4">
-            <wp:extent cx="4191000" cy="2796269"/>
-            <wp:effectExtent l="0" t="0" r="0" b="4445"/>
-            <wp:docPr id="767454039" name="Obraz 1"/>
+          <wp:inline distT="0" distB="0" distL="0" distR="0" wp14:anchorId="4B41FF2A" wp14:editId="00330B9F">
+            <wp:extent cx="6645910" cy="4287520"/>
+            <wp:effectExtent l="0" t="0" r="2540" b="0"/>
+            <wp:docPr id="89878925" name="Picture 1"/>
             <wp:cNvGraphicFramePr>
               <a:graphicFrameLocks xmlns:a="http://schemas.openxmlformats.org/drawingml/2006/main" noChangeAspect="1"/>
             </wp:cNvGraphicFramePr>
@@ -3268,11 +2885,11 @@
               <a:graphicData uri="http://schemas.openxmlformats.org/drawingml/2006/picture">
                 <pic:pic xmlns:pic="http://schemas.openxmlformats.org/drawingml/2006/picture">
                   <pic:nvPicPr>
-                    <pic:cNvPr id="767454039" name=""/>
+                    <pic:cNvPr id="89878925" name=""/>
                     <pic:cNvPicPr/>
                   </pic:nvPicPr>
                   <pic:blipFill>
-                    <a:blip r:embed="rId12"/>
+                    <a:blip r:embed="rId15"/>
                     <a:stretch>
                       <a:fillRect/>
                     </a:stretch>
@@ -3280,7 +2897,7 @@
                   <pic:spPr>
                     <a:xfrm>
                       <a:off x="0" y="0"/>
-                      <a:ext cx="4203431" cy="2804563"/>
+                      <a:ext cx="6645910" cy="4287520"/>
                     </a:xfrm>
                     <a:prstGeom prst="rect">
                       <a:avLst/>
@@ -3295,7 +2912,7 @@
     </w:p>
     <w:tbl>
       <w:tblPr>
-        <w:tblStyle w:val="Tabela-Siatka"/>
+        <w:tblStyle w:val="TableGrid"/>
         <w:tblW w:w="5000" w:type="pct"/>
         <w:tblLook w:val="04A0" w:firstRow="1" w:lastRow="0" w:firstColumn="1" w:lastColumn="0" w:noHBand="0" w:noVBand="1"/>
       </w:tblPr>
@@ -3356,7 +2973,7 @@
     </w:tbl>
     <w:p>
       <w:pPr>
-        <w:pStyle w:val="Nagwek1"/>
+        <w:pStyle w:val="Heading1"/>
         <w:rPr>
           <w:lang w:val="pl-PL"/>
         </w:rPr>
@@ -3366,21 +2983,7 @@
         <w:rPr>
           <w:lang w:val="pl-PL"/>
         </w:rPr>
-        <w:t xml:space="preserve">Wstępny </w:t>
-      </w:r>
-      <w:proofErr w:type="spellStart"/>
-      <w:r>
-        <w:rPr>
-          <w:lang w:val="pl-PL"/>
-        </w:rPr>
-        <w:t>commit</w:t>
-      </w:r>
-      <w:proofErr w:type="spellEnd"/>
-      <w:r>
-        <w:rPr>
-          <w:lang w:val="pl-PL"/>
-        </w:rPr>
-        <w:t xml:space="preserve"> projektu do GIT</w:t>
+        <w:t>Wstępny commit projektu do GIT</w:t>
       </w:r>
       <w:bookmarkEnd w:id="10"/>
     </w:p>
@@ -3394,36 +2997,14 @@
         <w:rPr>
           <w:lang w:val="pl-PL"/>
         </w:rPr>
-        <w:t xml:space="preserve">To dobry moment, żeby </w:t>
-      </w:r>
-      <w:proofErr w:type="spellStart"/>
-      <w:r>
-        <w:rPr>
-          <w:lang w:val="pl-PL"/>
-        </w:rPr>
-        <w:t>zacommitować</w:t>
-      </w:r>
-      <w:proofErr w:type="spellEnd"/>
-      <w:r>
-        <w:rPr>
-          <w:lang w:val="pl-PL"/>
-        </w:rPr>
-        <w:t xml:space="preserve"> projekt do repozytorium. Upewnij się, że w </w:t>
-      </w:r>
-      <w:r>
-        <w:rPr>
-          <w:rStyle w:val="inline-code"/>
-        </w:rPr>
-        <w:t>.</w:t>
-      </w:r>
-      <w:proofErr w:type="spellStart"/>
-      <w:r>
-        <w:rPr>
-          <w:rStyle w:val="inline-code"/>
-        </w:rPr>
-        <w:t>gitignore</w:t>
-      </w:r>
-      <w:proofErr w:type="spellEnd"/>
+        <w:t xml:space="preserve">To dobry moment, żeby zacommitować projekt do repozytorium. Upewnij się, że w </w:t>
+      </w:r>
+      <w:r>
+        <w:rPr>
+          <w:rStyle w:val="inline-code"/>
+        </w:rPr>
+        <w:t>.gitignore</w:t>
+      </w:r>
       <w:r>
         <w:rPr>
           <w:lang w:val="pl-PL"/>
@@ -3452,40 +3033,12 @@
         <w:rPr>
           <w:lang w:val="pl-PL"/>
         </w:rPr>
-        <w:t xml:space="preserve">, </w:t>
-      </w:r>
-      <w:proofErr w:type="spellStart"/>
-      <w:r>
-        <w:rPr>
-          <w:lang w:val="pl-PL"/>
-        </w:rPr>
-        <w:t>zacommituj</w:t>
-      </w:r>
-      <w:proofErr w:type="spellEnd"/>
-      <w:r>
-        <w:rPr>
-          <w:lang w:val="pl-PL"/>
-        </w:rPr>
-        <w:t xml:space="preserve"> i </w:t>
-      </w:r>
-      <w:proofErr w:type="spellStart"/>
-      <w:r>
-        <w:rPr>
-          <w:lang w:val="pl-PL"/>
-        </w:rPr>
-        <w:t>pushnij</w:t>
-      </w:r>
-      <w:proofErr w:type="spellEnd"/>
-      <w:r>
-        <w:rPr>
-          <w:lang w:val="pl-PL"/>
-        </w:rPr>
-        <w:t xml:space="preserve"> zmiany.</w:t>
-      </w:r>
-    </w:p>
-    <w:p>
-      <w:pPr>
-        <w:pStyle w:val="Nagwek1"/>
+        <w:t>, zacommituj i pushnij zmiany.</w:t>
+      </w:r>
+    </w:p>
+    <w:p>
+      <w:pPr>
+        <w:pStyle w:val="Heading1"/>
         <w:rPr>
           <w:lang w:val="pl-PL"/>
         </w:rPr>
@@ -3509,21 +3062,7 @@
         <w:rPr>
           <w:lang w:val="pl-PL"/>
         </w:rPr>
-        <w:t xml:space="preserve">W tej sekcji skonfigurujemy połączenie z bazą danych </w:t>
-      </w:r>
-      <w:proofErr w:type="spellStart"/>
-      <w:r>
-        <w:rPr>
-          <w:lang w:val="pl-PL"/>
-        </w:rPr>
-        <w:t>SQLite</w:t>
-      </w:r>
-      <w:proofErr w:type="spellEnd"/>
-      <w:r>
-        <w:rPr>
-          <w:lang w:val="pl-PL"/>
-        </w:rPr>
-        <w:t xml:space="preserve"> i zbudujemy encję.</w:t>
+        <w:t>W tej sekcji skonfigurujemy połączenie z bazą danych SQLite i zbudujemy encję.</w:t>
       </w:r>
     </w:p>
     <w:p>
@@ -3534,6 +3073,7 @@
         </w:rPr>
       </w:pPr>
       <w:r>
+        <w:lastRenderedPageBreak/>
         <w:t xml:space="preserve">Podaj nazwę swojego modelu z poprzedniego laboratorium: </w:t>
       </w:r>
       <w:r>
@@ -3558,7 +3098,7 @@
         <w:rPr>
           <w:rStyle w:val="inline-code"/>
         </w:rPr>
-        <w:t>Post</w:t>
+        <w:t>Recipe</w:t>
       </w:r>
       <w:r>
         <w:rPr>
@@ -3608,21 +3148,7 @@
         <w:rPr>
           <w:lang w:val="pl-PL"/>
         </w:rPr>
-        <w:t xml:space="preserve"> w </w:t>
-      </w:r>
-      <w:proofErr w:type="spellStart"/>
-      <w:r>
-        <w:rPr>
-          <w:lang w:val="pl-PL"/>
-        </w:rPr>
-        <w:t>PhpStorm</w:t>
-      </w:r>
-      <w:proofErr w:type="spellEnd"/>
-      <w:r>
-        <w:rPr>
-          <w:lang w:val="pl-PL"/>
-        </w:rPr>
-        <w:t xml:space="preserve">. To ważne, żeby katalog </w:t>
+        <w:t xml:space="preserve"> w PhpStorm. To ważne, żeby katalog </w:t>
       </w:r>
       <w:r>
         <w:rPr>
@@ -3634,125 +3160,38 @@
         <w:rPr>
           <w:lang w:val="pl-PL"/>
         </w:rPr>
-        <w:t xml:space="preserve"> był </w:t>
-      </w:r>
-      <w:proofErr w:type="spellStart"/>
-      <w:r>
-        <w:rPr>
-          <w:lang w:val="pl-PL"/>
-        </w:rPr>
-        <w:t>rootem</w:t>
-      </w:r>
-      <w:proofErr w:type="spellEnd"/>
-      <w:r>
-        <w:rPr>
-          <w:lang w:val="pl-PL"/>
-        </w:rPr>
-        <w:t xml:space="preserve"> projektu, a nie podkatalogiem – będzie o wiele wygodniej!</w:t>
-      </w:r>
-    </w:p>
-    <w:p>
-      <w:pPr>
-        <w:rPr>
-          <w:lang w:val="pl-PL"/>
-        </w:rPr>
-      </w:pPr>
-      <w:r>
-        <w:rPr>
-          <w:lang w:val="pl-PL"/>
-        </w:rPr>
-        <w:lastRenderedPageBreak/>
-        <w:t xml:space="preserve">Zainstaluj i włącz w ustawieniach </w:t>
-      </w:r>
-      <w:proofErr w:type="spellStart"/>
-      <w:r>
-        <w:rPr>
-          <w:lang w:val="pl-PL"/>
-        </w:rPr>
-        <w:t>PhpStorm</w:t>
-      </w:r>
-      <w:proofErr w:type="spellEnd"/>
-      <w:r>
-        <w:rPr>
-          <w:lang w:val="pl-PL"/>
-        </w:rPr>
-        <w:t xml:space="preserve"> </w:t>
-      </w:r>
-      <w:proofErr w:type="spellStart"/>
-      <w:r>
-        <w:rPr>
-          <w:lang w:val="pl-PL"/>
-        </w:rPr>
-        <w:t>plugin</w:t>
-      </w:r>
-      <w:proofErr w:type="spellEnd"/>
-      <w:r>
-        <w:rPr>
-          <w:lang w:val="pl-PL"/>
-        </w:rPr>
-        <w:t xml:space="preserve"> </w:t>
-      </w:r>
-      <w:proofErr w:type="spellStart"/>
-      <w:r>
-        <w:rPr>
-          <w:rStyle w:val="inline-code"/>
-        </w:rPr>
-        <w:t>Symfony</w:t>
-      </w:r>
-      <w:proofErr w:type="spellEnd"/>
-      <w:r>
-        <w:rPr>
-          <w:rStyle w:val="inline-code"/>
-        </w:rPr>
-        <w:t xml:space="preserve"> </w:t>
-      </w:r>
-      <w:proofErr w:type="spellStart"/>
-      <w:r>
-        <w:rPr>
-          <w:rStyle w:val="inline-code"/>
-        </w:rPr>
-        <w:t>Plugin</w:t>
-      </w:r>
-      <w:proofErr w:type="spellEnd"/>
-      <w:r>
-        <w:rPr>
-          <w:lang w:val="pl-PL"/>
-        </w:rPr>
-        <w:t xml:space="preserve">. Konieczny będzie restart </w:t>
-      </w:r>
-      <w:proofErr w:type="spellStart"/>
-      <w:r>
-        <w:rPr>
-          <w:lang w:val="pl-PL"/>
-        </w:rPr>
-        <w:t>PhpStorm</w:t>
-      </w:r>
-      <w:proofErr w:type="spellEnd"/>
-      <w:r>
-        <w:rPr>
-          <w:lang w:val="pl-PL"/>
-        </w:rPr>
-        <w:t>.</w:t>
-      </w:r>
-      <w:r>
-        <w:rPr>
-          <w:lang w:val="pl-PL"/>
-        </w:rPr>
-        <w:t xml:space="preserve"> Włącz </w:t>
-      </w:r>
-      <w:proofErr w:type="spellStart"/>
-      <w:r>
-        <w:rPr>
-          <w:lang w:val="pl-PL"/>
-        </w:rPr>
-        <w:t>plugin</w:t>
-      </w:r>
-      <w:proofErr w:type="spellEnd"/>
-      <w:r>
-        <w:rPr>
-          <w:lang w:val="pl-PL"/>
-        </w:rPr>
-        <w:t xml:space="preserve"> dla bieżącego projektu (ponowny restart)</w:t>
+        <w:t xml:space="preserve"> był rootem projektu, a nie podkatalogiem – będzie o wiele wygodniej!</w:t>
+      </w:r>
+    </w:p>
+    <w:p>
+      <w:pPr>
+        <w:rPr>
+          <w:lang w:val="pl-PL"/>
+        </w:rPr>
+      </w:pPr>
+      <w:r>
+        <w:rPr>
+          <w:lang w:val="pl-PL"/>
+        </w:rPr>
+        <w:t xml:space="preserve">Zainstaluj i włącz w ustawieniach PhpStorm plugin </w:t>
+      </w:r>
+      <w:r>
+        <w:rPr>
+          <w:rStyle w:val="inline-code"/>
+        </w:rPr>
+        <w:t>Symfony Plugin</w:t>
+      </w:r>
+      <w:r>
+        <w:rPr>
+          <w:lang w:val="pl-PL"/>
+        </w:rPr>
+        <w:t>. Konieczny będzie restart PhpStorm.</w:t>
+      </w:r>
+      <w:r>
+        <w:rPr>
+          <w:lang w:val="pl-PL"/>
+        </w:rPr>
+        <w:t xml:space="preserve"> Włącz plugin dla bieżącego projektu (ponowny restart)</w:t>
       </w:r>
       <w:r>
         <w:rPr>
@@ -3788,7 +3227,7 @@
                     <pic:cNvPicPr/>
                   </pic:nvPicPr>
                   <pic:blipFill>
-                    <a:blip r:embed="rId13"/>
+                    <a:blip r:embed="rId16"/>
                     <a:stretch>
                       <a:fillRect/>
                     </a:stretch>
@@ -3819,35 +3258,7 @@
         <w:rPr>
           <w:lang w:val="pl-PL"/>
         </w:rPr>
-        <w:t>W pliku .</w:t>
-      </w:r>
-      <w:proofErr w:type="spellStart"/>
-      <w:r>
-        <w:rPr>
-          <w:lang w:val="pl-PL"/>
-        </w:rPr>
-        <w:t>env</w:t>
-      </w:r>
-      <w:proofErr w:type="spellEnd"/>
-      <w:r>
-        <w:rPr>
-          <w:lang w:val="pl-PL"/>
-        </w:rPr>
-        <w:t xml:space="preserve"> zmień bazę danych na </w:t>
-      </w:r>
-      <w:proofErr w:type="spellStart"/>
-      <w:r>
-        <w:rPr>
-          <w:lang w:val="pl-PL"/>
-        </w:rPr>
-        <w:t>SQLite</w:t>
-      </w:r>
-      <w:proofErr w:type="spellEnd"/>
-      <w:r>
-        <w:rPr>
-          <w:lang w:val="pl-PL"/>
-        </w:rPr>
-        <w:t>:</w:t>
+        <w:t>W pliku .env zmień bazę danych na SQLite:</w:t>
       </w:r>
     </w:p>
     <w:p>
@@ -3908,21 +3319,7 @@
         <w:rPr>
           <w:lang w:val="pl-PL"/>
         </w:rPr>
-        <w:t xml:space="preserve">plikacja będzie korzystać z bazy danych </w:t>
-      </w:r>
-      <w:proofErr w:type="spellStart"/>
-      <w:r>
-        <w:rPr>
-          <w:lang w:val="pl-PL"/>
-        </w:rPr>
-        <w:t>SQLite</w:t>
-      </w:r>
-      <w:proofErr w:type="spellEnd"/>
-      <w:r>
-        <w:rPr>
-          <w:lang w:val="pl-PL"/>
-        </w:rPr>
-        <w:t xml:space="preserve"> umieszczonej w pliku </w:t>
+        <w:t xml:space="preserve">plikacja będzie korzystać z bazy danych SQLite umieszczonej w pliku </w:t>
       </w:r>
       <w:bookmarkStart w:id="12" w:name="_Hlk146284927"/>
       <w:r>
@@ -3986,150 +3383,80 @@
         <w:rPr>
           <w:rStyle w:val="inline-code"/>
         </w:rPr>
-        <w:t>.</w:t>
-      </w:r>
-      <w:proofErr w:type="spellStart"/>
-      <w:r>
-        <w:rPr>
-          <w:rStyle w:val="inline-code"/>
-        </w:rPr>
-        <w:t>env</w:t>
-      </w:r>
-      <w:proofErr w:type="spellEnd"/>
-      <w:r>
-        <w:rPr>
-          <w:rStyle w:val="inline-code"/>
+        <w:t xml:space="preserve">.env </w:t>
+      </w:r>
+      <w:r>
+        <w:t xml:space="preserve">jest analizowany przez Symfony od góry do dołu. W poprzednich edycjach kursu studenci często mimo odkomentowania linijki z SQLite, zapominali zakomentować linijkę z domyślnym PostgreSQL. To skutkowało nadpisaniem zmiennej środowiskowej </w:t>
+      </w:r>
+      <w:r>
+        <w:rPr>
+          <w:rStyle w:val="inline-code"/>
+        </w:rPr>
+        <w:t>DATABASE_URL</w:t>
+      </w:r>
+      <w:r>
+        <w:t xml:space="preserve">, a w efekcie ignorowaniem bazy danych SQLite. Ponieważ w </w:t>
+      </w:r>
+      <w:r>
+        <w:rPr>
+          <w:rStyle w:val="inline-code"/>
+        </w:rPr>
+        <w:t>php.ini</w:t>
+      </w:r>
+      <w:r>
+        <w:t xml:space="preserve"> nie włączyliśmy rozszerzenia PDO dla PostgreSQL, w takim przypadku wizualnie w przeglądarce wyskakuje błąd o braku sterownika.</w:t>
+      </w:r>
+    </w:p>
+    <w:p>
+      <w:pPr>
+        <w:rPr>
+          <w:lang w:val="pl-PL"/>
+        </w:rPr>
+      </w:pPr>
+    </w:p>
+    <w:p>
+      <w:pPr>
+        <w:rPr>
+          <w:lang w:val="pl-PL"/>
+        </w:rPr>
+      </w:pPr>
+      <w:r>
+        <w:rPr>
+          <w:lang w:val="pl-PL"/>
+        </w:rPr>
+        <w:t xml:space="preserve">Otwórz </w:t>
+      </w:r>
+      <w:r>
+        <w:rPr>
+          <w:lang w:val="pl-PL"/>
+        </w:rPr>
+        <w:t xml:space="preserve">nowy </w:t>
+      </w:r>
+      <w:r>
+        <w:rPr>
+          <w:lang w:val="pl-PL"/>
+        </w:rPr>
+        <w:t>terminal</w:t>
+      </w:r>
+      <w:r>
+        <w:rPr>
+          <w:lang w:val="pl-PL"/>
+        </w:rPr>
+        <w:t xml:space="preserve"> i przejdź do katalogu projektu</w:t>
+      </w:r>
+      <w:r>
+        <w:rPr>
+          <w:lang w:val="pl-PL"/>
+        </w:rPr>
+        <w:t>. Wykonaj polecenia, w celu utworzenia encji</w:t>
+      </w:r>
+      <w:r>
+        <w:rPr>
+          <w:lang w:val="pl-PL"/>
         </w:rPr>
         <w:t xml:space="preserve"> </w:t>
       </w:r>
       <w:r>
-        <w:t xml:space="preserve">jest analizowany przez </w:t>
-      </w:r>
-      <w:proofErr w:type="spellStart"/>
-      <w:r>
-        <w:t>Symfony</w:t>
-      </w:r>
-      <w:proofErr w:type="spellEnd"/>
-      <w:r>
-        <w:t xml:space="preserve"> od góry do dołu. W poprzednich edycjach kursu studenci często mimo </w:t>
-      </w:r>
-      <w:proofErr w:type="spellStart"/>
-      <w:r>
-        <w:t>odkomentowania</w:t>
-      </w:r>
-      <w:proofErr w:type="spellEnd"/>
-      <w:r>
-        <w:t xml:space="preserve"> linijki z </w:t>
-      </w:r>
-      <w:proofErr w:type="spellStart"/>
-      <w:r>
-        <w:t>SQLite</w:t>
-      </w:r>
-      <w:proofErr w:type="spellEnd"/>
-      <w:r>
-        <w:t xml:space="preserve">, zapominali </w:t>
-      </w:r>
-      <w:proofErr w:type="spellStart"/>
-      <w:r>
-        <w:t>zakomentować</w:t>
-      </w:r>
-      <w:proofErr w:type="spellEnd"/>
-      <w:r>
-        <w:t xml:space="preserve"> linijkę z domyślnym </w:t>
-      </w:r>
-      <w:proofErr w:type="spellStart"/>
-      <w:r>
-        <w:t>PostgreSQL</w:t>
-      </w:r>
-      <w:proofErr w:type="spellEnd"/>
-      <w:r>
-        <w:t xml:space="preserve">. To skutkowało nadpisaniem zmiennej środowiskowej </w:t>
-      </w:r>
-      <w:r>
-        <w:rPr>
-          <w:rStyle w:val="inline-code"/>
-        </w:rPr>
-        <w:t>DATABASE_URL</w:t>
-      </w:r>
-      <w:r>
-        <w:t xml:space="preserve">, a w efekcie ignorowaniem bazy danych </w:t>
-      </w:r>
-      <w:proofErr w:type="spellStart"/>
-      <w:r>
-        <w:t>SQLite</w:t>
-      </w:r>
-      <w:proofErr w:type="spellEnd"/>
-      <w:r>
-        <w:t xml:space="preserve">. Ponieważ w </w:t>
-      </w:r>
-      <w:r>
-        <w:rPr>
-          <w:rStyle w:val="inline-code"/>
-        </w:rPr>
-        <w:t>php.ini</w:t>
-      </w:r>
-      <w:r>
-        <w:t xml:space="preserve"> nie włączyliśmy rozszerzenia PDO dla </w:t>
-      </w:r>
-      <w:proofErr w:type="spellStart"/>
-      <w:r>
-        <w:t>PostgreSQL</w:t>
-      </w:r>
-      <w:proofErr w:type="spellEnd"/>
-      <w:r>
-        <w:t>, w takim przypadku wizualnie w przeglądarce wyskakuje błąd o braku sterownika.</w:t>
-      </w:r>
-    </w:p>
-    <w:p>
-      <w:pPr>
-        <w:rPr>
-          <w:lang w:val="pl-PL"/>
-        </w:rPr>
-      </w:pPr>
-    </w:p>
-    <w:p>
-      <w:pPr>
-        <w:rPr>
-          <w:lang w:val="pl-PL"/>
-        </w:rPr>
-      </w:pPr>
-      <w:r>
-        <w:rPr>
-          <w:lang w:val="pl-PL"/>
-        </w:rPr>
-        <w:t xml:space="preserve">Otwórz </w:t>
-      </w:r>
-      <w:r>
-        <w:rPr>
-          <w:lang w:val="pl-PL"/>
-        </w:rPr>
-        <w:t xml:space="preserve">nowy </w:t>
-      </w:r>
-      <w:r>
-        <w:rPr>
-          <w:lang w:val="pl-PL"/>
-        </w:rPr>
-        <w:t>terminal</w:t>
-      </w:r>
-      <w:r>
-        <w:rPr>
-          <w:lang w:val="pl-PL"/>
-        </w:rPr>
-        <w:t xml:space="preserve"> i przejdź do katalogu projektu</w:t>
-      </w:r>
-      <w:r>
-        <w:rPr>
-          <w:lang w:val="pl-PL"/>
-        </w:rPr>
-        <w:t>. Wykonaj polecenia, w celu utworzenia encji</w:t>
-      </w:r>
-      <w:r>
-        <w:rPr>
-          <w:lang w:val="pl-PL"/>
-        </w:rPr>
-        <w:t xml:space="preserve"> </w:t>
-      </w:r>
-      <w:r>
         <w:rPr>
           <w:rStyle w:val="inline-code"/>
         </w:rPr>
@@ -4151,7 +3478,7 @@
         <w:rPr>
           <w:rStyle w:val="inline-code"/>
         </w:rPr>
-        <w:t>Post</w:t>
+        <w:t>Recipe</w:t>
       </w:r>
       <w:r>
         <w:rPr>
@@ -4195,7 +3522,7 @@
                     <pic:cNvPicPr/>
                   </pic:nvPicPr>
                   <pic:blipFill>
-                    <a:blip r:embed="rId14"/>
+                    <a:blip r:embed="rId17"/>
                     <a:stretch>
                       <a:fillRect/>
                     </a:stretch>
@@ -4226,33 +3553,34 @@
       <w:r>
         <w:t xml:space="preserve">Na tym etapie model danych nie został jeszcze naniesiony na bazę danych. </w:t>
       </w:r>
-      <w:proofErr w:type="spellStart"/>
       <w:r>
         <w:rPr>
           <w:lang w:val="en-US"/>
         </w:rPr>
-        <w:t>Wykonaj</w:t>
-      </w:r>
-      <w:proofErr w:type="spellEnd"/>
-      <w:r>
-        <w:rPr>
+        <w:t>Wykonaj komendy:</w:t>
+      </w:r>
+    </w:p>
+    <w:p>
+      <w:pPr>
+        <w:pStyle w:val="Zadanie"/>
+        <w:rPr>
+          <w:rStyle w:val="inline-code"/>
           <w:lang w:val="en-US"/>
         </w:rPr>
-        <w:t xml:space="preserve"> </w:t>
-      </w:r>
-      <w:proofErr w:type="spellStart"/>
-      <w:r>
-        <w:rPr>
+      </w:pPr>
+      <w:r>
+        <w:rPr>
+          <w:rStyle w:val="inline-code"/>
           <w:lang w:val="en-US"/>
         </w:rPr>
-        <w:t>komendy</w:t>
-      </w:r>
-      <w:proofErr w:type="spellEnd"/>
-      <w:r>
-        <w:rPr>
+        <w:t>php bin\console doctrine:s</w:t>
+      </w:r>
+      <w:r>
+        <w:rPr>
+          <w:rStyle w:val="inline-code"/>
           <w:lang w:val="en-US"/>
         </w:rPr>
-        <w:t>:</w:t>
+        <w:t>chema:update --dump-sql</w:t>
       </w:r>
     </w:p>
     <w:p>
@@ -4263,152 +3591,38 @@
           <w:lang w:val="en-US"/>
         </w:rPr>
       </w:pPr>
-      <w:proofErr w:type="spellStart"/>
       <w:r>
         <w:rPr>
           <w:rStyle w:val="inline-code"/>
           <w:lang w:val="en-US"/>
         </w:rPr>
-        <w:t>php</w:t>
-      </w:r>
-      <w:proofErr w:type="spellEnd"/>
+        <w:t>php bin\console doctrine:s</w:t>
+      </w:r>
       <w:r>
         <w:rPr>
           <w:rStyle w:val="inline-code"/>
           <w:lang w:val="en-US"/>
         </w:rPr>
-        <w:t xml:space="preserve"> bin\console </w:t>
-      </w:r>
-      <w:proofErr w:type="spellStart"/>
-      <w:r>
-        <w:rPr>
-          <w:rStyle w:val="inline-code"/>
+        <w:t>chema:update --dump-sql --force</w:t>
+      </w:r>
+    </w:p>
+    <w:p>
+      <w:pPr>
+        <w:pStyle w:val="Zadanie"/>
+        <w:rPr>
           <w:lang w:val="en-US"/>
         </w:rPr>
-        <w:t>doctrine:s</w:t>
-      </w:r>
-      <w:r>
-        <w:rPr>
-          <w:rStyle w:val="inline-code"/>
-          <w:lang w:val="en-US"/>
-        </w:rPr>
-        <w:t>chema:update</w:t>
-      </w:r>
-      <w:proofErr w:type="spellEnd"/>
-      <w:r>
-        <w:rPr>
-          <w:rStyle w:val="inline-code"/>
-          <w:lang w:val="en-US"/>
-        </w:rPr>
-        <w:t xml:space="preserve"> --dump-</w:t>
-      </w:r>
-      <w:proofErr w:type="spellStart"/>
-      <w:r>
-        <w:rPr>
-          <w:rStyle w:val="inline-code"/>
-          <w:lang w:val="en-US"/>
-        </w:rPr>
-        <w:t>sql</w:t>
-      </w:r>
-      <w:proofErr w:type="spellEnd"/>
+      </w:pPr>
     </w:p>
     <w:p>
       <w:pPr>
         <w:pStyle w:val="Zadanie"/>
-        <w:rPr>
-          <w:rStyle w:val="inline-code"/>
-          <w:lang w:val="en-US"/>
-        </w:rPr>
-      </w:pPr>
-      <w:proofErr w:type="spellStart"/>
-      <w:r>
-        <w:rPr>
-          <w:rStyle w:val="inline-code"/>
-          <w:lang w:val="en-US"/>
-        </w:rPr>
-        <w:t>php</w:t>
-      </w:r>
-      <w:proofErr w:type="spellEnd"/>
-      <w:r>
-        <w:rPr>
-          <w:rStyle w:val="inline-code"/>
-          <w:lang w:val="en-US"/>
-        </w:rPr>
-        <w:t xml:space="preserve"> bin\console </w:t>
-      </w:r>
-      <w:proofErr w:type="spellStart"/>
-      <w:r>
-        <w:rPr>
-          <w:rStyle w:val="inline-code"/>
-          <w:lang w:val="en-US"/>
-        </w:rPr>
-        <w:t>doctrine:s</w:t>
-      </w:r>
-      <w:r>
-        <w:rPr>
-          <w:rStyle w:val="inline-code"/>
-          <w:lang w:val="en-US"/>
-        </w:rPr>
-        <w:t>chema:update</w:t>
-      </w:r>
-      <w:proofErr w:type="spellEnd"/>
-      <w:r>
-        <w:rPr>
-          <w:rStyle w:val="inline-code"/>
-          <w:lang w:val="en-US"/>
-        </w:rPr>
-        <w:t xml:space="preserve"> --dump-</w:t>
-      </w:r>
-      <w:proofErr w:type="spellStart"/>
-      <w:r>
-        <w:rPr>
-          <w:rStyle w:val="inline-code"/>
-          <w:lang w:val="en-US"/>
-        </w:rPr>
-        <w:t>sql</w:t>
-      </w:r>
-      <w:proofErr w:type="spellEnd"/>
-      <w:r>
-        <w:rPr>
-          <w:rStyle w:val="inline-code"/>
-          <w:lang w:val="en-US"/>
-        </w:rPr>
-        <w:t xml:space="preserve"> --force</w:t>
-      </w:r>
-    </w:p>
-    <w:p>
-      <w:pPr>
-        <w:pStyle w:val="Zadanie"/>
-        <w:rPr>
-          <w:lang w:val="en-US"/>
-        </w:rPr>
-      </w:pPr>
-    </w:p>
-    <w:p>
-      <w:pPr>
-        <w:pStyle w:val="Zadanie"/>
-      </w:pPr>
-      <w:r>
-        <w:t>Czym różni się --</w:t>
-      </w:r>
-      <w:proofErr w:type="spellStart"/>
-      <w:r>
-        <w:t>dump-</w:t>
-      </w:r>
-      <w:r>
-        <w:t>sql</w:t>
-      </w:r>
-      <w:proofErr w:type="spellEnd"/>
-      <w:r>
-        <w:t xml:space="preserve"> od --</w:t>
-      </w:r>
-      <w:proofErr w:type="spellStart"/>
-      <w:r>
-        <w:t>force</w:t>
-      </w:r>
-      <w:proofErr w:type="spellEnd"/>
-      <w:r>
-        <w:t xml:space="preserve">? </w:t>
+      </w:pPr>
+      <w:r>
+        <w:t>Czym różni się --dump-</w:t>
+      </w:r>
+      <w:r>
+        <w:t xml:space="preserve">sql od --force? </w:t>
       </w:r>
       <w:r>
         <w:rPr>
@@ -4431,7 +3645,7 @@
         <w:pStyle w:val="Zadanie"/>
       </w:pPr>
       <w:r>
-        <w:t>…omówienie różnicy…</w:t>
+        <w:t>Bez –force nie robi ale pokaze, a z –force zrobi</w:t>
       </w:r>
     </w:p>
     <w:p>
@@ -4458,51 +3672,35 @@
         <w:jc w:val="center"/>
       </w:pPr>
       <w:r>
-        <w:rPr>
-          <w:noProof/>
-        </w:rPr>
         <w:drawing>
-          <wp:inline distT="0" distB="0" distL="0" distR="0" wp14:anchorId="13AD0B41" wp14:editId="7095787A">
-            <wp:extent cx="900000" cy="900000"/>
-            <wp:effectExtent l="0" t="0" r="0" b="0"/>
-            <wp:docPr id="1669433533" name="Obraz 1669433533"/>
+          <wp:inline distT="0" distB="0" distL="0" distR="0" wp14:anchorId="6E0FAB8F" wp14:editId="51020DDF">
+            <wp:extent cx="6645910" cy="963930"/>
+            <wp:effectExtent l="0" t="0" r="2540" b="7620"/>
+            <wp:docPr id="1470125916" name="Picture 1"/>
             <wp:cNvGraphicFramePr>
-              <a:graphicFrameLocks xmlns:a="http://schemas.openxmlformats.org/drawingml/2006/main"/>
+              <a:graphicFrameLocks xmlns:a="http://schemas.openxmlformats.org/drawingml/2006/main" noChangeAspect="1"/>
             </wp:cNvGraphicFramePr>
             <a:graphic xmlns:a="http://schemas.openxmlformats.org/drawingml/2006/main">
               <a:graphicData uri="http://schemas.openxmlformats.org/drawingml/2006/picture">
                 <pic:pic xmlns:pic="http://schemas.openxmlformats.org/drawingml/2006/picture">
                   <pic:nvPicPr>
-                    <pic:cNvPr id="0" name="Picture 1"/>
-                    <pic:cNvPicPr>
-                      <a:picLocks noChangeAspect="1" noChangeArrowheads="1"/>
-                    </pic:cNvPicPr>
+                    <pic:cNvPr id="1470125916" name=""/>
+                    <pic:cNvPicPr/>
                   </pic:nvPicPr>
                   <pic:blipFill>
-                    <a:blip r:embed="rId15">
-                      <a:extLst>
-                        <a:ext uri="{28A0092B-C50C-407E-A947-70E740481C1C}">
-                          <a14:useLocalDpi xmlns:a14="http://schemas.microsoft.com/office/drawing/2010/main" val="0"/>
-                        </a:ext>
-                      </a:extLst>
-                    </a:blip>
-                    <a:srcRect/>
+                    <a:blip r:embed="rId18"/>
                     <a:stretch>
                       <a:fillRect/>
                     </a:stretch>
                   </pic:blipFill>
-                  <pic:spPr bwMode="auto">
+                  <pic:spPr>
                     <a:xfrm>
                       <a:off x="0" y="0"/>
-                      <a:ext cx="900000" cy="900000"/>
+                      <a:ext cx="6645910" cy="963930"/>
                     </a:xfrm>
                     <a:prstGeom prst="rect">
                       <a:avLst/>
                     </a:prstGeom>
-                    <a:noFill/>
-                    <a:ln>
-                      <a:noFill/>
-                    </a:ln>
                   </pic:spPr>
                 </pic:pic>
               </a:graphicData>
@@ -4521,15 +3719,7 @@
         <w:pStyle w:val="Zadanie"/>
       </w:pPr>
       <w:r>
-        <w:t xml:space="preserve">Wykorzystaj </w:t>
-      </w:r>
-      <w:proofErr w:type="spellStart"/>
-      <w:r>
-        <w:t>PhpStorm</w:t>
-      </w:r>
-      <w:proofErr w:type="spellEnd"/>
-      <w:r>
-        <w:t xml:space="preserve"> do połączenia się z bazą danych w pliku </w:t>
+        <w:t xml:space="preserve">Wykorzystaj PhpStorm do połączenia się z bazą danych w pliku </w:t>
       </w:r>
       <w:r>
         <w:rPr>
@@ -4596,51 +3786,36 @@
         <w:jc w:val="center"/>
       </w:pPr>
       <w:r>
-        <w:rPr>
-          <w:noProof/>
-        </w:rPr>
+        <w:lastRenderedPageBreak/>
         <w:drawing>
-          <wp:inline distT="0" distB="0" distL="0" distR="0" wp14:anchorId="4FADC678" wp14:editId="58A3BF3C">
-            <wp:extent cx="900000" cy="900000"/>
-            <wp:effectExtent l="0" t="0" r="0" b="0"/>
-            <wp:docPr id="68657118" name="Obraz 68657118"/>
+          <wp:inline distT="0" distB="0" distL="0" distR="0" wp14:anchorId="667FC9E6" wp14:editId="4F7171D1">
+            <wp:extent cx="5906324" cy="3419952"/>
+            <wp:effectExtent l="0" t="0" r="0" b="9525"/>
+            <wp:docPr id="594995997" name="Picture 1"/>
             <wp:cNvGraphicFramePr>
-              <a:graphicFrameLocks xmlns:a="http://schemas.openxmlformats.org/drawingml/2006/main"/>
+              <a:graphicFrameLocks xmlns:a="http://schemas.openxmlformats.org/drawingml/2006/main" noChangeAspect="1"/>
             </wp:cNvGraphicFramePr>
             <a:graphic xmlns:a="http://schemas.openxmlformats.org/drawingml/2006/main">
               <a:graphicData uri="http://schemas.openxmlformats.org/drawingml/2006/picture">
                 <pic:pic xmlns:pic="http://schemas.openxmlformats.org/drawingml/2006/picture">
                   <pic:nvPicPr>
-                    <pic:cNvPr id="0" name="Picture 1"/>
-                    <pic:cNvPicPr>
-                      <a:picLocks noChangeAspect="1" noChangeArrowheads="1"/>
-                    </pic:cNvPicPr>
+                    <pic:cNvPr id="594995997" name=""/>
+                    <pic:cNvPicPr/>
                   </pic:nvPicPr>
                   <pic:blipFill>
-                    <a:blip r:embed="rId15">
-                      <a:extLst>
-                        <a:ext uri="{28A0092B-C50C-407E-A947-70E740481C1C}">
-                          <a14:useLocalDpi xmlns:a14="http://schemas.microsoft.com/office/drawing/2010/main" val="0"/>
-                        </a:ext>
-                      </a:extLst>
-                    </a:blip>
-                    <a:srcRect/>
+                    <a:blip r:embed="rId19"/>
                     <a:stretch>
                       <a:fillRect/>
                     </a:stretch>
                   </pic:blipFill>
-                  <pic:spPr bwMode="auto">
+                  <pic:spPr>
                     <a:xfrm>
                       <a:off x="0" y="0"/>
-                      <a:ext cx="900000" cy="900000"/>
+                      <a:ext cx="5906324" cy="3419952"/>
                     </a:xfrm>
                     <a:prstGeom prst="rect">
                       <a:avLst/>
                     </a:prstGeom>
-                    <a:noFill/>
-                    <a:ln>
-                      <a:noFill/>
-                    </a:ln>
                   </pic:spPr>
                 </pic:pic>
               </a:graphicData>
@@ -4651,1015 +3826,7 @@
     </w:p>
     <w:tbl>
       <w:tblPr>
-        <w:tblStyle w:val="Tabela-Siatka"/>
-        <w:tblW w:w="5000" w:type="pct"/>
-        <w:tblLook w:val="04A0" w:firstRow="1" w:lastRow="0" w:firstColumn="1" w:lastColumn="0" w:noHBand="0" w:noVBand="1"/>
-      </w:tblPr>
-      <w:tblGrid>
-        <w:gridCol w:w="8188"/>
-        <w:gridCol w:w="1134"/>
-        <w:gridCol w:w="1134"/>
-      </w:tblGrid>
-      <w:tr>
-        <w:trPr>
-          <w:trHeight w:hRule="exact" w:val="567"/>
-        </w:trPr>
-        <w:tc>
-          <w:tcPr>
-            <w:tcW w:w="0" w:type="auto"/>
-            <w:vAlign w:val="center"/>
-          </w:tcPr>
-          <w:p>
-            <w:pPr>
-              <w:pStyle w:val="PunktyTabela"/>
-            </w:pPr>
-            <w:r>
-              <w:lastRenderedPageBreak/>
-              <w:t>Punkty:</w:t>
-            </w:r>
-          </w:p>
-        </w:tc>
-        <w:tc>
-          <w:tcPr>
-            <w:tcW w:w="1134" w:type="dxa"/>
-            <w:vAlign w:val="center"/>
-          </w:tcPr>
-          <w:p>
-            <w:pPr>
-              <w:pStyle w:val="PunktyTabela"/>
-              <w:jc w:val="center"/>
-            </w:pPr>
-            <w:r>
-              <w:t>0</w:t>
-            </w:r>
-          </w:p>
-        </w:tc>
-        <w:tc>
-          <w:tcPr>
-            <w:tcW w:w="1134" w:type="dxa"/>
-            <w:vAlign w:val="center"/>
-          </w:tcPr>
-          <w:p>
-            <w:pPr>
-              <w:pStyle w:val="PunktyTabela"/>
-              <w:jc w:val="center"/>
-            </w:pPr>
-            <w:r>
-              <w:t>1</w:t>
-            </w:r>
-          </w:p>
-        </w:tc>
-      </w:tr>
-    </w:tbl>
-    <w:p>
-      <w:pPr>
-        <w:pStyle w:val="Nagwek1"/>
-        <w:rPr>
-          <w:lang w:val="pl-PL"/>
-        </w:rPr>
-      </w:pPr>
-      <w:bookmarkStart w:id="13" w:name="_Toc230810402"/>
-      <w:r>
-        <w:rPr>
-          <w:lang w:val="pl-PL"/>
-        </w:rPr>
-        <w:t>Tworzenie CRUD</w:t>
-      </w:r>
-      <w:bookmarkEnd w:id="13"/>
-    </w:p>
-    <w:p>
-      <w:pPr>
-        <w:rPr>
-          <w:lang w:val="pl-PL"/>
-        </w:rPr>
-      </w:pPr>
-      <w:r>
-        <w:rPr>
-          <w:lang w:val="pl-PL"/>
-        </w:rPr>
-        <w:t xml:space="preserve">W kolejnym etapie wykorzystamy komendę </w:t>
-      </w:r>
-      <w:proofErr w:type="spellStart"/>
-      <w:r>
-        <w:rPr>
-          <w:lang w:val="pl-PL"/>
-        </w:rPr>
-        <w:t>make:crud</w:t>
-      </w:r>
-      <w:proofErr w:type="spellEnd"/>
-      <w:r>
-        <w:rPr>
-          <w:lang w:val="pl-PL"/>
-        </w:rPr>
-        <w:t xml:space="preserve"> do wygenerowania zestawu </w:t>
-      </w:r>
-      <w:proofErr w:type="spellStart"/>
-      <w:r>
-        <w:rPr>
-          <w:b/>
-          <w:bCs/>
-          <w:lang w:val="pl-PL"/>
-        </w:rPr>
-        <w:t>C</w:t>
-      </w:r>
-      <w:r>
-        <w:rPr>
-          <w:lang w:val="pl-PL"/>
-        </w:rPr>
-        <w:t>reate</w:t>
-      </w:r>
-      <w:proofErr w:type="spellEnd"/>
-      <w:r>
-        <w:rPr>
-          <w:lang w:val="pl-PL"/>
-        </w:rPr>
-        <w:t xml:space="preserve">, </w:t>
-      </w:r>
-      <w:r>
-        <w:rPr>
-          <w:b/>
-          <w:bCs/>
-          <w:lang w:val="pl-PL"/>
-        </w:rPr>
-        <w:t>R</w:t>
-      </w:r>
-      <w:r>
-        <w:rPr>
-          <w:lang w:val="pl-PL"/>
-        </w:rPr>
-        <w:t xml:space="preserve">ead, </w:t>
-      </w:r>
-      <w:r>
-        <w:rPr>
-          <w:b/>
-          <w:bCs/>
-          <w:lang w:val="pl-PL"/>
-        </w:rPr>
-        <w:t>U</w:t>
-      </w:r>
-      <w:r>
-        <w:rPr>
-          <w:lang w:val="pl-PL"/>
-        </w:rPr>
-        <w:t xml:space="preserve">pdate, </w:t>
-      </w:r>
-      <w:proofErr w:type="spellStart"/>
-      <w:r>
-        <w:rPr>
-          <w:b/>
-          <w:bCs/>
-          <w:lang w:val="pl-PL"/>
-        </w:rPr>
-        <w:t>D</w:t>
-      </w:r>
-      <w:r>
-        <w:rPr>
-          <w:lang w:val="pl-PL"/>
-        </w:rPr>
-        <w:t>elete</w:t>
-      </w:r>
-      <w:proofErr w:type="spellEnd"/>
-      <w:r>
-        <w:rPr>
-          <w:lang w:val="pl-PL"/>
-        </w:rPr>
-        <w:t xml:space="preserve"> encji </w:t>
-      </w:r>
-      <w:r>
-        <w:rPr>
-          <w:rStyle w:val="inline-code"/>
-        </w:rPr>
-        <w:fldChar w:fldCharType="begin"/>
-      </w:r>
-      <w:r>
-        <w:rPr>
-          <w:rStyle w:val="inline-code"/>
-        </w:rPr>
-        <w:instrText xml:space="preserve"> DOCPROPERTY  encja  \* MERGEFORMAT </w:instrText>
-      </w:r>
-      <w:r>
-        <w:rPr>
-          <w:rStyle w:val="inline-code"/>
-        </w:rPr>
-        <w:fldChar w:fldCharType="separate"/>
-      </w:r>
-      <w:r>
-        <w:rPr>
-          <w:rStyle w:val="inline-code"/>
-        </w:rPr>
-        <w:t>Post</w:t>
-      </w:r>
-      <w:r>
-        <w:rPr>
-          <w:rStyle w:val="inline-code"/>
-        </w:rPr>
-        <w:fldChar w:fldCharType="end"/>
-      </w:r>
-      <w:r>
-        <w:rPr>
-          <w:lang w:val="pl-PL"/>
-        </w:rPr>
-        <w:t>. Nawiguj terminalem do katalogu projektu i wykonaj polecenie:</w:t>
-      </w:r>
-    </w:p>
-    <w:p>
-      <w:pPr>
-        <w:pStyle w:val="block-code"/>
-      </w:pPr>
-      <w:proofErr w:type="spellStart"/>
-      <w:r>
-        <w:t>php</w:t>
-      </w:r>
-      <w:proofErr w:type="spellEnd"/>
-      <w:r>
-        <w:t xml:space="preserve"> .\bin\</w:t>
-      </w:r>
-      <w:proofErr w:type="spellStart"/>
-      <w:r>
-        <w:t>console</w:t>
-      </w:r>
-      <w:proofErr w:type="spellEnd"/>
-      <w:r>
-        <w:t xml:space="preserve"> </w:t>
-      </w:r>
-      <w:proofErr w:type="spellStart"/>
-      <w:r>
-        <w:t>make:crud</w:t>
-      </w:r>
-      <w:proofErr w:type="spellEnd"/>
-    </w:p>
-    <w:p>
-      <w:pPr>
-        <w:rPr>
-          <w:lang w:val="pl-PL"/>
-        </w:rPr>
-      </w:pPr>
-      <w:r>
-        <w:rPr>
-          <w:lang w:val="pl-PL"/>
-        </w:rPr>
-        <w:t>Przejdź przez kreator, a n</w:t>
-      </w:r>
-      <w:r>
-        <w:rPr>
-          <w:lang w:val="pl-PL"/>
-        </w:rPr>
-        <w:t xml:space="preserve">astępnie wejdź na stronę </w:t>
-      </w:r>
-      <w:r>
-        <w:rPr>
-          <w:color w:val="0070C0"/>
-          <w:lang w:val="pl-PL"/>
-        </w:rPr>
-        <w:t>http://localhost:</w:t>
-      </w:r>
-      <w:r>
-        <w:rPr>
-          <w:color w:val="0070C0"/>
-          <w:lang w:val="pl-PL"/>
-        </w:rPr>
-        <w:fldChar w:fldCharType="begin"/>
-      </w:r>
-      <w:r>
-        <w:rPr>
-          <w:color w:val="0070C0"/>
-          <w:lang w:val="pl-PL"/>
-        </w:rPr>
-        <w:instrText xml:space="preserve"> DOCPROPERTY  "Numer albumu"  \* MERGEFORMAT </w:instrText>
-      </w:r>
-      <w:r>
-        <w:rPr>
-          <w:color w:val="0070C0"/>
-          <w:lang w:val="pl-PL"/>
-        </w:rPr>
-        <w:fldChar w:fldCharType="separate"/>
-      </w:r>
-      <w:r>
-        <w:rPr>
-          <w:color w:val="0070C0"/>
-          <w:lang w:val="pl-PL"/>
-        </w:rPr>
-        <w:t>00000</w:t>
-      </w:r>
-      <w:r>
-        <w:rPr>
-          <w:color w:val="0070C0"/>
-          <w:lang w:val="pl-PL"/>
-        </w:rPr>
-        <w:fldChar w:fldCharType="end"/>
-      </w:r>
-      <w:r>
-        <w:rPr>
-          <w:color w:val="0070C0"/>
-          <w:lang w:val="pl-PL"/>
-        </w:rPr>
-        <w:t>/</w:t>
-      </w:r>
-      <w:r>
-        <w:rPr>
-          <w:color w:val="0070C0"/>
-          <w:lang w:val="pl-PL"/>
-        </w:rPr>
-        <w:fldChar w:fldCharType="begin"/>
-      </w:r>
-      <w:r>
-        <w:rPr>
-          <w:color w:val="0070C0"/>
-          <w:lang w:val="pl-PL"/>
-        </w:rPr>
-        <w:instrText xml:space="preserve"> DOCPROPERTY  encja  \* MERGEFORMAT </w:instrText>
-      </w:r>
-      <w:r>
-        <w:rPr>
-          <w:color w:val="0070C0"/>
-          <w:lang w:val="pl-PL"/>
-        </w:rPr>
-        <w:fldChar w:fldCharType="separate"/>
-      </w:r>
-      <w:r>
-        <w:rPr>
-          <w:color w:val="0070C0"/>
-          <w:lang w:val="pl-PL"/>
-        </w:rPr>
-        <w:t>Post</w:t>
-      </w:r>
-      <w:r>
-        <w:rPr>
-          <w:color w:val="0070C0"/>
-          <w:lang w:val="pl-PL"/>
-        </w:rPr>
-        <w:fldChar w:fldCharType="end"/>
-      </w:r>
-      <w:r>
-        <w:rPr>
-          <w:color w:val="0070C0"/>
-          <w:lang w:val="pl-PL"/>
-        </w:rPr>
-        <w:t>/</w:t>
-      </w:r>
-      <w:r>
-        <w:rPr>
-          <w:lang w:val="pl-PL"/>
-        </w:rPr>
-        <w:t xml:space="preserve">. Powinna pokazać się gotowa aplikacja z możliwością przeglądania, dodawania, edycji i kasowania encji </w:t>
-      </w:r>
-      <w:r>
-        <w:rPr>
-          <w:rStyle w:val="inline-code"/>
-        </w:rPr>
-        <w:fldChar w:fldCharType="begin"/>
-      </w:r>
-      <w:r>
-        <w:rPr>
-          <w:rStyle w:val="inline-code"/>
-        </w:rPr>
-        <w:instrText xml:space="preserve"> DOCPROPERTY  encja  \* MERGEFORMAT </w:instrText>
-      </w:r>
-      <w:r>
-        <w:rPr>
-          <w:rStyle w:val="inline-code"/>
-        </w:rPr>
-        <w:fldChar w:fldCharType="separate"/>
-      </w:r>
-      <w:r>
-        <w:rPr>
-          <w:rStyle w:val="inline-code"/>
-        </w:rPr>
-        <w:t>Post</w:t>
-      </w:r>
-      <w:r>
-        <w:rPr>
-          <w:rStyle w:val="inline-code"/>
-        </w:rPr>
-        <w:fldChar w:fldCharType="end"/>
-      </w:r>
-      <w:r>
-        <w:rPr>
-          <w:lang w:val="pl-PL"/>
-        </w:rPr>
-        <w:t>.</w:t>
-      </w:r>
-    </w:p>
-    <w:p>
-      <w:pPr>
-        <w:pStyle w:val="Zadanie"/>
-      </w:pPr>
-      <w:r>
-        <w:t>Umieść zrzut ekranu strony index z listą Twoich encji. Upewnij się, że to ten sam model co w poprzednim laboratorium:</w:t>
-      </w:r>
-    </w:p>
-    <w:p>
-      <w:pPr>
-        <w:pStyle w:val="Zadanie"/>
-      </w:pPr>
-    </w:p>
-    <w:p>
-      <w:pPr>
-        <w:pStyle w:val="Zadanie"/>
-        <w:jc w:val="center"/>
-      </w:pPr>
-      <w:r>
-        <w:rPr>
-          <w:noProof/>
-        </w:rPr>
-        <w:drawing>
-          <wp:inline distT="0" distB="0" distL="0" distR="0" wp14:anchorId="398F1FE5" wp14:editId="42C7632A">
-            <wp:extent cx="900000" cy="900000"/>
-            <wp:effectExtent l="0" t="0" r="0" b="0"/>
-            <wp:docPr id="2009185738" name="Obraz 2009185738"/>
-            <wp:cNvGraphicFramePr>
-              <a:graphicFrameLocks xmlns:a="http://schemas.openxmlformats.org/drawingml/2006/main"/>
-            </wp:cNvGraphicFramePr>
-            <a:graphic xmlns:a="http://schemas.openxmlformats.org/drawingml/2006/main">
-              <a:graphicData uri="http://schemas.openxmlformats.org/drawingml/2006/picture">
-                <pic:pic xmlns:pic="http://schemas.openxmlformats.org/drawingml/2006/picture">
-                  <pic:nvPicPr>
-                    <pic:cNvPr id="0" name="Picture 1"/>
-                    <pic:cNvPicPr>
-                      <a:picLocks noChangeAspect="1" noChangeArrowheads="1"/>
-                    </pic:cNvPicPr>
-                  </pic:nvPicPr>
-                  <pic:blipFill>
-                    <a:blip r:embed="rId15">
-                      <a:extLst>
-                        <a:ext uri="{28A0092B-C50C-407E-A947-70E740481C1C}">
-                          <a14:useLocalDpi xmlns:a14="http://schemas.microsoft.com/office/drawing/2010/main" val="0"/>
-                        </a:ext>
-                      </a:extLst>
-                    </a:blip>
-                    <a:srcRect/>
-                    <a:stretch>
-                      <a:fillRect/>
-                    </a:stretch>
-                  </pic:blipFill>
-                  <pic:spPr bwMode="auto">
-                    <a:xfrm>
-                      <a:off x="0" y="0"/>
-                      <a:ext cx="900000" cy="900000"/>
-                    </a:xfrm>
-                    <a:prstGeom prst="rect">
-                      <a:avLst/>
-                    </a:prstGeom>
-                    <a:noFill/>
-                    <a:ln>
-                      <a:noFill/>
-                    </a:ln>
-                  </pic:spPr>
-                </pic:pic>
-              </a:graphicData>
-            </a:graphic>
-          </wp:inline>
-        </w:drawing>
-      </w:r>
-    </w:p>
-    <w:p>
-      <w:pPr>
-        <w:pStyle w:val="Zadanie"/>
-        <w:jc w:val="center"/>
-      </w:pPr>
-    </w:p>
-    <w:p>
-      <w:pPr>
-        <w:pStyle w:val="Zadanie"/>
-      </w:pPr>
-      <w:r>
-        <w:t>Zrzut ekranu strony szczegółów encji:</w:t>
-      </w:r>
-    </w:p>
-    <w:p>
-      <w:pPr>
-        <w:pStyle w:val="Zadanie"/>
-      </w:pPr>
-    </w:p>
-    <w:p>
-      <w:pPr>
-        <w:pStyle w:val="Zadanie"/>
-        <w:jc w:val="center"/>
-      </w:pPr>
-      <w:r>
-        <w:rPr>
-          <w:noProof/>
-        </w:rPr>
-        <w:drawing>
-          <wp:inline distT="0" distB="0" distL="0" distR="0" wp14:anchorId="31E7920D" wp14:editId="1BDADC69">
-            <wp:extent cx="900000" cy="900000"/>
-            <wp:effectExtent l="0" t="0" r="0" b="0"/>
-            <wp:docPr id="1615290012" name="Obraz 1615290012"/>
-            <wp:cNvGraphicFramePr>
-              <a:graphicFrameLocks xmlns:a="http://schemas.openxmlformats.org/drawingml/2006/main"/>
-            </wp:cNvGraphicFramePr>
-            <a:graphic xmlns:a="http://schemas.openxmlformats.org/drawingml/2006/main">
-              <a:graphicData uri="http://schemas.openxmlformats.org/drawingml/2006/picture">
-                <pic:pic xmlns:pic="http://schemas.openxmlformats.org/drawingml/2006/picture">
-                  <pic:nvPicPr>
-                    <pic:cNvPr id="0" name="Picture 1"/>
-                    <pic:cNvPicPr>
-                      <a:picLocks noChangeAspect="1" noChangeArrowheads="1"/>
-                    </pic:cNvPicPr>
-                  </pic:nvPicPr>
-                  <pic:blipFill>
-                    <a:blip r:embed="rId15">
-                      <a:extLst>
-                        <a:ext uri="{28A0092B-C50C-407E-A947-70E740481C1C}">
-                          <a14:useLocalDpi xmlns:a14="http://schemas.microsoft.com/office/drawing/2010/main" val="0"/>
-                        </a:ext>
-                      </a:extLst>
-                    </a:blip>
-                    <a:srcRect/>
-                    <a:stretch>
-                      <a:fillRect/>
-                    </a:stretch>
-                  </pic:blipFill>
-                  <pic:spPr bwMode="auto">
-                    <a:xfrm>
-                      <a:off x="0" y="0"/>
-                      <a:ext cx="900000" cy="900000"/>
-                    </a:xfrm>
-                    <a:prstGeom prst="rect">
-                      <a:avLst/>
-                    </a:prstGeom>
-                    <a:noFill/>
-                    <a:ln>
-                      <a:noFill/>
-                    </a:ln>
-                  </pic:spPr>
-                </pic:pic>
-              </a:graphicData>
-            </a:graphic>
-          </wp:inline>
-        </w:drawing>
-      </w:r>
-    </w:p>
-    <w:p>
-      <w:pPr>
-        <w:pStyle w:val="Zadanie"/>
-      </w:pPr>
-    </w:p>
-    <w:p>
-      <w:pPr>
-        <w:pStyle w:val="Zadanie"/>
-      </w:pPr>
-      <w:r>
-        <w:t>Zrzut ekranu strony edycji encji:</w:t>
-      </w:r>
-    </w:p>
-    <w:p>
-      <w:pPr>
-        <w:pStyle w:val="Zadanie"/>
-      </w:pPr>
-    </w:p>
-    <w:p>
-      <w:pPr>
-        <w:pStyle w:val="Zadanie"/>
-        <w:jc w:val="center"/>
-      </w:pPr>
-      <w:r>
-        <w:rPr>
-          <w:noProof/>
-        </w:rPr>
-        <w:drawing>
-          <wp:inline distT="0" distB="0" distL="0" distR="0" wp14:anchorId="58D6A6FC" wp14:editId="3DD0F248">
-            <wp:extent cx="900000" cy="900000"/>
-            <wp:effectExtent l="0" t="0" r="0" b="0"/>
-            <wp:docPr id="1999481551" name="Obraz 1999481551"/>
-            <wp:cNvGraphicFramePr>
-              <a:graphicFrameLocks xmlns:a="http://schemas.openxmlformats.org/drawingml/2006/main"/>
-            </wp:cNvGraphicFramePr>
-            <a:graphic xmlns:a="http://schemas.openxmlformats.org/drawingml/2006/main">
-              <a:graphicData uri="http://schemas.openxmlformats.org/drawingml/2006/picture">
-                <pic:pic xmlns:pic="http://schemas.openxmlformats.org/drawingml/2006/picture">
-                  <pic:nvPicPr>
-                    <pic:cNvPr id="0" name="Picture 1"/>
-                    <pic:cNvPicPr>
-                      <a:picLocks noChangeAspect="1" noChangeArrowheads="1"/>
-                    </pic:cNvPicPr>
-                  </pic:nvPicPr>
-                  <pic:blipFill>
-                    <a:blip r:embed="rId15">
-                      <a:extLst>
-                        <a:ext uri="{28A0092B-C50C-407E-A947-70E740481C1C}">
-                          <a14:useLocalDpi xmlns:a14="http://schemas.microsoft.com/office/drawing/2010/main" val="0"/>
-                        </a:ext>
-                      </a:extLst>
-                    </a:blip>
-                    <a:srcRect/>
-                    <a:stretch>
-                      <a:fillRect/>
-                    </a:stretch>
-                  </pic:blipFill>
-                  <pic:spPr bwMode="auto">
-                    <a:xfrm>
-                      <a:off x="0" y="0"/>
-                      <a:ext cx="900000" cy="900000"/>
-                    </a:xfrm>
-                    <a:prstGeom prst="rect">
-                      <a:avLst/>
-                    </a:prstGeom>
-                    <a:noFill/>
-                    <a:ln>
-                      <a:noFill/>
-                    </a:ln>
-                  </pic:spPr>
-                </pic:pic>
-              </a:graphicData>
-            </a:graphic>
-          </wp:inline>
-        </w:drawing>
-      </w:r>
-    </w:p>
-    <w:p>
-      <w:pPr>
-        <w:pStyle w:val="Zadanie"/>
-        <w:jc w:val="center"/>
-      </w:pPr>
-    </w:p>
-    <w:p>
-      <w:pPr>
-        <w:pStyle w:val="Zadanie"/>
-      </w:pPr>
-      <w:r>
-        <w:t>Wstaw zrzuty ekranu kodów akcji kontrolera dla wszystkich powyższych ekranów:</w:t>
-      </w:r>
-    </w:p>
-    <w:p>
-      <w:pPr>
-        <w:pStyle w:val="Zadanie"/>
-      </w:pPr>
-    </w:p>
-    <w:p>
-      <w:pPr>
-        <w:pStyle w:val="Zadanie"/>
-        <w:jc w:val="center"/>
-      </w:pPr>
-      <w:r>
-        <w:rPr>
-          <w:noProof/>
-        </w:rPr>
-        <w:drawing>
-          <wp:inline distT="0" distB="0" distL="0" distR="0" wp14:anchorId="275F4420" wp14:editId="0CC53C65">
-            <wp:extent cx="900000" cy="900000"/>
-            <wp:effectExtent l="0" t="0" r="0" b="0"/>
-            <wp:docPr id="373265273" name="Obraz 373265273"/>
-            <wp:cNvGraphicFramePr>
-              <a:graphicFrameLocks xmlns:a="http://schemas.openxmlformats.org/drawingml/2006/main"/>
-            </wp:cNvGraphicFramePr>
-            <a:graphic xmlns:a="http://schemas.openxmlformats.org/drawingml/2006/main">
-              <a:graphicData uri="http://schemas.openxmlformats.org/drawingml/2006/picture">
-                <pic:pic xmlns:pic="http://schemas.openxmlformats.org/drawingml/2006/picture">
-                  <pic:nvPicPr>
-                    <pic:cNvPr id="0" name="Picture 1"/>
-                    <pic:cNvPicPr>
-                      <a:picLocks noChangeAspect="1" noChangeArrowheads="1"/>
-                    </pic:cNvPicPr>
-                  </pic:nvPicPr>
-                  <pic:blipFill>
-                    <a:blip r:embed="rId15">
-                      <a:extLst>
-                        <a:ext uri="{28A0092B-C50C-407E-A947-70E740481C1C}">
-                          <a14:useLocalDpi xmlns:a14="http://schemas.microsoft.com/office/drawing/2010/main" val="0"/>
-                        </a:ext>
-                      </a:extLst>
-                    </a:blip>
-                    <a:srcRect/>
-                    <a:stretch>
-                      <a:fillRect/>
-                    </a:stretch>
-                  </pic:blipFill>
-                  <pic:spPr bwMode="auto">
-                    <a:xfrm>
-                      <a:off x="0" y="0"/>
-                      <a:ext cx="900000" cy="900000"/>
-                    </a:xfrm>
-                    <a:prstGeom prst="rect">
-                      <a:avLst/>
-                    </a:prstGeom>
-                    <a:noFill/>
-                    <a:ln>
-                      <a:noFill/>
-                    </a:ln>
-                  </pic:spPr>
-                </pic:pic>
-              </a:graphicData>
-            </a:graphic>
-          </wp:inline>
-        </w:drawing>
-      </w:r>
-      <w:r>
-        <w:t xml:space="preserve"> </w:t>
-      </w:r>
-      <w:r>
-        <w:rPr>
-          <w:noProof/>
-        </w:rPr>
-        <w:drawing>
-          <wp:inline distT="0" distB="0" distL="0" distR="0" wp14:anchorId="65DF88A7" wp14:editId="4B8A65F4">
-            <wp:extent cx="900000" cy="900000"/>
-            <wp:effectExtent l="0" t="0" r="0" b="0"/>
-            <wp:docPr id="2128195258" name="Obraz 2128195258"/>
-            <wp:cNvGraphicFramePr>
-              <a:graphicFrameLocks xmlns:a="http://schemas.openxmlformats.org/drawingml/2006/main"/>
-            </wp:cNvGraphicFramePr>
-            <a:graphic xmlns:a="http://schemas.openxmlformats.org/drawingml/2006/main">
-              <a:graphicData uri="http://schemas.openxmlformats.org/drawingml/2006/picture">
-                <pic:pic xmlns:pic="http://schemas.openxmlformats.org/drawingml/2006/picture">
-                  <pic:nvPicPr>
-                    <pic:cNvPr id="0" name="Picture 1"/>
-                    <pic:cNvPicPr>
-                      <a:picLocks noChangeAspect="1" noChangeArrowheads="1"/>
-                    </pic:cNvPicPr>
-                  </pic:nvPicPr>
-                  <pic:blipFill>
-                    <a:blip r:embed="rId15">
-                      <a:extLst>
-                        <a:ext uri="{28A0092B-C50C-407E-A947-70E740481C1C}">
-                          <a14:useLocalDpi xmlns:a14="http://schemas.microsoft.com/office/drawing/2010/main" val="0"/>
-                        </a:ext>
-                      </a:extLst>
-                    </a:blip>
-                    <a:srcRect/>
-                    <a:stretch>
-                      <a:fillRect/>
-                    </a:stretch>
-                  </pic:blipFill>
-                  <pic:spPr bwMode="auto">
-                    <a:xfrm>
-                      <a:off x="0" y="0"/>
-                      <a:ext cx="900000" cy="900000"/>
-                    </a:xfrm>
-                    <a:prstGeom prst="rect">
-                      <a:avLst/>
-                    </a:prstGeom>
-                    <a:noFill/>
-                    <a:ln>
-                      <a:noFill/>
-                    </a:ln>
-                  </pic:spPr>
-                </pic:pic>
-              </a:graphicData>
-            </a:graphic>
-          </wp:inline>
-        </w:drawing>
-      </w:r>
-      <w:r>
-        <w:t xml:space="preserve"> </w:t>
-      </w:r>
-      <w:r>
-        <w:rPr>
-          <w:noProof/>
-        </w:rPr>
-        <w:drawing>
-          <wp:inline distT="0" distB="0" distL="0" distR="0" wp14:anchorId="51443DB6" wp14:editId="42004895">
-            <wp:extent cx="900000" cy="900000"/>
-            <wp:effectExtent l="0" t="0" r="0" b="0"/>
-            <wp:docPr id="1110448658" name="Obraz 1110448658"/>
-            <wp:cNvGraphicFramePr>
-              <a:graphicFrameLocks xmlns:a="http://schemas.openxmlformats.org/drawingml/2006/main"/>
-            </wp:cNvGraphicFramePr>
-            <a:graphic xmlns:a="http://schemas.openxmlformats.org/drawingml/2006/main">
-              <a:graphicData uri="http://schemas.openxmlformats.org/drawingml/2006/picture">
-                <pic:pic xmlns:pic="http://schemas.openxmlformats.org/drawingml/2006/picture">
-                  <pic:nvPicPr>
-                    <pic:cNvPr id="0" name="Picture 1"/>
-                    <pic:cNvPicPr>
-                      <a:picLocks noChangeAspect="1" noChangeArrowheads="1"/>
-                    </pic:cNvPicPr>
-                  </pic:nvPicPr>
-                  <pic:blipFill>
-                    <a:blip r:embed="rId15">
-                      <a:extLst>
-                        <a:ext uri="{28A0092B-C50C-407E-A947-70E740481C1C}">
-                          <a14:useLocalDpi xmlns:a14="http://schemas.microsoft.com/office/drawing/2010/main" val="0"/>
-                        </a:ext>
-                      </a:extLst>
-                    </a:blip>
-                    <a:srcRect/>
-                    <a:stretch>
-                      <a:fillRect/>
-                    </a:stretch>
-                  </pic:blipFill>
-                  <pic:spPr bwMode="auto">
-                    <a:xfrm>
-                      <a:off x="0" y="0"/>
-                      <a:ext cx="900000" cy="900000"/>
-                    </a:xfrm>
-                    <a:prstGeom prst="rect">
-                      <a:avLst/>
-                    </a:prstGeom>
-                    <a:noFill/>
-                    <a:ln>
-                      <a:noFill/>
-                    </a:ln>
-                  </pic:spPr>
-                </pic:pic>
-              </a:graphicData>
-            </a:graphic>
-          </wp:inline>
-        </w:drawing>
-      </w:r>
-    </w:p>
-    <w:p>
-      <w:pPr>
-        <w:pStyle w:val="Zadanie"/>
-      </w:pPr>
-    </w:p>
-    <w:p>
-      <w:pPr>
-        <w:pStyle w:val="Zadanie"/>
-      </w:pPr>
-      <w:r>
-        <w:t>Wstaw zrzuty ekranu kodów szablonów TWIG dla wszystkich powyższych ekranów:</w:t>
-      </w:r>
-    </w:p>
-    <w:p>
-      <w:pPr>
-        <w:pStyle w:val="Zadanie"/>
-      </w:pPr>
-    </w:p>
-    <w:p>
-      <w:pPr>
-        <w:pStyle w:val="Zadanie"/>
-        <w:jc w:val="center"/>
-      </w:pPr>
-      <w:r>
-        <w:rPr>
-          <w:noProof/>
-        </w:rPr>
-        <w:lastRenderedPageBreak/>
-        <w:drawing>
-          <wp:inline distT="0" distB="0" distL="0" distR="0" wp14:anchorId="579432F4" wp14:editId="6B73AC9B">
-            <wp:extent cx="900000" cy="900000"/>
-            <wp:effectExtent l="0" t="0" r="0" b="0"/>
-            <wp:docPr id="2137087102" name="Obraz 2137087102"/>
-            <wp:cNvGraphicFramePr>
-              <a:graphicFrameLocks xmlns:a="http://schemas.openxmlformats.org/drawingml/2006/main"/>
-            </wp:cNvGraphicFramePr>
-            <a:graphic xmlns:a="http://schemas.openxmlformats.org/drawingml/2006/main">
-              <a:graphicData uri="http://schemas.openxmlformats.org/drawingml/2006/picture">
-                <pic:pic xmlns:pic="http://schemas.openxmlformats.org/drawingml/2006/picture">
-                  <pic:nvPicPr>
-                    <pic:cNvPr id="0" name="Picture 1"/>
-                    <pic:cNvPicPr>
-                      <a:picLocks noChangeAspect="1" noChangeArrowheads="1"/>
-                    </pic:cNvPicPr>
-                  </pic:nvPicPr>
-                  <pic:blipFill>
-                    <a:blip r:embed="rId15">
-                      <a:extLst>
-                        <a:ext uri="{28A0092B-C50C-407E-A947-70E740481C1C}">
-                          <a14:useLocalDpi xmlns:a14="http://schemas.microsoft.com/office/drawing/2010/main" val="0"/>
-                        </a:ext>
-                      </a:extLst>
-                    </a:blip>
-                    <a:srcRect/>
-                    <a:stretch>
-                      <a:fillRect/>
-                    </a:stretch>
-                  </pic:blipFill>
-                  <pic:spPr bwMode="auto">
-                    <a:xfrm>
-                      <a:off x="0" y="0"/>
-                      <a:ext cx="900000" cy="900000"/>
-                    </a:xfrm>
-                    <a:prstGeom prst="rect">
-                      <a:avLst/>
-                    </a:prstGeom>
-                    <a:noFill/>
-                    <a:ln>
-                      <a:noFill/>
-                    </a:ln>
-                  </pic:spPr>
-                </pic:pic>
-              </a:graphicData>
-            </a:graphic>
-          </wp:inline>
-        </w:drawing>
-      </w:r>
-      <w:r>
-        <w:t xml:space="preserve"> </w:t>
-      </w:r>
-      <w:r>
-        <w:rPr>
-          <w:noProof/>
-        </w:rPr>
-        <w:drawing>
-          <wp:inline distT="0" distB="0" distL="0" distR="0" wp14:anchorId="4FB19AB6" wp14:editId="6B89213D">
-            <wp:extent cx="900000" cy="900000"/>
-            <wp:effectExtent l="0" t="0" r="0" b="0"/>
-            <wp:docPr id="1085503571" name="Obraz 1085503571"/>
-            <wp:cNvGraphicFramePr>
-              <a:graphicFrameLocks xmlns:a="http://schemas.openxmlformats.org/drawingml/2006/main"/>
-            </wp:cNvGraphicFramePr>
-            <a:graphic xmlns:a="http://schemas.openxmlformats.org/drawingml/2006/main">
-              <a:graphicData uri="http://schemas.openxmlformats.org/drawingml/2006/picture">
-                <pic:pic xmlns:pic="http://schemas.openxmlformats.org/drawingml/2006/picture">
-                  <pic:nvPicPr>
-                    <pic:cNvPr id="0" name="Picture 1"/>
-                    <pic:cNvPicPr>
-                      <a:picLocks noChangeAspect="1" noChangeArrowheads="1"/>
-                    </pic:cNvPicPr>
-                  </pic:nvPicPr>
-                  <pic:blipFill>
-                    <a:blip r:embed="rId15">
-                      <a:extLst>
-                        <a:ext uri="{28A0092B-C50C-407E-A947-70E740481C1C}">
-                          <a14:useLocalDpi xmlns:a14="http://schemas.microsoft.com/office/drawing/2010/main" val="0"/>
-                        </a:ext>
-                      </a:extLst>
-                    </a:blip>
-                    <a:srcRect/>
-                    <a:stretch>
-                      <a:fillRect/>
-                    </a:stretch>
-                  </pic:blipFill>
-                  <pic:spPr bwMode="auto">
-                    <a:xfrm>
-                      <a:off x="0" y="0"/>
-                      <a:ext cx="900000" cy="900000"/>
-                    </a:xfrm>
-                    <a:prstGeom prst="rect">
-                      <a:avLst/>
-                    </a:prstGeom>
-                    <a:noFill/>
-                    <a:ln>
-                      <a:noFill/>
-                    </a:ln>
-                  </pic:spPr>
-                </pic:pic>
-              </a:graphicData>
-            </a:graphic>
-          </wp:inline>
-        </w:drawing>
-      </w:r>
-      <w:r>
-        <w:t xml:space="preserve"> </w:t>
-      </w:r>
-      <w:r>
-        <w:rPr>
-          <w:noProof/>
-        </w:rPr>
-        <w:drawing>
-          <wp:inline distT="0" distB="0" distL="0" distR="0" wp14:anchorId="06CD1B4C" wp14:editId="059CE916">
-            <wp:extent cx="900000" cy="900000"/>
-            <wp:effectExtent l="0" t="0" r="0" b="0"/>
-            <wp:docPr id="1834945256" name="Obraz 1834945256"/>
-            <wp:cNvGraphicFramePr>
-              <a:graphicFrameLocks xmlns:a="http://schemas.openxmlformats.org/drawingml/2006/main"/>
-            </wp:cNvGraphicFramePr>
-            <a:graphic xmlns:a="http://schemas.openxmlformats.org/drawingml/2006/main">
-              <a:graphicData uri="http://schemas.openxmlformats.org/drawingml/2006/picture">
-                <pic:pic xmlns:pic="http://schemas.openxmlformats.org/drawingml/2006/picture">
-                  <pic:nvPicPr>
-                    <pic:cNvPr id="0" name="Picture 1"/>
-                    <pic:cNvPicPr>
-                      <a:picLocks noChangeAspect="1" noChangeArrowheads="1"/>
-                    </pic:cNvPicPr>
-                  </pic:nvPicPr>
-                  <pic:blipFill>
-                    <a:blip r:embed="rId15">
-                      <a:extLst>
-                        <a:ext uri="{28A0092B-C50C-407E-A947-70E740481C1C}">
-                          <a14:useLocalDpi xmlns:a14="http://schemas.microsoft.com/office/drawing/2010/main" val="0"/>
-                        </a:ext>
-                      </a:extLst>
-                    </a:blip>
-                    <a:srcRect/>
-                    <a:stretch>
-                      <a:fillRect/>
-                    </a:stretch>
-                  </pic:blipFill>
-                  <pic:spPr bwMode="auto">
-                    <a:xfrm>
-                      <a:off x="0" y="0"/>
-                      <a:ext cx="900000" cy="900000"/>
-                    </a:xfrm>
-                    <a:prstGeom prst="rect">
-                      <a:avLst/>
-                    </a:prstGeom>
-                    <a:noFill/>
-                    <a:ln>
-                      <a:noFill/>
-                    </a:ln>
-                  </pic:spPr>
-                </pic:pic>
-              </a:graphicData>
-            </a:graphic>
-          </wp:inline>
-        </w:drawing>
-      </w:r>
-    </w:p>
-    <w:p>
-      <w:pPr>
-        <w:pStyle w:val="Zadanie"/>
-      </w:pPr>
-    </w:p>
-    <w:p>
-      <w:pPr>
-        <w:pStyle w:val="Zadanie"/>
-      </w:pPr>
-    </w:p>
-    <w:tbl>
-      <w:tblPr>
-        <w:tblStyle w:val="Tabela-Siatka"/>
+        <w:tblStyle w:val="TableGrid"/>
         <w:tblW w:w="5000" w:type="pct"/>
         <w:tblLook w:val="04A0" w:firstRow="1" w:lastRow="0" w:firstColumn="1" w:lastColumn="0" w:noHBand="0" w:noVBand="1"/>
       </w:tblPr>
@@ -5720,280 +3887,297 @@
     </w:tbl>
     <w:p>
       <w:pPr>
-        <w:rPr>
-          <w:lang w:val="pl-PL"/>
-        </w:rPr>
-      </w:pPr>
-    </w:p>
-    <w:p>
-      <w:pPr>
-        <w:pStyle w:val="Nagwek1"/>
-        <w:rPr>
-          <w:lang w:val="pl-PL"/>
-        </w:rPr>
-      </w:pPr>
-      <w:bookmarkStart w:id="14" w:name="_Toc230810403"/>
-      <w:proofErr w:type="spellStart"/>
-      <w:r>
-        <w:rPr>
-          <w:lang w:val="pl-PL"/>
-        </w:rPr>
-        <w:t>Bootstrap</w:t>
-      </w:r>
-      <w:bookmarkEnd w:id="14"/>
-      <w:proofErr w:type="spellEnd"/>
-    </w:p>
-    <w:p>
-      <w:pPr>
-        <w:rPr>
-          <w:lang w:val="pl-PL"/>
-        </w:rPr>
-      </w:pPr>
-      <w:r>
-        <w:rPr>
-          <w:lang w:val="pl-PL"/>
-        </w:rPr>
-        <w:t xml:space="preserve">Korzystając z notatek z wykładu oraz poniższych adresów, podłącz do aplikacji i jej formularzy bibliotekę </w:t>
-      </w:r>
-      <w:proofErr w:type="spellStart"/>
-      <w:r>
-        <w:rPr>
-          <w:lang w:val="pl-PL"/>
-        </w:rPr>
-        <w:t>Bootstrap</w:t>
-      </w:r>
-      <w:proofErr w:type="spellEnd"/>
-      <w:r>
-        <w:rPr>
-          <w:lang w:val="pl-PL"/>
-        </w:rPr>
-        <w:t>:</w:t>
-      </w:r>
-    </w:p>
-    <w:p>
-      <w:pPr>
-        <w:pStyle w:val="Akapitzlist"/>
-        <w:numPr>
-          <w:ilvl w:val="0"/>
-          <w:numId w:val="16"/>
-        </w:numPr>
-        <w:rPr>
-          <w:lang w:val="pl-PL"/>
-        </w:rPr>
-      </w:pPr>
-      <w:hyperlink r:id="rId16" w:history="1">
-        <w:r>
-          <w:rPr>
-            <w:rStyle w:val="Hipercze"/>
-            <w:lang w:val="pl-PL"/>
-          </w:rPr>
-          <w:t>https://symfony.com/doc/current/form/bootstrap5.html</w:t>
-        </w:r>
-      </w:hyperlink>
-    </w:p>
-    <w:p>
-      <w:pPr>
-        <w:pStyle w:val="Akapitzlist"/>
-        <w:numPr>
-          <w:ilvl w:val="0"/>
-          <w:numId w:val="16"/>
-        </w:numPr>
-        <w:rPr>
-          <w:lang w:val="pl-PL"/>
-        </w:rPr>
-      </w:pPr>
-      <w:hyperlink r:id="rId17" w:history="1">
-        <w:r>
-          <w:rPr>
-            <w:rStyle w:val="Hipercze"/>
-            <w:lang w:val="pl-PL"/>
-          </w:rPr>
-          <w:t>https://getbootstrap.com/docs/5.3/getting-started/introduction/</w:t>
-        </w:r>
-      </w:hyperlink>
-    </w:p>
-    <w:p>
-      <w:pPr>
-        <w:rPr>
-          <w:lang w:val="pl-PL"/>
-        </w:rPr>
-      </w:pPr>
-      <w:r>
-        <w:rPr>
-          <w:lang w:val="pl-PL"/>
-        </w:rPr>
-        <w:t>W szczególności, edytuj pliki:</w:t>
-      </w:r>
-    </w:p>
-    <w:p>
-      <w:pPr>
-        <w:pStyle w:val="Akapitzlist"/>
-        <w:numPr>
-          <w:ilvl w:val="0"/>
-          <w:numId w:val="17"/>
-        </w:numPr>
-        <w:rPr>
-          <w:lang w:val="pl-PL"/>
-        </w:rPr>
-      </w:pPr>
-      <w:proofErr w:type="spellStart"/>
-      <w:r>
-        <w:rPr>
-          <w:lang w:val="pl-PL"/>
-        </w:rPr>
-        <w:t>base.html.twig</w:t>
-      </w:r>
-      <w:proofErr w:type="spellEnd"/>
-    </w:p>
-    <w:p>
-      <w:pPr>
-        <w:pStyle w:val="Akapitzlist"/>
-        <w:numPr>
-          <w:ilvl w:val="0"/>
-          <w:numId w:val="17"/>
-        </w:numPr>
-        <w:rPr>
-          <w:lang w:val="pl-PL"/>
-        </w:rPr>
-      </w:pPr>
-      <w:proofErr w:type="spellStart"/>
-      <w:r>
-        <w:rPr>
-          <w:lang w:val="pl-PL"/>
-        </w:rPr>
-        <w:t>twig.yaml</w:t>
-      </w:r>
-      <w:proofErr w:type="spellEnd"/>
-    </w:p>
-    <w:p>
-      <w:pPr>
-        <w:pStyle w:val="Akapitzlist"/>
-        <w:numPr>
-          <w:ilvl w:val="0"/>
-          <w:numId w:val="17"/>
-        </w:numPr>
-        <w:rPr>
-          <w:lang w:val="pl-PL"/>
-        </w:rPr>
-      </w:pPr>
-      <w:r>
-        <w:rPr>
-          <w:lang w:val="pl-PL"/>
-        </w:rPr>
-        <w:t>app.css</w:t>
-      </w:r>
-    </w:p>
-    <w:p>
-      <w:pPr>
-        <w:pStyle w:val="Akapitzlist"/>
-        <w:numPr>
-          <w:ilvl w:val="0"/>
-          <w:numId w:val="17"/>
-        </w:numPr>
-        <w:rPr>
-          <w:lang w:val="pl-PL"/>
-        </w:rPr>
-      </w:pPr>
-      <w:proofErr w:type="spellStart"/>
-      <w:r>
-        <w:rPr>
-          <w:lang w:val="pl-PL"/>
-        </w:rPr>
-        <w:t>templates</w:t>
-      </w:r>
-      <w:proofErr w:type="spellEnd"/>
-      <w:r>
-        <w:rPr>
+        <w:pStyle w:val="Heading1"/>
+        <w:rPr>
+          <w:lang w:val="pl-PL"/>
+        </w:rPr>
+      </w:pPr>
+      <w:bookmarkStart w:id="13" w:name="_Toc230810402"/>
+      <w:r>
+        <w:rPr>
+          <w:lang w:val="pl-PL"/>
+        </w:rPr>
+        <w:t>Tworzenie CRUD</w:t>
+      </w:r>
+      <w:bookmarkEnd w:id="13"/>
+    </w:p>
+    <w:p>
+      <w:pPr>
+        <w:rPr>
+          <w:lang w:val="pl-PL"/>
+        </w:rPr>
+      </w:pPr>
+      <w:r>
+        <w:rPr>
+          <w:lang w:val="pl-PL"/>
+        </w:rPr>
+        <w:t xml:space="preserve">W kolejnym etapie wykorzystamy komendę make:crud do wygenerowania zestawu </w:t>
+      </w:r>
+      <w:r>
+        <w:rPr>
+          <w:b/>
+          <w:bCs/>
+          <w:lang w:val="pl-PL"/>
+        </w:rPr>
+        <w:t>C</w:t>
+      </w:r>
+      <w:r>
+        <w:rPr>
+          <w:lang w:val="pl-PL"/>
+        </w:rPr>
+        <w:t xml:space="preserve">reate, </w:t>
+      </w:r>
+      <w:r>
+        <w:rPr>
+          <w:b/>
+          <w:bCs/>
+          <w:lang w:val="pl-PL"/>
+        </w:rPr>
+        <w:t>R</w:t>
+      </w:r>
+      <w:r>
+        <w:rPr>
+          <w:lang w:val="pl-PL"/>
+        </w:rPr>
+        <w:t xml:space="preserve">ead, </w:t>
+      </w:r>
+      <w:r>
+        <w:rPr>
+          <w:b/>
+          <w:bCs/>
+          <w:lang w:val="pl-PL"/>
+        </w:rPr>
+        <w:t>U</w:t>
+      </w:r>
+      <w:r>
+        <w:rPr>
+          <w:lang w:val="pl-PL"/>
+        </w:rPr>
+        <w:t xml:space="preserve">pdate, </w:t>
+      </w:r>
+      <w:r>
+        <w:rPr>
+          <w:b/>
+          <w:bCs/>
+          <w:lang w:val="pl-PL"/>
+        </w:rPr>
+        <w:t>D</w:t>
+      </w:r>
+      <w:r>
+        <w:rPr>
+          <w:lang w:val="pl-PL"/>
+        </w:rPr>
+        <w:t>elete</w:t>
+      </w:r>
+      <w:r>
+        <w:rPr>
+          <w:lang w:val="pl-PL"/>
+        </w:rPr>
+        <w:t xml:space="preserve"> encji </w:t>
+      </w:r>
+      <w:r>
+        <w:rPr>
+          <w:rStyle w:val="inline-code"/>
+        </w:rPr>
+        <w:fldChar w:fldCharType="begin"/>
+      </w:r>
+      <w:r>
+        <w:rPr>
+          <w:rStyle w:val="inline-code"/>
+        </w:rPr>
+        <w:instrText xml:space="preserve"> DOCPROPERTY  encja  \* MERGEFORMAT </w:instrText>
+      </w:r>
+      <w:r>
+        <w:rPr>
+          <w:rStyle w:val="inline-code"/>
+        </w:rPr>
+        <w:fldChar w:fldCharType="separate"/>
+      </w:r>
+      <w:r>
+        <w:rPr>
+          <w:rStyle w:val="inline-code"/>
+        </w:rPr>
+        <w:t>Recipe</w:t>
+      </w:r>
+      <w:r>
+        <w:rPr>
+          <w:rStyle w:val="inline-code"/>
+        </w:rPr>
+        <w:fldChar w:fldCharType="end"/>
+      </w:r>
+      <w:r>
+        <w:rPr>
+          <w:lang w:val="pl-PL"/>
+        </w:rPr>
+        <w:t>. Nawiguj terminalem do katalogu projektu i wykonaj polecenie:</w:t>
+      </w:r>
+    </w:p>
+    <w:p>
+      <w:pPr>
+        <w:pStyle w:val="block-code"/>
+      </w:pPr>
+      <w:r>
+        <w:t>php .\bin\console make:crud</w:t>
+      </w:r>
+    </w:p>
+    <w:p>
+      <w:pPr>
+        <w:rPr>
+          <w:lang w:val="pl-PL"/>
+        </w:rPr>
+      </w:pPr>
+      <w:r>
+        <w:rPr>
+          <w:lang w:val="pl-PL"/>
+        </w:rPr>
+        <w:t>Przejdź przez kreator, a n</w:t>
+      </w:r>
+      <w:r>
+        <w:rPr>
+          <w:lang w:val="pl-PL"/>
+        </w:rPr>
+        <w:t xml:space="preserve">astępnie wejdź na stronę </w:t>
+      </w:r>
+      <w:r>
+        <w:rPr>
+          <w:color w:val="0070C0"/>
+          <w:lang w:val="pl-PL"/>
+        </w:rPr>
+        <w:t>http://localhost:</w:t>
+      </w:r>
+      <w:r>
+        <w:rPr>
+          <w:color w:val="0070C0"/>
+          <w:lang w:val="pl-PL"/>
+        </w:rPr>
+        <w:fldChar w:fldCharType="begin"/>
+      </w:r>
+      <w:r>
+        <w:rPr>
+          <w:color w:val="0070C0"/>
+          <w:lang w:val="pl-PL"/>
+        </w:rPr>
+        <w:instrText xml:space="preserve"> DOCPROPERTY  "Numer albumu"  \* MERGEFORMAT </w:instrText>
+      </w:r>
+      <w:r>
+        <w:rPr>
+          <w:color w:val="0070C0"/>
+          <w:lang w:val="pl-PL"/>
+        </w:rPr>
+        <w:fldChar w:fldCharType="separate"/>
+      </w:r>
+      <w:r>
+        <w:rPr>
+          <w:color w:val="0070C0"/>
+          <w:lang w:val="pl-PL"/>
+        </w:rPr>
+        <w:t>57780</w:t>
+      </w:r>
+      <w:r>
+        <w:rPr>
+          <w:color w:val="0070C0"/>
+          <w:lang w:val="pl-PL"/>
+        </w:rPr>
+        <w:fldChar w:fldCharType="end"/>
+      </w:r>
+      <w:r>
+        <w:rPr>
+          <w:color w:val="0070C0"/>
           <w:lang w:val="pl-PL"/>
         </w:rPr>
         <w:t>/</w:t>
       </w:r>
       <w:r>
         <w:rPr>
+          <w:color w:val="0070C0"/>
           <w:lang w:val="pl-PL"/>
         </w:rPr>
         <w:fldChar w:fldCharType="begin"/>
       </w:r>
       <w:r>
         <w:rPr>
+          <w:color w:val="0070C0"/>
           <w:lang w:val="pl-PL"/>
         </w:rPr>
         <w:instrText xml:space="preserve"> DOCPROPERTY  encja  \* MERGEFORMAT </w:instrText>
       </w:r>
       <w:r>
         <w:rPr>
+          <w:color w:val="0070C0"/>
           <w:lang w:val="pl-PL"/>
         </w:rPr>
         <w:fldChar w:fldCharType="separate"/>
       </w:r>
       <w:r>
         <w:rPr>
-          <w:lang w:val="pl-PL"/>
-        </w:rPr>
-        <w:t>Post</w:t>
-      </w:r>
-      <w:r>
-        <w:rPr>
+          <w:color w:val="0070C0"/>
+          <w:lang w:val="pl-PL"/>
+        </w:rPr>
+        <w:t>Recipe</w:t>
+      </w:r>
+      <w:r>
+        <w:rPr>
+          <w:color w:val="0070C0"/>
           <w:lang w:val="pl-PL"/>
         </w:rPr>
         <w:fldChar w:fldCharType="end"/>
       </w:r>
       <w:r>
         <w:rPr>
-          <w:lang w:val="pl-PL"/>
-        </w:rPr>
-        <w:t>/*.</w:t>
-      </w:r>
-      <w:proofErr w:type="spellStart"/>
-      <w:r>
-        <w:rPr>
-          <w:lang w:val="pl-PL"/>
-        </w:rPr>
-        <w:t>twig</w:t>
-      </w:r>
-      <w:proofErr w:type="spellEnd"/>
-    </w:p>
-    <w:p>
-      <w:pPr>
-        <w:rPr>
-          <w:lang w:val="pl-PL"/>
-        </w:rPr>
-      </w:pPr>
+          <w:color w:val="0070C0"/>
+          <w:lang w:val="pl-PL"/>
+        </w:rPr>
+        <w:t>/</w:t>
+      </w:r>
+      <w:r>
+        <w:rPr>
+          <w:lang w:val="pl-PL"/>
+        </w:rPr>
+        <w:t xml:space="preserve">. Powinna pokazać się gotowa aplikacja z możliwością przeglądania, dodawania, edycji i kasowania encji </w:t>
+      </w:r>
+      <w:r>
+        <w:rPr>
+          <w:rStyle w:val="inline-code"/>
+        </w:rPr>
+        <w:fldChar w:fldCharType="begin"/>
+      </w:r>
+      <w:r>
+        <w:rPr>
+          <w:rStyle w:val="inline-code"/>
+        </w:rPr>
+        <w:instrText xml:space="preserve"> DOCPROPERTY  encja  \* MERGEFORMAT </w:instrText>
+      </w:r>
+      <w:r>
+        <w:rPr>
+          <w:rStyle w:val="inline-code"/>
+        </w:rPr>
+        <w:fldChar w:fldCharType="separate"/>
+      </w:r>
+      <w:r>
+        <w:rPr>
+          <w:rStyle w:val="inline-code"/>
+        </w:rPr>
+        <w:t>Recipe</w:t>
+      </w:r>
+      <w:r>
+        <w:rPr>
+          <w:rStyle w:val="inline-code"/>
+        </w:rPr>
+        <w:fldChar w:fldCharType="end"/>
+      </w:r>
+      <w:r>
+        <w:rPr>
+          <w:lang w:val="pl-PL"/>
+        </w:rPr>
+        <w:t>.</w:t>
+      </w:r>
     </w:p>
     <w:p>
       <w:pPr>
         <w:pStyle w:val="Zadanie"/>
       </w:pPr>
       <w:r>
-        <w:t xml:space="preserve">Umieść zrzut ekranu strony index z listą Twoich encji. Upewnij się, że zastosowano kontener z klasą </w:t>
-      </w:r>
-      <w:proofErr w:type="spellStart"/>
-      <w:r>
-        <w:rPr>
-          <w:rStyle w:val="inline-code"/>
-        </w:rPr>
-        <w:t>container</w:t>
-      </w:r>
-      <w:proofErr w:type="spellEnd"/>
-      <w:r>
-        <w:t xml:space="preserve"> albo </w:t>
-      </w:r>
-      <w:proofErr w:type="spellStart"/>
-      <w:r>
-        <w:rPr>
-          <w:rStyle w:val="inline-code"/>
-        </w:rPr>
-        <w:t>container</w:t>
-      </w:r>
-      <w:proofErr w:type="spellEnd"/>
-      <w:r>
-        <w:rPr>
-          <w:rStyle w:val="inline-code"/>
-        </w:rPr>
-        <w:t>-fluid</w:t>
-      </w:r>
-      <w:r>
-        <w:t>:</w:t>
+        <w:t>Umieść zrzut ekranu strony index z listą Twoich encji. Upewnij się, że to ten sam model co w poprzednim laboratorium:</w:t>
       </w:r>
     </w:p>
     <w:p>
@@ -6007,51 +4191,35 @@
         <w:jc w:val="center"/>
       </w:pPr>
       <w:r>
-        <w:rPr>
-          <w:noProof/>
-        </w:rPr>
         <w:drawing>
-          <wp:inline distT="0" distB="0" distL="0" distR="0" wp14:anchorId="49554CE0" wp14:editId="68730CD5">
-            <wp:extent cx="900000" cy="900000"/>
-            <wp:effectExtent l="0" t="0" r="0" b="0"/>
-            <wp:docPr id="483415379" name="Obraz 483415379"/>
+          <wp:inline distT="0" distB="0" distL="0" distR="0" wp14:anchorId="1243DE35" wp14:editId="50B04110">
+            <wp:extent cx="4353533" cy="2114845"/>
+            <wp:effectExtent l="0" t="0" r="9525" b="0"/>
+            <wp:docPr id="148856626" name="Picture 1"/>
             <wp:cNvGraphicFramePr>
-              <a:graphicFrameLocks xmlns:a="http://schemas.openxmlformats.org/drawingml/2006/main"/>
+              <a:graphicFrameLocks xmlns:a="http://schemas.openxmlformats.org/drawingml/2006/main" noChangeAspect="1"/>
             </wp:cNvGraphicFramePr>
             <a:graphic xmlns:a="http://schemas.openxmlformats.org/drawingml/2006/main">
               <a:graphicData uri="http://schemas.openxmlformats.org/drawingml/2006/picture">
                 <pic:pic xmlns:pic="http://schemas.openxmlformats.org/drawingml/2006/picture">
                   <pic:nvPicPr>
-                    <pic:cNvPr id="0" name="Picture 1"/>
-                    <pic:cNvPicPr>
-                      <a:picLocks noChangeAspect="1" noChangeArrowheads="1"/>
-                    </pic:cNvPicPr>
+                    <pic:cNvPr id="148856626" name=""/>
+                    <pic:cNvPicPr/>
                   </pic:nvPicPr>
                   <pic:blipFill>
-                    <a:blip r:embed="rId15">
-                      <a:extLst>
-                        <a:ext uri="{28A0092B-C50C-407E-A947-70E740481C1C}">
-                          <a14:useLocalDpi xmlns:a14="http://schemas.microsoft.com/office/drawing/2010/main" val="0"/>
-                        </a:ext>
-                      </a:extLst>
-                    </a:blip>
-                    <a:srcRect/>
+                    <a:blip r:embed="rId20"/>
                     <a:stretch>
                       <a:fillRect/>
                     </a:stretch>
                   </pic:blipFill>
-                  <pic:spPr bwMode="auto">
+                  <pic:spPr>
                     <a:xfrm>
                       <a:off x="0" y="0"/>
-                      <a:ext cx="900000" cy="900000"/>
+                      <a:ext cx="4353533" cy="2114845"/>
                     </a:xfrm>
                     <a:prstGeom prst="rect">
                       <a:avLst/>
                     </a:prstGeom>
-                    <a:noFill/>
-                    <a:ln>
-                      <a:noFill/>
-                    </a:ln>
                   </pic:spPr>
                 </pic:pic>
               </a:graphicData>
@@ -6085,51 +4253,35 @@
         <w:jc w:val="center"/>
       </w:pPr>
       <w:r>
-        <w:rPr>
-          <w:noProof/>
-        </w:rPr>
         <w:drawing>
-          <wp:inline distT="0" distB="0" distL="0" distR="0" wp14:anchorId="20C030F5" wp14:editId="0822D7DC">
-            <wp:extent cx="900000" cy="900000"/>
-            <wp:effectExtent l="0" t="0" r="0" b="0"/>
-            <wp:docPr id="1913904107" name="Obraz 1913904107"/>
+          <wp:inline distT="0" distB="0" distL="0" distR="0" wp14:anchorId="170998BF" wp14:editId="66359773">
+            <wp:extent cx="3924848" cy="2486372"/>
+            <wp:effectExtent l="0" t="0" r="0" b="9525"/>
+            <wp:docPr id="1090652027" name="Picture 1"/>
             <wp:cNvGraphicFramePr>
-              <a:graphicFrameLocks xmlns:a="http://schemas.openxmlformats.org/drawingml/2006/main"/>
+              <a:graphicFrameLocks xmlns:a="http://schemas.openxmlformats.org/drawingml/2006/main" noChangeAspect="1"/>
             </wp:cNvGraphicFramePr>
             <a:graphic xmlns:a="http://schemas.openxmlformats.org/drawingml/2006/main">
               <a:graphicData uri="http://schemas.openxmlformats.org/drawingml/2006/picture">
                 <pic:pic xmlns:pic="http://schemas.openxmlformats.org/drawingml/2006/picture">
                   <pic:nvPicPr>
-                    <pic:cNvPr id="0" name="Picture 1"/>
-                    <pic:cNvPicPr>
-                      <a:picLocks noChangeAspect="1" noChangeArrowheads="1"/>
-                    </pic:cNvPicPr>
+                    <pic:cNvPr id="1090652027" name=""/>
+                    <pic:cNvPicPr/>
                   </pic:nvPicPr>
                   <pic:blipFill>
-                    <a:blip r:embed="rId15">
-                      <a:extLst>
-                        <a:ext uri="{28A0092B-C50C-407E-A947-70E740481C1C}">
-                          <a14:useLocalDpi xmlns:a14="http://schemas.microsoft.com/office/drawing/2010/main" val="0"/>
-                        </a:ext>
-                      </a:extLst>
-                    </a:blip>
-                    <a:srcRect/>
+                    <a:blip r:embed="rId21"/>
                     <a:stretch>
                       <a:fillRect/>
                     </a:stretch>
                   </pic:blipFill>
-                  <pic:spPr bwMode="auto">
+                  <pic:spPr>
                     <a:xfrm>
                       <a:off x="0" y="0"/>
-                      <a:ext cx="900000" cy="900000"/>
+                      <a:ext cx="3924848" cy="2486372"/>
                     </a:xfrm>
                     <a:prstGeom prst="rect">
                       <a:avLst/>
                     </a:prstGeom>
-                    <a:noFill/>
-                    <a:ln>
-                      <a:noFill/>
-                    </a:ln>
                   </pic:spPr>
                 </pic:pic>
               </a:graphicData>
@@ -6162,52 +4314,35 @@
         <w:jc w:val="center"/>
       </w:pPr>
       <w:r>
-        <w:rPr>
-          <w:noProof/>
-        </w:rPr>
-        <w:lastRenderedPageBreak/>
         <w:drawing>
-          <wp:inline distT="0" distB="0" distL="0" distR="0" wp14:anchorId="3BBFD6E2" wp14:editId="49A36C46">
-            <wp:extent cx="900000" cy="900000"/>
-            <wp:effectExtent l="0" t="0" r="0" b="0"/>
-            <wp:docPr id="1449776235" name="Obraz 1449776235"/>
+          <wp:inline distT="0" distB="0" distL="0" distR="0" wp14:anchorId="50951E40" wp14:editId="03B65F69">
+            <wp:extent cx="3934374" cy="2505425"/>
+            <wp:effectExtent l="0" t="0" r="0" b="9525"/>
+            <wp:docPr id="2064219323" name="Picture 1"/>
             <wp:cNvGraphicFramePr>
-              <a:graphicFrameLocks xmlns:a="http://schemas.openxmlformats.org/drawingml/2006/main"/>
+              <a:graphicFrameLocks xmlns:a="http://schemas.openxmlformats.org/drawingml/2006/main" noChangeAspect="1"/>
             </wp:cNvGraphicFramePr>
             <a:graphic xmlns:a="http://schemas.openxmlformats.org/drawingml/2006/main">
               <a:graphicData uri="http://schemas.openxmlformats.org/drawingml/2006/picture">
                 <pic:pic xmlns:pic="http://schemas.openxmlformats.org/drawingml/2006/picture">
                   <pic:nvPicPr>
-                    <pic:cNvPr id="0" name="Picture 1"/>
-                    <pic:cNvPicPr>
-                      <a:picLocks noChangeAspect="1" noChangeArrowheads="1"/>
-                    </pic:cNvPicPr>
+                    <pic:cNvPr id="2064219323" name=""/>
+                    <pic:cNvPicPr/>
                   </pic:nvPicPr>
                   <pic:blipFill>
-                    <a:blip r:embed="rId15">
-                      <a:extLst>
-                        <a:ext uri="{28A0092B-C50C-407E-A947-70E740481C1C}">
-                          <a14:useLocalDpi xmlns:a14="http://schemas.microsoft.com/office/drawing/2010/main" val="0"/>
-                        </a:ext>
-                      </a:extLst>
-                    </a:blip>
-                    <a:srcRect/>
+                    <a:blip r:embed="rId22"/>
                     <a:stretch>
                       <a:fillRect/>
                     </a:stretch>
                   </pic:blipFill>
-                  <pic:spPr bwMode="auto">
+                  <pic:spPr>
                     <a:xfrm>
                       <a:off x="0" y="0"/>
-                      <a:ext cx="900000" cy="900000"/>
+                      <a:ext cx="3934374" cy="2505425"/>
                     </a:xfrm>
                     <a:prstGeom prst="rect">
                       <a:avLst/>
                     </a:prstGeom>
-                    <a:noFill/>
-                    <a:ln>
-                      <a:noFill/>
-                    </a:ln>
                   </pic:spPr>
                 </pic:pic>
               </a:graphicData>
@@ -6219,11 +4354,318 @@
     <w:p>
       <w:pPr>
         <w:pStyle w:val="Zadanie"/>
+        <w:jc w:val="center"/>
+      </w:pPr>
+    </w:p>
+    <w:p>
+      <w:pPr>
+        <w:pStyle w:val="Zadanie"/>
+      </w:pPr>
+      <w:r>
+        <w:t>Wstaw zrzuty ekranu kodów akcji kontrolera dla wszystkich powyższych ekranów:</w:t>
+      </w:r>
+    </w:p>
+    <w:p>
+      <w:pPr>
+        <w:pStyle w:val="Zadanie"/>
+      </w:pPr>
+      <w:r>
+        <w:lastRenderedPageBreak/>
+        <w:drawing>
+          <wp:inline distT="0" distB="0" distL="0" distR="0" wp14:anchorId="3C9CC0BB" wp14:editId="649A9A87">
+            <wp:extent cx="6096851" cy="1638529"/>
+            <wp:effectExtent l="0" t="0" r="0" b="0"/>
+            <wp:docPr id="1272161144" name="Picture 1"/>
+            <wp:cNvGraphicFramePr>
+              <a:graphicFrameLocks xmlns:a="http://schemas.openxmlformats.org/drawingml/2006/main" noChangeAspect="1"/>
+            </wp:cNvGraphicFramePr>
+            <a:graphic xmlns:a="http://schemas.openxmlformats.org/drawingml/2006/main">
+              <a:graphicData uri="http://schemas.openxmlformats.org/drawingml/2006/picture">
+                <pic:pic xmlns:pic="http://schemas.openxmlformats.org/drawingml/2006/picture">
+                  <pic:nvPicPr>
+                    <pic:cNvPr id="1272161144" name=""/>
+                    <pic:cNvPicPr/>
+                  </pic:nvPicPr>
+                  <pic:blipFill>
+                    <a:blip r:embed="rId23"/>
+                    <a:stretch>
+                      <a:fillRect/>
+                    </a:stretch>
+                  </pic:blipFill>
+                  <pic:spPr>
+                    <a:xfrm>
+                      <a:off x="0" y="0"/>
+                      <a:ext cx="6096851" cy="1638529"/>
+                    </a:xfrm>
+                    <a:prstGeom prst="rect">
+                      <a:avLst/>
+                    </a:prstGeom>
+                  </pic:spPr>
+                </pic:pic>
+              </a:graphicData>
+            </a:graphic>
+          </wp:inline>
+        </w:drawing>
+      </w:r>
+      <w:r>
+        <w:rPr>
+          <w:noProof/>
+        </w:rPr>
+        <w:t xml:space="preserve"> </w:t>
+      </w:r>
+      <w:r>
+        <w:drawing>
+          <wp:inline distT="0" distB="0" distL="0" distR="0" wp14:anchorId="06877A1B" wp14:editId="1663FF14">
+            <wp:extent cx="6344535" cy="1752845"/>
+            <wp:effectExtent l="0" t="0" r="0" b="0"/>
+            <wp:docPr id="432649862" name="Picture 1"/>
+            <wp:cNvGraphicFramePr>
+              <a:graphicFrameLocks xmlns:a="http://schemas.openxmlformats.org/drawingml/2006/main" noChangeAspect="1"/>
+            </wp:cNvGraphicFramePr>
+            <a:graphic xmlns:a="http://schemas.openxmlformats.org/drawingml/2006/main">
+              <a:graphicData uri="http://schemas.openxmlformats.org/drawingml/2006/picture">
+                <pic:pic xmlns:pic="http://schemas.openxmlformats.org/drawingml/2006/picture">
+                  <pic:nvPicPr>
+                    <pic:cNvPr id="432649862" name=""/>
+                    <pic:cNvPicPr/>
+                  </pic:nvPicPr>
+                  <pic:blipFill>
+                    <a:blip r:embed="rId24"/>
+                    <a:stretch>
+                      <a:fillRect/>
+                    </a:stretch>
+                  </pic:blipFill>
+                  <pic:spPr>
+                    <a:xfrm>
+                      <a:off x="0" y="0"/>
+                      <a:ext cx="6344535" cy="1752845"/>
+                    </a:xfrm>
+                    <a:prstGeom prst="rect">
+                      <a:avLst/>
+                    </a:prstGeom>
+                  </pic:spPr>
+                </pic:pic>
+              </a:graphicData>
+            </a:graphic>
+          </wp:inline>
+        </w:drawing>
+      </w:r>
+    </w:p>
+    <w:p>
+      <w:pPr>
+        <w:pStyle w:val="Zadanie"/>
+        <w:jc w:val="center"/>
+      </w:pPr>
+      <w:r>
+        <w:t xml:space="preserve">  </w:t>
+      </w:r>
+      <w:r>
+        <w:drawing>
+          <wp:inline distT="0" distB="0" distL="0" distR="0" wp14:anchorId="1BECBAA2" wp14:editId="30A46F79">
+            <wp:extent cx="6645910" cy="2677160"/>
+            <wp:effectExtent l="0" t="0" r="2540" b="8890"/>
+            <wp:docPr id="889021987" name="Picture 1"/>
+            <wp:cNvGraphicFramePr>
+              <a:graphicFrameLocks xmlns:a="http://schemas.openxmlformats.org/drawingml/2006/main" noChangeAspect="1"/>
+            </wp:cNvGraphicFramePr>
+            <a:graphic xmlns:a="http://schemas.openxmlformats.org/drawingml/2006/main">
+              <a:graphicData uri="http://schemas.openxmlformats.org/drawingml/2006/picture">
+                <pic:pic xmlns:pic="http://schemas.openxmlformats.org/drawingml/2006/picture">
+                  <pic:nvPicPr>
+                    <pic:cNvPr id="889021987" name=""/>
+                    <pic:cNvPicPr/>
+                  </pic:nvPicPr>
+                  <pic:blipFill>
+                    <a:blip r:embed="rId25"/>
+                    <a:stretch>
+                      <a:fillRect/>
+                    </a:stretch>
+                  </pic:blipFill>
+                  <pic:spPr>
+                    <a:xfrm>
+                      <a:off x="0" y="0"/>
+                      <a:ext cx="6645910" cy="2677160"/>
+                    </a:xfrm>
+                    <a:prstGeom prst="rect">
+                      <a:avLst/>
+                    </a:prstGeom>
+                  </pic:spPr>
+                </pic:pic>
+              </a:graphicData>
+            </a:graphic>
+          </wp:inline>
+        </w:drawing>
+      </w:r>
+    </w:p>
+    <w:p>
+      <w:pPr>
+        <w:pStyle w:val="Zadanie"/>
+      </w:pPr>
+    </w:p>
+    <w:p>
+      <w:pPr>
+        <w:pStyle w:val="Zadanie"/>
+      </w:pPr>
+      <w:r>
+        <w:t>Wstaw zrzuty ekranu kodów szablonów TWIG dla wszystkich powyższych ekranów:</w:t>
+      </w:r>
+    </w:p>
+    <w:p>
+      <w:pPr>
+        <w:pStyle w:val="Zadanie"/>
+      </w:pPr>
+    </w:p>
+    <w:p>
+      <w:pPr>
+        <w:pStyle w:val="Zadanie"/>
+        <w:jc w:val="center"/>
+      </w:pPr>
+      <w:r>
+        <w:lastRenderedPageBreak/>
+        <w:t xml:space="preserve">  </w:t>
+      </w:r>
+      <w:r>
+        <w:drawing>
+          <wp:inline distT="0" distB="0" distL="0" distR="0" wp14:anchorId="4F4DCE48" wp14:editId="6D7A8D0C">
+            <wp:extent cx="6645910" cy="6217285"/>
+            <wp:effectExtent l="0" t="0" r="2540" b="0"/>
+            <wp:docPr id="586637099" name="Picture 1"/>
+            <wp:cNvGraphicFramePr>
+              <a:graphicFrameLocks xmlns:a="http://schemas.openxmlformats.org/drawingml/2006/main" noChangeAspect="1"/>
+            </wp:cNvGraphicFramePr>
+            <a:graphic xmlns:a="http://schemas.openxmlformats.org/drawingml/2006/main">
+              <a:graphicData uri="http://schemas.openxmlformats.org/drawingml/2006/picture">
+                <pic:pic xmlns:pic="http://schemas.openxmlformats.org/drawingml/2006/picture">
+                  <pic:nvPicPr>
+                    <pic:cNvPr id="586637099" name=""/>
+                    <pic:cNvPicPr/>
+                  </pic:nvPicPr>
+                  <pic:blipFill>
+                    <a:blip r:embed="rId26"/>
+                    <a:stretch>
+                      <a:fillRect/>
+                    </a:stretch>
+                  </pic:blipFill>
+                  <pic:spPr>
+                    <a:xfrm>
+                      <a:off x="0" y="0"/>
+                      <a:ext cx="6645910" cy="6217285"/>
+                    </a:xfrm>
+                    <a:prstGeom prst="rect">
+                      <a:avLst/>
+                    </a:prstGeom>
+                  </pic:spPr>
+                </pic:pic>
+              </a:graphicData>
+            </a:graphic>
+          </wp:inline>
+        </w:drawing>
+      </w:r>
+      <w:r>
+        <w:rPr>
+          <w:noProof/>
+        </w:rPr>
+        <w:t xml:space="preserve"> </w:t>
+      </w:r>
+      <w:r>
+        <w:lastRenderedPageBreak/>
+        <w:drawing>
+          <wp:inline distT="0" distB="0" distL="0" distR="0" wp14:anchorId="7DF07211" wp14:editId="2E0CF547">
+            <wp:extent cx="6645910" cy="7942580"/>
+            <wp:effectExtent l="0" t="0" r="2540" b="1270"/>
+            <wp:docPr id="2135886373" name="Picture 1"/>
+            <wp:cNvGraphicFramePr>
+              <a:graphicFrameLocks xmlns:a="http://schemas.openxmlformats.org/drawingml/2006/main" noChangeAspect="1"/>
+            </wp:cNvGraphicFramePr>
+            <a:graphic xmlns:a="http://schemas.openxmlformats.org/drawingml/2006/main">
+              <a:graphicData uri="http://schemas.openxmlformats.org/drawingml/2006/picture">
+                <pic:pic xmlns:pic="http://schemas.openxmlformats.org/drawingml/2006/picture">
+                  <pic:nvPicPr>
+                    <pic:cNvPr id="2135886373" name=""/>
+                    <pic:cNvPicPr/>
+                  </pic:nvPicPr>
+                  <pic:blipFill>
+                    <a:blip r:embed="rId27"/>
+                    <a:stretch>
+                      <a:fillRect/>
+                    </a:stretch>
+                  </pic:blipFill>
+                  <pic:spPr>
+                    <a:xfrm>
+                      <a:off x="0" y="0"/>
+                      <a:ext cx="6645910" cy="7942580"/>
+                    </a:xfrm>
+                    <a:prstGeom prst="rect">
+                      <a:avLst/>
+                    </a:prstGeom>
+                  </pic:spPr>
+                </pic:pic>
+              </a:graphicData>
+            </a:graphic>
+          </wp:inline>
+        </w:drawing>
+      </w:r>
+      <w:r>
+        <w:rPr>
+          <w:noProof/>
+        </w:rPr>
+        <w:t xml:space="preserve"> </w:t>
+      </w:r>
+      <w:r>
+        <w:rPr>
+          <w:noProof/>
+        </w:rPr>
+        <w:lastRenderedPageBreak/>
+        <w:drawing>
+          <wp:inline distT="0" distB="0" distL="0" distR="0" wp14:anchorId="0DA3F677" wp14:editId="7BC9074F">
+            <wp:extent cx="6645910" cy="3228340"/>
+            <wp:effectExtent l="0" t="0" r="2540" b="0"/>
+            <wp:docPr id="181175202" name="Picture 1"/>
+            <wp:cNvGraphicFramePr>
+              <a:graphicFrameLocks xmlns:a="http://schemas.openxmlformats.org/drawingml/2006/main" noChangeAspect="1"/>
+            </wp:cNvGraphicFramePr>
+            <a:graphic xmlns:a="http://schemas.openxmlformats.org/drawingml/2006/main">
+              <a:graphicData uri="http://schemas.openxmlformats.org/drawingml/2006/picture">
+                <pic:pic xmlns:pic="http://schemas.openxmlformats.org/drawingml/2006/picture">
+                  <pic:nvPicPr>
+                    <pic:cNvPr id="181175202" name=""/>
+                    <pic:cNvPicPr/>
+                  </pic:nvPicPr>
+                  <pic:blipFill>
+                    <a:blip r:embed="rId28"/>
+                    <a:stretch>
+                      <a:fillRect/>
+                    </a:stretch>
+                  </pic:blipFill>
+                  <pic:spPr>
+                    <a:xfrm>
+                      <a:off x="0" y="0"/>
+                      <a:ext cx="6645910" cy="3228340"/>
+                    </a:xfrm>
+                    <a:prstGeom prst="rect">
+                      <a:avLst/>
+                    </a:prstGeom>
+                  </pic:spPr>
+                </pic:pic>
+              </a:graphicData>
+            </a:graphic>
+          </wp:inline>
+        </w:drawing>
+      </w:r>
+    </w:p>
+    <w:p>
+      <w:pPr>
+        <w:pStyle w:val="Zadanie"/>
+      </w:pPr>
+    </w:p>
+    <w:p>
+      <w:pPr>
+        <w:pStyle w:val="Zadanie"/>
       </w:pPr>
     </w:p>
     <w:tbl>
       <w:tblPr>
-        <w:tblStyle w:val="Tabela-Siatka"/>
+        <w:tblStyle w:val="TableGrid"/>
         <w:tblW w:w="5000" w:type="pct"/>
         <w:tblLook w:val="04A0" w:firstRow="1" w:lastRow="0" w:firstColumn="1" w:lastColumn="0" w:noHBand="0" w:noVBand="1"/>
       </w:tblPr>
@@ -6284,183 +4726,244 @@
     </w:tbl>
     <w:p>
       <w:pPr>
-        <w:pStyle w:val="Nagwek1"/>
-        <w:rPr>
-          <w:lang w:val="pl-PL"/>
-        </w:rPr>
-      </w:pPr>
-      <w:bookmarkStart w:id="15" w:name="_Toc230810404"/>
-      <w:r>
-        <w:rPr>
-          <w:lang w:val="pl-PL"/>
-        </w:rPr>
-        <w:t>Własny responsywny wygląd</w:t>
-      </w:r>
-      <w:bookmarkEnd w:id="15"/>
-    </w:p>
-    <w:p>
-      <w:pPr>
-        <w:rPr>
-          <w:lang w:val="pl-PL"/>
-        </w:rPr>
-      </w:pPr>
-      <w:r>
-        <w:rPr>
-          <w:lang w:val="pl-PL"/>
-        </w:rPr>
-        <w:t xml:space="preserve">Na koniec poświęć trochę czasu, żeby nadać witrynie unikalny, własny wygląd. Zastosuj komponenty </w:t>
-      </w:r>
-      <w:proofErr w:type="spellStart"/>
+        <w:rPr>
+          <w:lang w:val="pl-PL"/>
+        </w:rPr>
+      </w:pPr>
+    </w:p>
+    <w:p>
+      <w:pPr>
+        <w:pStyle w:val="Heading1"/>
+        <w:rPr>
+          <w:lang w:val="pl-PL"/>
+        </w:rPr>
+      </w:pPr>
+      <w:bookmarkStart w:id="14" w:name="_Toc230810403"/>
       <w:r>
         <w:rPr>
           <w:lang w:val="pl-PL"/>
         </w:rPr>
         <w:t>Bootstrap</w:t>
       </w:r>
-      <w:proofErr w:type="spellEnd"/>
-      <w:r>
-        <w:rPr>
-          <w:lang w:val="pl-PL"/>
-        </w:rPr>
-        <w:t xml:space="preserve"> oraz wykorzystaj własne nazwy klas oraz plik app.css do własnego formatowania.</w:t>
-      </w:r>
-      <w:r>
-        <w:rPr>
-          <w:lang w:val="pl-PL"/>
-        </w:rPr>
-        <w:t xml:space="preserve"> Upewnij się, że jest co najmniej </w:t>
-      </w:r>
-      <w:proofErr w:type="spellStart"/>
-      <w:r>
-        <w:rPr>
-          <w:lang w:val="pl-PL"/>
-        </w:rPr>
-        <w:t>header</w:t>
-      </w:r>
-      <w:proofErr w:type="spellEnd"/>
-      <w:r>
-        <w:rPr>
-          <w:lang w:val="pl-PL"/>
-        </w:rPr>
-        <w:t xml:space="preserve"> i </w:t>
-      </w:r>
-      <w:proofErr w:type="spellStart"/>
-      <w:r>
-        <w:rPr>
-          <w:lang w:val="pl-PL"/>
-        </w:rPr>
-        <w:t>footer</w:t>
-      </w:r>
-      <w:proofErr w:type="spellEnd"/>
-      <w:r>
-        <w:rPr>
-          <w:lang w:val="pl-PL"/>
-        </w:rPr>
-        <w:t>, oraz że strona jest responsywna.</w:t>
-      </w:r>
-    </w:p>
-    <w:p>
-      <w:pPr>
-        <w:rPr>
-          <w:lang w:val="pl-PL"/>
-        </w:rPr>
-      </w:pPr>
-      <w:r>
-        <w:rPr>
-          <w:lang w:val="pl-PL"/>
-        </w:rPr>
-        <w:t>Przydatne linki:</w:t>
-      </w:r>
-    </w:p>
-    <w:p>
-      <w:pPr>
-        <w:pStyle w:val="Akapitzlist"/>
+      <w:bookmarkEnd w:id="14"/>
+    </w:p>
+    <w:p>
+      <w:pPr>
+        <w:rPr>
+          <w:lang w:val="pl-PL"/>
+        </w:rPr>
+      </w:pPr>
+      <w:r>
+        <w:rPr>
+          <w:lang w:val="pl-PL"/>
+        </w:rPr>
+        <w:t>Korzystając z notatek z wykładu oraz poniższych adresów, podłącz do aplikacji i jej formularzy bibliotekę Bootstrap:</w:t>
+      </w:r>
+    </w:p>
+    <w:p>
+      <w:pPr>
+        <w:pStyle w:val="ListParagraph"/>
         <w:numPr>
           <w:ilvl w:val="0"/>
-          <w:numId w:val="18"/>
+          <w:numId w:val="16"/>
         </w:numPr>
         <w:rPr>
           <w:lang w:val="pl-PL"/>
         </w:rPr>
       </w:pPr>
-      <w:hyperlink r:id="rId18" w:history="1">
-        <w:r>
-          <w:rPr>
-            <w:rStyle w:val="Hipercze"/>
+      <w:hyperlink r:id="rId29" w:history="1">
+        <w:r>
+          <w:rPr>
+            <w:rStyle w:val="Hyperlink"/>
             <w:lang w:val="pl-PL"/>
           </w:rPr>
-          <w:t>https://getbootstrap.com/docs/5.3/components/navbar/</w:t>
+          <w:t>https://symfony.com/doc/curren</w:t>
+        </w:r>
+        <w:r>
+          <w:rPr>
+            <w:rStyle w:val="Hyperlink"/>
+            <w:lang w:val="pl-PL"/>
+          </w:rPr>
+          <w:t>t</w:t>
+        </w:r>
+        <w:r>
+          <w:rPr>
+            <w:rStyle w:val="Hyperlink"/>
+            <w:lang w:val="pl-PL"/>
+          </w:rPr>
+          <w:t>/form/bootstrap5.html</w:t>
         </w:r>
       </w:hyperlink>
-      <w:r>
-        <w:rPr>
-          <w:lang w:val="pl-PL"/>
-        </w:rPr>
-        <w:t xml:space="preserve"> </w:t>
-      </w:r>
-    </w:p>
-    <w:p>
-      <w:pPr>
-        <w:pStyle w:val="Akapitzlist"/>
+    </w:p>
+    <w:p>
+      <w:pPr>
+        <w:pStyle w:val="ListParagraph"/>
         <w:numPr>
           <w:ilvl w:val="0"/>
-          <w:numId w:val="18"/>
+          <w:numId w:val="16"/>
         </w:numPr>
         <w:rPr>
           <w:lang w:val="pl-PL"/>
         </w:rPr>
       </w:pPr>
-      <w:hyperlink r:id="rId19" w:history="1">
-        <w:r>
-          <w:rPr>
-            <w:rStyle w:val="Hipercze"/>
+      <w:hyperlink r:id="rId30" w:history="1">
+        <w:r>
+          <w:rPr>
+            <w:rStyle w:val="Hyperlink"/>
             <w:lang w:val="pl-PL"/>
           </w:rPr>
-          <w:t>https://getbootstrap.com/docs/5.3/helpers/color-background/</w:t>
+          <w:t>https://getbootstrap.com/docs</w:t>
+        </w:r>
+        <w:r>
+          <w:rPr>
+            <w:rStyle w:val="Hyperlink"/>
+            <w:lang w:val="pl-PL"/>
+          </w:rPr>
+          <w:t>/</w:t>
+        </w:r>
+        <w:r>
+          <w:rPr>
+            <w:rStyle w:val="Hyperlink"/>
+            <w:lang w:val="pl-PL"/>
+          </w:rPr>
+          <w:t>5.3/gettin</w:t>
+        </w:r>
+        <w:r>
+          <w:rPr>
+            <w:rStyle w:val="Hyperlink"/>
+            <w:lang w:val="pl-PL"/>
+          </w:rPr>
+          <w:t>g</w:t>
+        </w:r>
+        <w:r>
+          <w:rPr>
+            <w:rStyle w:val="Hyperlink"/>
+            <w:lang w:val="pl-PL"/>
+          </w:rPr>
+          <w:t>-started/introduction/</w:t>
         </w:r>
       </w:hyperlink>
     </w:p>
     <w:p>
       <w:pPr>
-        <w:pStyle w:val="Akapitzlist"/>
+        <w:rPr>
+          <w:lang w:val="pl-PL"/>
+        </w:rPr>
+      </w:pPr>
+      <w:r>
+        <w:rPr>
+          <w:lang w:val="pl-PL"/>
+        </w:rPr>
+        <w:t>W szczególności, edytuj pliki:</w:t>
+      </w:r>
+    </w:p>
+    <w:p>
+      <w:pPr>
+        <w:pStyle w:val="ListParagraph"/>
         <w:numPr>
           <w:ilvl w:val="0"/>
-          <w:numId w:val="18"/>
+          <w:numId w:val="17"/>
         </w:numPr>
         <w:rPr>
           <w:lang w:val="pl-PL"/>
         </w:rPr>
       </w:pPr>
-      <w:hyperlink r:id="rId20" w:history="1">
-        <w:r>
-          <w:rPr>
-            <w:rStyle w:val="Hipercze"/>
-            <w:lang w:val="pl-PL"/>
-          </w:rPr>
-          <w:t>https://getbootstrap.com/docs/5.3/content/tables/</w:t>
-        </w:r>
-      </w:hyperlink>
-    </w:p>
-    <w:p>
-      <w:pPr>
-        <w:pStyle w:val="Akapitzlist"/>
+      <w:r>
+        <w:rPr>
+          <w:lang w:val="pl-PL"/>
+        </w:rPr>
+        <w:t>base.html.twig</w:t>
+      </w:r>
+    </w:p>
+    <w:p>
+      <w:pPr>
+        <w:pStyle w:val="ListParagraph"/>
         <w:numPr>
           <w:ilvl w:val="0"/>
-          <w:numId w:val="18"/>
+          <w:numId w:val="17"/>
         </w:numPr>
         <w:rPr>
           <w:lang w:val="pl-PL"/>
         </w:rPr>
       </w:pPr>
-      <w:hyperlink r:id="rId21" w:history="1">
-        <w:r>
-          <w:rPr>
-            <w:rStyle w:val="Hipercze"/>
-            <w:lang w:val="pl-PL"/>
-          </w:rPr>
-          <w:t>https://getbootstrap.com/docs/5.3/content/typography/</w:t>
-        </w:r>
-      </w:hyperlink>
+      <w:r>
+        <w:rPr>
+          <w:lang w:val="pl-PL"/>
+        </w:rPr>
+        <w:t>twig.yaml</w:t>
+      </w:r>
+    </w:p>
+    <w:p>
+      <w:pPr>
+        <w:pStyle w:val="ListParagraph"/>
+        <w:numPr>
+          <w:ilvl w:val="0"/>
+          <w:numId w:val="17"/>
+        </w:numPr>
+        <w:rPr>
+          <w:lang w:val="pl-PL"/>
+        </w:rPr>
+      </w:pPr>
+      <w:r>
+        <w:rPr>
+          <w:lang w:val="pl-PL"/>
+        </w:rPr>
+        <w:t>app.css</w:t>
+      </w:r>
+    </w:p>
+    <w:p>
+      <w:pPr>
+        <w:pStyle w:val="ListParagraph"/>
+        <w:numPr>
+          <w:ilvl w:val="0"/>
+          <w:numId w:val="17"/>
+        </w:numPr>
+        <w:rPr>
+          <w:lang w:val="pl-PL"/>
+        </w:rPr>
+      </w:pPr>
+      <w:r>
+        <w:rPr>
+          <w:lang w:val="pl-PL"/>
+        </w:rPr>
+        <w:t>templates/</w:t>
+      </w:r>
+      <w:r>
+        <w:rPr>
+          <w:lang w:val="pl-PL"/>
+        </w:rPr>
+        <w:fldChar w:fldCharType="begin"/>
+      </w:r>
+      <w:r>
+        <w:rPr>
+          <w:lang w:val="pl-PL"/>
+        </w:rPr>
+        <w:instrText xml:space="preserve"> DOCPROPERTY  encja  \* MERGEFORMAT </w:instrText>
+      </w:r>
+      <w:r>
+        <w:rPr>
+          <w:lang w:val="pl-PL"/>
+        </w:rPr>
+        <w:fldChar w:fldCharType="separate"/>
+      </w:r>
+      <w:r>
+        <w:rPr>
+          <w:lang w:val="pl-PL"/>
+        </w:rPr>
+        <w:t>Recipe</w:t>
+      </w:r>
+      <w:r>
+        <w:rPr>
+          <w:lang w:val="pl-PL"/>
+        </w:rPr>
+        <w:fldChar w:fldCharType="end"/>
+      </w:r>
+      <w:r>
+        <w:rPr>
+          <w:lang w:val="pl-PL"/>
+        </w:rPr>
+        <w:t>/*.twig</w:t>
+      </w:r>
     </w:p>
     <w:p>
       <w:pPr>
@@ -6474,7 +4977,25 @@
         <w:pStyle w:val="Zadanie"/>
       </w:pPr>
       <w:r>
-        <w:t>Umieść zrzut ekranu strony index z listą Twoich encji. Szeroki i wąski ekran.</w:t>
+        <w:t xml:space="preserve">Umieść zrzut ekranu strony index z listą Twoich encji. Upewnij się, że zastosowano kontener z klasą </w:t>
+      </w:r>
+      <w:r>
+        <w:rPr>
+          <w:rStyle w:val="inline-code"/>
+        </w:rPr>
+        <w:t>container</w:t>
+      </w:r>
+      <w:r>
+        <w:t xml:space="preserve"> albo </w:t>
+      </w:r>
+      <w:r>
+        <w:rPr>
+          <w:rStyle w:val="inline-code"/>
+        </w:rPr>
+        <w:t>container-fluid</w:t>
+      </w:r>
+      <w:r>
+        <w:t>:</w:t>
       </w:r>
     </w:p>
     <w:p>
@@ -6488,51 +5009,36 @@
         <w:jc w:val="center"/>
       </w:pPr>
       <w:r>
-        <w:rPr>
-          <w:noProof/>
-        </w:rPr>
+        <w:lastRenderedPageBreak/>
         <w:drawing>
-          <wp:inline distT="0" distB="0" distL="0" distR="0" wp14:anchorId="66CBCCBA" wp14:editId="3379E73E">
-            <wp:extent cx="900000" cy="900000"/>
-            <wp:effectExtent l="0" t="0" r="0" b="0"/>
-            <wp:docPr id="1069406167" name="Obraz 1069406167"/>
+          <wp:inline distT="0" distB="0" distL="0" distR="0" wp14:anchorId="490668B3" wp14:editId="599AD4D9">
+            <wp:extent cx="6645910" cy="3572510"/>
+            <wp:effectExtent l="0" t="0" r="2540" b="8890"/>
+            <wp:docPr id="662565802" name="Picture 1"/>
             <wp:cNvGraphicFramePr>
-              <a:graphicFrameLocks xmlns:a="http://schemas.openxmlformats.org/drawingml/2006/main"/>
+              <a:graphicFrameLocks xmlns:a="http://schemas.openxmlformats.org/drawingml/2006/main" noChangeAspect="1"/>
             </wp:cNvGraphicFramePr>
             <a:graphic xmlns:a="http://schemas.openxmlformats.org/drawingml/2006/main">
               <a:graphicData uri="http://schemas.openxmlformats.org/drawingml/2006/picture">
                 <pic:pic xmlns:pic="http://schemas.openxmlformats.org/drawingml/2006/picture">
                   <pic:nvPicPr>
-                    <pic:cNvPr id="0" name="Picture 1"/>
-                    <pic:cNvPicPr>
-                      <a:picLocks noChangeAspect="1" noChangeArrowheads="1"/>
-                    </pic:cNvPicPr>
+                    <pic:cNvPr id="662565802" name=""/>
+                    <pic:cNvPicPr/>
                   </pic:nvPicPr>
                   <pic:blipFill>
-                    <a:blip r:embed="rId15">
-                      <a:extLst>
-                        <a:ext uri="{28A0092B-C50C-407E-A947-70E740481C1C}">
-                          <a14:useLocalDpi xmlns:a14="http://schemas.microsoft.com/office/drawing/2010/main" val="0"/>
-                        </a:ext>
-                      </a:extLst>
-                    </a:blip>
-                    <a:srcRect/>
+                    <a:blip r:embed="rId31"/>
                     <a:stretch>
                       <a:fillRect/>
                     </a:stretch>
                   </pic:blipFill>
-                  <pic:spPr bwMode="auto">
+                  <pic:spPr>
                     <a:xfrm>
                       <a:off x="0" y="0"/>
-                      <a:ext cx="900000" cy="900000"/>
+                      <a:ext cx="6645910" cy="3572510"/>
                     </a:xfrm>
                     <a:prstGeom prst="rect">
                       <a:avLst/>
                     </a:prstGeom>
-                    <a:noFill/>
-                    <a:ln>
-                      <a:noFill/>
-                    </a:ln>
                   </pic:spPr>
                 </pic:pic>
               </a:graphicData>
@@ -6540,55 +5046,61 @@
           </wp:inline>
         </w:drawing>
       </w:r>
-      <w:r>
-        <w:t xml:space="preserve"> </w:t>
-      </w:r>
-      <w:r>
-        <w:rPr>
-          <w:noProof/>
-        </w:rPr>
+    </w:p>
+    <w:p>
+      <w:pPr>
+        <w:pStyle w:val="Zadanie"/>
+        <w:jc w:val="center"/>
+      </w:pPr>
+    </w:p>
+    <w:p>
+      <w:pPr>
+        <w:pStyle w:val="Zadanie"/>
+      </w:pPr>
+      <w:r>
+        <w:t>Zrzut ekranu strony szczegółów encji:</w:t>
+      </w:r>
+    </w:p>
+    <w:p>
+      <w:pPr>
+        <w:pStyle w:val="Zadanie"/>
+      </w:pPr>
+    </w:p>
+    <w:p>
+      <w:pPr>
+        <w:pStyle w:val="Zadanie"/>
+        <w:jc w:val="center"/>
+      </w:pPr>
+      <w:r>
         <w:drawing>
-          <wp:inline distT="0" distB="0" distL="0" distR="0" wp14:anchorId="0ECDFC90" wp14:editId="0F5EE061">
-            <wp:extent cx="900000" cy="900000"/>
-            <wp:effectExtent l="0" t="0" r="0" b="0"/>
-            <wp:docPr id="200875266" name="Obraz 200875266"/>
+          <wp:inline distT="0" distB="0" distL="0" distR="0" wp14:anchorId="1DD1D299" wp14:editId="2234D2BF">
+            <wp:extent cx="6645910" cy="1619885"/>
+            <wp:effectExtent l="0" t="0" r="2540" b="0"/>
+            <wp:docPr id="1690325245" name="Picture 1"/>
             <wp:cNvGraphicFramePr>
-              <a:graphicFrameLocks xmlns:a="http://schemas.openxmlformats.org/drawingml/2006/main"/>
+              <a:graphicFrameLocks xmlns:a="http://schemas.openxmlformats.org/drawingml/2006/main" noChangeAspect="1"/>
             </wp:cNvGraphicFramePr>
             <a:graphic xmlns:a="http://schemas.openxmlformats.org/drawingml/2006/main">
               <a:graphicData uri="http://schemas.openxmlformats.org/drawingml/2006/picture">
                 <pic:pic xmlns:pic="http://schemas.openxmlformats.org/drawingml/2006/picture">
                   <pic:nvPicPr>
-                    <pic:cNvPr id="0" name="Picture 1"/>
-                    <pic:cNvPicPr>
-                      <a:picLocks noChangeAspect="1" noChangeArrowheads="1"/>
-                    </pic:cNvPicPr>
+                    <pic:cNvPr id="1690325245" name=""/>
+                    <pic:cNvPicPr/>
                   </pic:nvPicPr>
                   <pic:blipFill>
-                    <a:blip r:embed="rId15">
-                      <a:extLst>
-                        <a:ext uri="{28A0092B-C50C-407E-A947-70E740481C1C}">
-                          <a14:useLocalDpi xmlns:a14="http://schemas.microsoft.com/office/drawing/2010/main" val="0"/>
-                        </a:ext>
-                      </a:extLst>
-                    </a:blip>
-                    <a:srcRect/>
+                    <a:blip r:embed="rId32"/>
                     <a:stretch>
                       <a:fillRect/>
                     </a:stretch>
                   </pic:blipFill>
-                  <pic:spPr bwMode="auto">
+                  <pic:spPr>
                     <a:xfrm>
                       <a:off x="0" y="0"/>
-                      <a:ext cx="900000" cy="900000"/>
+                      <a:ext cx="6645910" cy="1619885"/>
                     </a:xfrm>
                     <a:prstGeom prst="rect">
                       <a:avLst/>
                     </a:prstGeom>
-                    <a:noFill/>
-                    <a:ln>
-                      <a:noFill/>
-                    </a:ln>
                   </pic:spPr>
                 </pic:pic>
               </a:graphicData>
@@ -6600,7 +5112,6 @@
     <w:p>
       <w:pPr>
         <w:pStyle w:val="Zadanie"/>
-        <w:jc w:val="center"/>
       </w:pPr>
     </w:p>
     <w:p>
@@ -6608,7 +5119,7 @@
         <w:pStyle w:val="Zadanie"/>
       </w:pPr>
       <w:r>
-        <w:t>Zrzut ekranu strony szczegółów encji. Szeroki i wąski ekran.</w:t>
+        <w:t>Zrzut ekranu strony edycji encji:</w:t>
       </w:r>
     </w:p>
     <w:p>
@@ -6622,51 +5133,35 @@
         <w:jc w:val="center"/>
       </w:pPr>
       <w:r>
-        <w:rPr>
-          <w:noProof/>
-        </w:rPr>
         <w:drawing>
-          <wp:inline distT="0" distB="0" distL="0" distR="0" wp14:anchorId="66A91009" wp14:editId="7ED9134A">
-            <wp:extent cx="900000" cy="900000"/>
-            <wp:effectExtent l="0" t="0" r="0" b="0"/>
-            <wp:docPr id="870102889" name="Obraz 870102889"/>
+          <wp:inline distT="0" distB="0" distL="0" distR="0" wp14:anchorId="6E65A8CB" wp14:editId="7F10AC33">
+            <wp:extent cx="6645910" cy="2642235"/>
+            <wp:effectExtent l="0" t="0" r="2540" b="5715"/>
+            <wp:docPr id="1532893774" name="Picture 1"/>
             <wp:cNvGraphicFramePr>
-              <a:graphicFrameLocks xmlns:a="http://schemas.openxmlformats.org/drawingml/2006/main"/>
+              <a:graphicFrameLocks xmlns:a="http://schemas.openxmlformats.org/drawingml/2006/main" noChangeAspect="1"/>
             </wp:cNvGraphicFramePr>
             <a:graphic xmlns:a="http://schemas.openxmlformats.org/drawingml/2006/main">
               <a:graphicData uri="http://schemas.openxmlformats.org/drawingml/2006/picture">
                 <pic:pic xmlns:pic="http://schemas.openxmlformats.org/drawingml/2006/picture">
                   <pic:nvPicPr>
-                    <pic:cNvPr id="0" name="Picture 1"/>
-                    <pic:cNvPicPr>
-                      <a:picLocks noChangeAspect="1" noChangeArrowheads="1"/>
-                    </pic:cNvPicPr>
+                    <pic:cNvPr id="1532893774" name=""/>
+                    <pic:cNvPicPr/>
                   </pic:nvPicPr>
                   <pic:blipFill>
-                    <a:blip r:embed="rId15">
-                      <a:extLst>
-                        <a:ext uri="{28A0092B-C50C-407E-A947-70E740481C1C}">
-                          <a14:useLocalDpi xmlns:a14="http://schemas.microsoft.com/office/drawing/2010/main" val="0"/>
-                        </a:ext>
-                      </a:extLst>
-                    </a:blip>
-                    <a:srcRect/>
+                    <a:blip r:embed="rId33"/>
                     <a:stretch>
                       <a:fillRect/>
                     </a:stretch>
                   </pic:blipFill>
-                  <pic:spPr bwMode="auto">
+                  <pic:spPr>
                     <a:xfrm>
                       <a:off x="0" y="0"/>
-                      <a:ext cx="900000" cy="900000"/>
+                      <a:ext cx="6645910" cy="2642235"/>
                     </a:xfrm>
                     <a:prstGeom prst="rect">
                       <a:avLst/>
                     </a:prstGeom>
-                    <a:noFill/>
-                    <a:ln>
-                      <a:noFill/>
-                    </a:ln>
                   </pic:spPr>
                 </pic:pic>
               </a:graphicData>
@@ -6674,195 +5169,6 @@
           </wp:inline>
         </w:drawing>
       </w:r>
-      <w:r>
-        <w:t xml:space="preserve"> </w:t>
-      </w:r>
-      <w:r>
-        <w:rPr>
-          <w:noProof/>
-        </w:rPr>
-        <w:drawing>
-          <wp:inline distT="0" distB="0" distL="0" distR="0" wp14:anchorId="6F20C5A3" wp14:editId="574AFAD2">
-            <wp:extent cx="900000" cy="900000"/>
-            <wp:effectExtent l="0" t="0" r="0" b="0"/>
-            <wp:docPr id="565206133" name="Obraz 565206133"/>
-            <wp:cNvGraphicFramePr>
-              <a:graphicFrameLocks xmlns:a="http://schemas.openxmlformats.org/drawingml/2006/main"/>
-            </wp:cNvGraphicFramePr>
-            <a:graphic xmlns:a="http://schemas.openxmlformats.org/drawingml/2006/main">
-              <a:graphicData uri="http://schemas.openxmlformats.org/drawingml/2006/picture">
-                <pic:pic xmlns:pic="http://schemas.openxmlformats.org/drawingml/2006/picture">
-                  <pic:nvPicPr>
-                    <pic:cNvPr id="0" name="Picture 1"/>
-                    <pic:cNvPicPr>
-                      <a:picLocks noChangeAspect="1" noChangeArrowheads="1"/>
-                    </pic:cNvPicPr>
-                  </pic:nvPicPr>
-                  <pic:blipFill>
-                    <a:blip r:embed="rId15">
-                      <a:extLst>
-                        <a:ext uri="{28A0092B-C50C-407E-A947-70E740481C1C}">
-                          <a14:useLocalDpi xmlns:a14="http://schemas.microsoft.com/office/drawing/2010/main" val="0"/>
-                        </a:ext>
-                      </a:extLst>
-                    </a:blip>
-                    <a:srcRect/>
-                    <a:stretch>
-                      <a:fillRect/>
-                    </a:stretch>
-                  </pic:blipFill>
-                  <pic:spPr bwMode="auto">
-                    <a:xfrm>
-                      <a:off x="0" y="0"/>
-                      <a:ext cx="900000" cy="900000"/>
-                    </a:xfrm>
-                    <a:prstGeom prst="rect">
-                      <a:avLst/>
-                    </a:prstGeom>
-                    <a:noFill/>
-                    <a:ln>
-                      <a:noFill/>
-                    </a:ln>
-                  </pic:spPr>
-                </pic:pic>
-              </a:graphicData>
-            </a:graphic>
-          </wp:inline>
-        </w:drawing>
-      </w:r>
-    </w:p>
-    <w:p>
-      <w:pPr>
-        <w:pStyle w:val="Zadanie"/>
-      </w:pPr>
-    </w:p>
-    <w:p>
-      <w:pPr>
-        <w:pStyle w:val="Zadanie"/>
-      </w:pPr>
-      <w:r>
-        <w:t>Zrzut ekranu strony edycji encji. Szeroki i wąski ekran:</w:t>
-      </w:r>
-    </w:p>
-    <w:p>
-      <w:pPr>
-        <w:pStyle w:val="Zadanie"/>
-      </w:pPr>
-    </w:p>
-    <w:p>
-      <w:pPr>
-        <w:pStyle w:val="Zadanie"/>
-        <w:jc w:val="center"/>
-      </w:pPr>
-      <w:r>
-        <w:rPr>
-          <w:noProof/>
-        </w:rPr>
-        <w:drawing>
-          <wp:inline distT="0" distB="0" distL="0" distR="0" wp14:anchorId="68C5FEE8" wp14:editId="0ED10265">
-            <wp:extent cx="900000" cy="900000"/>
-            <wp:effectExtent l="0" t="0" r="0" b="0"/>
-            <wp:docPr id="1219995552" name="Obraz 1219995552"/>
-            <wp:cNvGraphicFramePr>
-              <a:graphicFrameLocks xmlns:a="http://schemas.openxmlformats.org/drawingml/2006/main"/>
-            </wp:cNvGraphicFramePr>
-            <a:graphic xmlns:a="http://schemas.openxmlformats.org/drawingml/2006/main">
-              <a:graphicData uri="http://schemas.openxmlformats.org/drawingml/2006/picture">
-                <pic:pic xmlns:pic="http://schemas.openxmlformats.org/drawingml/2006/picture">
-                  <pic:nvPicPr>
-                    <pic:cNvPr id="0" name="Picture 1"/>
-                    <pic:cNvPicPr>
-                      <a:picLocks noChangeAspect="1" noChangeArrowheads="1"/>
-                    </pic:cNvPicPr>
-                  </pic:nvPicPr>
-                  <pic:blipFill>
-                    <a:blip r:embed="rId15">
-                      <a:extLst>
-                        <a:ext uri="{28A0092B-C50C-407E-A947-70E740481C1C}">
-                          <a14:useLocalDpi xmlns:a14="http://schemas.microsoft.com/office/drawing/2010/main" val="0"/>
-                        </a:ext>
-                      </a:extLst>
-                    </a:blip>
-                    <a:srcRect/>
-                    <a:stretch>
-                      <a:fillRect/>
-                    </a:stretch>
-                  </pic:blipFill>
-                  <pic:spPr bwMode="auto">
-                    <a:xfrm>
-                      <a:off x="0" y="0"/>
-                      <a:ext cx="900000" cy="900000"/>
-                    </a:xfrm>
-                    <a:prstGeom prst="rect">
-                      <a:avLst/>
-                    </a:prstGeom>
-                    <a:noFill/>
-                    <a:ln>
-                      <a:noFill/>
-                    </a:ln>
-                  </pic:spPr>
-                </pic:pic>
-              </a:graphicData>
-            </a:graphic>
-          </wp:inline>
-        </w:drawing>
-      </w:r>
-      <w:r>
-        <w:t xml:space="preserve"> </w:t>
-      </w:r>
-      <w:r>
-        <w:rPr>
-          <w:noProof/>
-        </w:rPr>
-        <w:drawing>
-          <wp:inline distT="0" distB="0" distL="0" distR="0" wp14:anchorId="209F518B" wp14:editId="1B07F6EC">
-            <wp:extent cx="900000" cy="900000"/>
-            <wp:effectExtent l="0" t="0" r="0" b="0"/>
-            <wp:docPr id="1325809204" name="Obraz 1325809204"/>
-            <wp:cNvGraphicFramePr>
-              <a:graphicFrameLocks xmlns:a="http://schemas.openxmlformats.org/drawingml/2006/main"/>
-            </wp:cNvGraphicFramePr>
-            <a:graphic xmlns:a="http://schemas.openxmlformats.org/drawingml/2006/main">
-              <a:graphicData uri="http://schemas.openxmlformats.org/drawingml/2006/picture">
-                <pic:pic xmlns:pic="http://schemas.openxmlformats.org/drawingml/2006/picture">
-                  <pic:nvPicPr>
-                    <pic:cNvPr id="0" name="Picture 1"/>
-                    <pic:cNvPicPr>
-                      <a:picLocks noChangeAspect="1" noChangeArrowheads="1"/>
-                    </pic:cNvPicPr>
-                  </pic:nvPicPr>
-                  <pic:blipFill>
-                    <a:blip r:embed="rId15">
-                      <a:extLst>
-                        <a:ext uri="{28A0092B-C50C-407E-A947-70E740481C1C}">
-                          <a14:useLocalDpi xmlns:a14="http://schemas.microsoft.com/office/drawing/2010/main" val="0"/>
-                        </a:ext>
-                      </a:extLst>
-                    </a:blip>
-                    <a:srcRect/>
-                    <a:stretch>
-                      <a:fillRect/>
-                    </a:stretch>
-                  </pic:blipFill>
-                  <pic:spPr bwMode="auto">
-                    <a:xfrm>
-                      <a:off x="0" y="0"/>
-                      <a:ext cx="900000" cy="900000"/>
-                    </a:xfrm>
-                    <a:prstGeom prst="rect">
-                      <a:avLst/>
-                    </a:prstGeom>
-                    <a:noFill/>
-                    <a:ln>
-                      <a:noFill/>
-                    </a:ln>
-                  </pic:spPr>
-                </pic:pic>
-              </a:graphicData>
-            </a:graphic>
-          </wp:inline>
-        </w:drawing>
-      </w:r>
     </w:p>
     <w:p>
       <w:pPr>
@@ -6871,7 +5177,7 @@
     </w:p>
     <w:tbl>
       <w:tblPr>
-        <w:tblStyle w:val="Tabela-Siatka"/>
+        <w:tblStyle w:val="TableGrid"/>
         <w:tblW w:w="5000" w:type="pct"/>
         <w:tblLook w:val="04A0" w:firstRow="1" w:lastRow="0" w:firstColumn="1" w:lastColumn="0" w:noHBand="0" w:noVBand="1"/>
       </w:tblPr>
@@ -6894,7 +5200,6 @@
               <w:pStyle w:val="PunktyTabela"/>
             </w:pPr>
             <w:r>
-              <w:lastRenderedPageBreak/>
               <w:t>Punkty:</w:t>
             </w:r>
           </w:p>
@@ -6933,26 +5238,594 @@
     </w:tbl>
     <w:p>
       <w:pPr>
-        <w:pStyle w:val="Nagwek1"/>
+        <w:pStyle w:val="Heading1"/>
+        <w:rPr>
+          <w:lang w:val="pl-PL"/>
+        </w:rPr>
+      </w:pPr>
+      <w:bookmarkStart w:id="15" w:name="_Toc230810404"/>
+      <w:r>
+        <w:rPr>
+          <w:lang w:val="pl-PL"/>
+        </w:rPr>
+        <w:t>Własny responsywny wygląd</w:t>
+      </w:r>
+      <w:bookmarkEnd w:id="15"/>
+    </w:p>
+    <w:p>
+      <w:pPr>
+        <w:rPr>
+          <w:lang w:val="pl-PL"/>
+        </w:rPr>
+      </w:pPr>
+      <w:r>
+        <w:rPr>
+          <w:lang w:val="pl-PL"/>
+        </w:rPr>
+        <w:t>Na koniec poświęć trochę czasu, żeby nadać witrynie unikalny, własny wygląd. Zastosuj komponenty Bootstrap oraz wykorzystaj własne nazwy klas oraz plik app.css do własnego formatowania.</w:t>
+      </w:r>
+      <w:r>
+        <w:rPr>
+          <w:lang w:val="pl-PL"/>
+        </w:rPr>
+        <w:t xml:space="preserve"> Upewnij się, że jest co najmniej header i footer, oraz że strona jest responsywna.</w:t>
+      </w:r>
+    </w:p>
+    <w:p>
+      <w:pPr>
+        <w:rPr>
+          <w:lang w:val="pl-PL"/>
+        </w:rPr>
+      </w:pPr>
+      <w:r>
+        <w:rPr>
+          <w:lang w:val="pl-PL"/>
+        </w:rPr>
+        <w:t>Przydatne linki:</w:t>
+      </w:r>
+    </w:p>
+    <w:p>
+      <w:pPr>
+        <w:pStyle w:val="ListParagraph"/>
+        <w:numPr>
+          <w:ilvl w:val="0"/>
+          <w:numId w:val="18"/>
+        </w:numPr>
+        <w:rPr>
+          <w:lang w:val="pl-PL"/>
+        </w:rPr>
+      </w:pPr>
+      <w:hyperlink r:id="rId34" w:history="1">
+        <w:r>
+          <w:rPr>
+            <w:rStyle w:val="Hyperlink"/>
+            <w:lang w:val="pl-PL"/>
+          </w:rPr>
+          <w:t>https://getbootstrap.com/docs/5.3/components/navb</w:t>
+        </w:r>
+        <w:r>
+          <w:rPr>
+            <w:rStyle w:val="Hyperlink"/>
+            <w:lang w:val="pl-PL"/>
+          </w:rPr>
+          <w:t>a</w:t>
+        </w:r>
+        <w:r>
+          <w:rPr>
+            <w:rStyle w:val="Hyperlink"/>
+            <w:lang w:val="pl-PL"/>
+          </w:rPr>
+          <w:t>r/</w:t>
+        </w:r>
+      </w:hyperlink>
+      <w:r>
+        <w:rPr>
+          <w:lang w:val="pl-PL"/>
+        </w:rPr>
+        <w:t xml:space="preserve"> </w:t>
+      </w:r>
+    </w:p>
+    <w:p>
+      <w:pPr>
+        <w:pStyle w:val="ListParagraph"/>
+        <w:numPr>
+          <w:ilvl w:val="0"/>
+          <w:numId w:val="18"/>
+        </w:numPr>
+        <w:rPr>
+          <w:lang w:val="pl-PL"/>
+        </w:rPr>
+      </w:pPr>
+      <w:hyperlink r:id="rId35" w:history="1">
+        <w:r>
+          <w:rPr>
+            <w:rStyle w:val="Hyperlink"/>
+            <w:lang w:val="pl-PL"/>
+          </w:rPr>
+          <w:t>https://getbootstrap.com/docs/5.3/helpers/color-backg</w:t>
+        </w:r>
+        <w:r>
+          <w:rPr>
+            <w:rStyle w:val="Hyperlink"/>
+            <w:lang w:val="pl-PL"/>
+          </w:rPr>
+          <w:t>r</w:t>
+        </w:r>
+        <w:r>
+          <w:rPr>
+            <w:rStyle w:val="Hyperlink"/>
+            <w:lang w:val="pl-PL"/>
+          </w:rPr>
+          <w:t>ound/</w:t>
+        </w:r>
+      </w:hyperlink>
+    </w:p>
+    <w:p>
+      <w:pPr>
+        <w:pStyle w:val="ListParagraph"/>
+        <w:numPr>
+          <w:ilvl w:val="0"/>
+          <w:numId w:val="18"/>
+        </w:numPr>
+        <w:rPr>
+          <w:lang w:val="pl-PL"/>
+        </w:rPr>
+      </w:pPr>
+      <w:hyperlink r:id="rId36" w:history="1">
+        <w:r>
+          <w:rPr>
+            <w:rStyle w:val="Hyperlink"/>
+            <w:lang w:val="pl-PL"/>
+          </w:rPr>
+          <w:t>https://getbootstrap.com/docs/5.3/content/tabl</w:t>
+        </w:r>
+        <w:r>
+          <w:rPr>
+            <w:rStyle w:val="Hyperlink"/>
+            <w:lang w:val="pl-PL"/>
+          </w:rPr>
+          <w:t>e</w:t>
+        </w:r>
+        <w:r>
+          <w:rPr>
+            <w:rStyle w:val="Hyperlink"/>
+            <w:lang w:val="pl-PL"/>
+          </w:rPr>
+          <w:t>s/</w:t>
+        </w:r>
+      </w:hyperlink>
+    </w:p>
+    <w:p>
+      <w:pPr>
+        <w:pStyle w:val="ListParagraph"/>
+        <w:numPr>
+          <w:ilvl w:val="0"/>
+          <w:numId w:val="18"/>
+        </w:numPr>
+        <w:rPr>
+          <w:lang w:val="pl-PL"/>
+        </w:rPr>
+      </w:pPr>
+      <w:hyperlink r:id="rId37" w:history="1">
+        <w:r>
+          <w:rPr>
+            <w:rStyle w:val="Hyperlink"/>
+            <w:lang w:val="pl-PL"/>
+          </w:rPr>
+          <w:t>https://getbootstrap.com/docs/5.3/content/typograph</w:t>
+        </w:r>
+        <w:r>
+          <w:rPr>
+            <w:rStyle w:val="Hyperlink"/>
+            <w:lang w:val="pl-PL"/>
+          </w:rPr>
+          <w:t>y</w:t>
+        </w:r>
+        <w:r>
+          <w:rPr>
+            <w:rStyle w:val="Hyperlink"/>
+            <w:lang w:val="pl-PL"/>
+          </w:rPr>
+          <w:t>/</w:t>
+        </w:r>
+      </w:hyperlink>
+    </w:p>
+    <w:p>
+      <w:pPr>
+        <w:rPr>
+          <w:lang w:val="pl-PL"/>
+        </w:rPr>
+      </w:pPr>
+    </w:p>
+    <w:p>
+      <w:pPr>
+        <w:pStyle w:val="Zadanie"/>
+      </w:pPr>
+      <w:r>
+        <w:t>Umieść zrzut ekranu strony index z listą Twoich encji. Szeroki i wąski ekran.</w:t>
+      </w:r>
+    </w:p>
+    <w:p>
+      <w:pPr>
+        <w:pStyle w:val="Zadanie"/>
+      </w:pPr>
+    </w:p>
+    <w:p>
+      <w:pPr>
+        <w:pStyle w:val="Zadanie"/>
+        <w:jc w:val="center"/>
+      </w:pPr>
+      <w:r>
+        <w:lastRenderedPageBreak/>
+        <w:t xml:space="preserve"> </w:t>
+      </w:r>
+      <w:r>
+        <w:drawing>
+          <wp:inline distT="0" distB="0" distL="0" distR="0" wp14:anchorId="438F44C9" wp14:editId="59378EF9">
+            <wp:extent cx="6645910" cy="3872230"/>
+            <wp:effectExtent l="0" t="0" r="2540" b="0"/>
+            <wp:docPr id="1748098814" name="Picture 1"/>
+            <wp:cNvGraphicFramePr>
+              <a:graphicFrameLocks xmlns:a="http://schemas.openxmlformats.org/drawingml/2006/main" noChangeAspect="1"/>
+            </wp:cNvGraphicFramePr>
+            <a:graphic xmlns:a="http://schemas.openxmlformats.org/drawingml/2006/main">
+              <a:graphicData uri="http://schemas.openxmlformats.org/drawingml/2006/picture">
+                <pic:pic xmlns:pic="http://schemas.openxmlformats.org/drawingml/2006/picture">
+                  <pic:nvPicPr>
+                    <pic:cNvPr id="1748098814" name=""/>
+                    <pic:cNvPicPr/>
+                  </pic:nvPicPr>
+                  <pic:blipFill>
+                    <a:blip r:embed="rId38"/>
+                    <a:stretch>
+                      <a:fillRect/>
+                    </a:stretch>
+                  </pic:blipFill>
+                  <pic:spPr>
+                    <a:xfrm>
+                      <a:off x="0" y="0"/>
+                      <a:ext cx="6645910" cy="3872230"/>
+                    </a:xfrm>
+                    <a:prstGeom prst="rect">
+                      <a:avLst/>
+                    </a:prstGeom>
+                  </pic:spPr>
+                </pic:pic>
+              </a:graphicData>
+            </a:graphic>
+          </wp:inline>
+        </w:drawing>
+      </w:r>
+      <w:r>
+        <w:rPr>
+          <w:noProof/>
+        </w:rPr>
+        <w:t xml:space="preserve"> </w:t>
+      </w:r>
+      <w:r>
+        <w:lastRenderedPageBreak/>
+        <w:drawing>
+          <wp:inline distT="0" distB="0" distL="0" distR="0" wp14:anchorId="13F75ABE" wp14:editId="1360DF1A">
+            <wp:extent cx="4182059" cy="5868219"/>
+            <wp:effectExtent l="0" t="0" r="9525" b="0"/>
+            <wp:docPr id="765433796" name="Picture 1"/>
+            <wp:cNvGraphicFramePr>
+              <a:graphicFrameLocks xmlns:a="http://schemas.openxmlformats.org/drawingml/2006/main" noChangeAspect="1"/>
+            </wp:cNvGraphicFramePr>
+            <a:graphic xmlns:a="http://schemas.openxmlformats.org/drawingml/2006/main">
+              <a:graphicData uri="http://schemas.openxmlformats.org/drawingml/2006/picture">
+                <pic:pic xmlns:pic="http://schemas.openxmlformats.org/drawingml/2006/picture">
+                  <pic:nvPicPr>
+                    <pic:cNvPr id="765433796" name=""/>
+                    <pic:cNvPicPr/>
+                  </pic:nvPicPr>
+                  <pic:blipFill>
+                    <a:blip r:embed="rId39"/>
+                    <a:stretch>
+                      <a:fillRect/>
+                    </a:stretch>
+                  </pic:blipFill>
+                  <pic:spPr>
+                    <a:xfrm>
+                      <a:off x="0" y="0"/>
+                      <a:ext cx="4182059" cy="5868219"/>
+                    </a:xfrm>
+                    <a:prstGeom prst="rect">
+                      <a:avLst/>
+                    </a:prstGeom>
+                  </pic:spPr>
+                </pic:pic>
+              </a:graphicData>
+            </a:graphic>
+          </wp:inline>
+        </w:drawing>
+      </w:r>
+    </w:p>
+    <w:p>
+      <w:pPr>
+        <w:pStyle w:val="Zadanie"/>
+        <w:jc w:val="center"/>
+      </w:pPr>
+    </w:p>
+    <w:p>
+      <w:pPr>
+        <w:pStyle w:val="Zadanie"/>
+      </w:pPr>
+      <w:r>
+        <w:t>Zrzut ekranu strony szczegółów encji. Szeroki i wąski ekran.</w:t>
+      </w:r>
+    </w:p>
+    <w:p>
+      <w:pPr>
+        <w:pStyle w:val="Zadanie"/>
+      </w:pPr>
+    </w:p>
+    <w:p>
+      <w:pPr>
+        <w:pStyle w:val="Zadanie"/>
+        <w:jc w:val="center"/>
+      </w:pPr>
+      <w:r>
+        <w:lastRenderedPageBreak/>
+        <w:drawing>
+          <wp:inline distT="0" distB="0" distL="0" distR="0" wp14:anchorId="1122163D" wp14:editId="5BAFCBA7">
+            <wp:extent cx="6645910" cy="1784985"/>
+            <wp:effectExtent l="0" t="0" r="2540" b="5715"/>
+            <wp:docPr id="583445290" name="Picture 1"/>
+            <wp:cNvGraphicFramePr>
+              <a:graphicFrameLocks xmlns:a="http://schemas.openxmlformats.org/drawingml/2006/main" noChangeAspect="1"/>
+            </wp:cNvGraphicFramePr>
+            <a:graphic xmlns:a="http://schemas.openxmlformats.org/drawingml/2006/main">
+              <a:graphicData uri="http://schemas.openxmlformats.org/drawingml/2006/picture">
+                <pic:pic xmlns:pic="http://schemas.openxmlformats.org/drawingml/2006/picture">
+                  <pic:nvPicPr>
+                    <pic:cNvPr id="583445290" name=""/>
+                    <pic:cNvPicPr/>
+                  </pic:nvPicPr>
+                  <pic:blipFill>
+                    <a:blip r:embed="rId40"/>
+                    <a:stretch>
+                      <a:fillRect/>
+                    </a:stretch>
+                  </pic:blipFill>
+                  <pic:spPr>
+                    <a:xfrm>
+                      <a:off x="0" y="0"/>
+                      <a:ext cx="6645910" cy="1784985"/>
+                    </a:xfrm>
+                    <a:prstGeom prst="rect">
+                      <a:avLst/>
+                    </a:prstGeom>
+                  </pic:spPr>
+                </pic:pic>
+              </a:graphicData>
+            </a:graphic>
+          </wp:inline>
+        </w:drawing>
+      </w:r>
+      <w:r>
+        <w:t xml:space="preserve"> </w:t>
+      </w:r>
+      <w:r>
+        <w:drawing>
+          <wp:inline distT="0" distB="0" distL="0" distR="0" wp14:anchorId="11A6BDA2" wp14:editId="44C59F48">
+            <wp:extent cx="4143953" cy="4201111"/>
+            <wp:effectExtent l="0" t="0" r="9525" b="9525"/>
+            <wp:docPr id="311330763" name="Picture 1"/>
+            <wp:cNvGraphicFramePr>
+              <a:graphicFrameLocks xmlns:a="http://schemas.openxmlformats.org/drawingml/2006/main" noChangeAspect="1"/>
+            </wp:cNvGraphicFramePr>
+            <a:graphic xmlns:a="http://schemas.openxmlformats.org/drawingml/2006/main">
+              <a:graphicData uri="http://schemas.openxmlformats.org/drawingml/2006/picture">
+                <pic:pic xmlns:pic="http://schemas.openxmlformats.org/drawingml/2006/picture">
+                  <pic:nvPicPr>
+                    <pic:cNvPr id="311330763" name=""/>
+                    <pic:cNvPicPr/>
+                  </pic:nvPicPr>
+                  <pic:blipFill>
+                    <a:blip r:embed="rId41"/>
+                    <a:stretch>
+                      <a:fillRect/>
+                    </a:stretch>
+                  </pic:blipFill>
+                  <pic:spPr>
+                    <a:xfrm>
+                      <a:off x="0" y="0"/>
+                      <a:ext cx="4143953" cy="4201111"/>
+                    </a:xfrm>
+                    <a:prstGeom prst="rect">
+                      <a:avLst/>
+                    </a:prstGeom>
+                  </pic:spPr>
+                </pic:pic>
+              </a:graphicData>
+            </a:graphic>
+          </wp:inline>
+        </w:drawing>
+      </w:r>
+    </w:p>
+    <w:p>
+      <w:pPr>
+        <w:pStyle w:val="Zadanie"/>
+      </w:pPr>
+    </w:p>
+    <w:p>
+      <w:pPr>
+        <w:pStyle w:val="Zadanie"/>
+      </w:pPr>
+      <w:r>
+        <w:t>Zrzut ekranu strony edycji encji. Szeroki i wąski ekran:</w:t>
+      </w:r>
+    </w:p>
+    <w:p>
+      <w:pPr>
+        <w:pStyle w:val="Zadanie"/>
+      </w:pPr>
+    </w:p>
+    <w:p>
+      <w:pPr>
+        <w:pStyle w:val="Zadanie"/>
+        <w:jc w:val="center"/>
+      </w:pPr>
+      <w:r>
+        <w:drawing>
+          <wp:inline distT="0" distB="0" distL="0" distR="0" wp14:anchorId="7CFCD80F" wp14:editId="1910FED3">
+            <wp:extent cx="6645910" cy="2454275"/>
+            <wp:effectExtent l="0" t="0" r="2540" b="3175"/>
+            <wp:docPr id="1193836499" name="Picture 1"/>
+            <wp:cNvGraphicFramePr>
+              <a:graphicFrameLocks xmlns:a="http://schemas.openxmlformats.org/drawingml/2006/main" noChangeAspect="1"/>
+            </wp:cNvGraphicFramePr>
+            <a:graphic xmlns:a="http://schemas.openxmlformats.org/drawingml/2006/main">
+              <a:graphicData uri="http://schemas.openxmlformats.org/drawingml/2006/picture">
+                <pic:pic xmlns:pic="http://schemas.openxmlformats.org/drawingml/2006/picture">
+                  <pic:nvPicPr>
+                    <pic:cNvPr id="1193836499" name=""/>
+                    <pic:cNvPicPr/>
+                  </pic:nvPicPr>
+                  <pic:blipFill>
+                    <a:blip r:embed="rId42"/>
+                    <a:stretch>
+                      <a:fillRect/>
+                    </a:stretch>
+                  </pic:blipFill>
+                  <pic:spPr>
+                    <a:xfrm>
+                      <a:off x="0" y="0"/>
+                      <a:ext cx="6645910" cy="2454275"/>
+                    </a:xfrm>
+                    <a:prstGeom prst="rect">
+                      <a:avLst/>
+                    </a:prstGeom>
+                  </pic:spPr>
+                </pic:pic>
+              </a:graphicData>
+            </a:graphic>
+          </wp:inline>
+        </w:drawing>
+      </w:r>
+      <w:r>
+        <w:t xml:space="preserve"> </w:t>
+      </w:r>
+    </w:p>
+    <w:p>
+      <w:pPr>
+        <w:pStyle w:val="Zadanie"/>
+      </w:pPr>
+      <w:r>
+        <w:lastRenderedPageBreak/>
+        <w:drawing>
+          <wp:inline distT="0" distB="0" distL="0" distR="0" wp14:anchorId="4A1EFD03" wp14:editId="21DD3123">
+            <wp:extent cx="2991267" cy="5506218"/>
+            <wp:effectExtent l="0" t="0" r="0" b="0"/>
+            <wp:docPr id="2130153006" name="Picture 1"/>
+            <wp:cNvGraphicFramePr>
+              <a:graphicFrameLocks xmlns:a="http://schemas.openxmlformats.org/drawingml/2006/main" noChangeAspect="1"/>
+            </wp:cNvGraphicFramePr>
+            <a:graphic xmlns:a="http://schemas.openxmlformats.org/drawingml/2006/main">
+              <a:graphicData uri="http://schemas.openxmlformats.org/drawingml/2006/picture">
+                <pic:pic xmlns:pic="http://schemas.openxmlformats.org/drawingml/2006/picture">
+                  <pic:nvPicPr>
+                    <pic:cNvPr id="2130153006" name=""/>
+                    <pic:cNvPicPr/>
+                  </pic:nvPicPr>
+                  <pic:blipFill>
+                    <a:blip r:embed="rId43"/>
+                    <a:stretch>
+                      <a:fillRect/>
+                    </a:stretch>
+                  </pic:blipFill>
+                  <pic:spPr>
+                    <a:xfrm>
+                      <a:off x="0" y="0"/>
+                      <a:ext cx="2991267" cy="5506218"/>
+                    </a:xfrm>
+                    <a:prstGeom prst="rect">
+                      <a:avLst/>
+                    </a:prstGeom>
+                  </pic:spPr>
+                </pic:pic>
+              </a:graphicData>
+            </a:graphic>
+          </wp:inline>
+        </w:drawing>
+      </w:r>
+    </w:p>
+    <w:tbl>
+      <w:tblPr>
+        <w:tblStyle w:val="TableGrid"/>
+        <w:tblW w:w="5000" w:type="pct"/>
+        <w:tblLook w:val="04A0" w:firstRow="1" w:lastRow="0" w:firstColumn="1" w:lastColumn="0" w:noHBand="0" w:noVBand="1"/>
+      </w:tblPr>
+      <w:tblGrid>
+        <w:gridCol w:w="8188"/>
+        <w:gridCol w:w="1134"/>
+        <w:gridCol w:w="1134"/>
+      </w:tblGrid>
+      <w:tr>
+        <w:trPr>
+          <w:trHeight w:hRule="exact" w:val="567"/>
+        </w:trPr>
+        <w:tc>
+          <w:tcPr>
+            <w:tcW w:w="0" w:type="auto"/>
+            <w:vAlign w:val="center"/>
+          </w:tcPr>
+          <w:p>
+            <w:pPr>
+              <w:pStyle w:val="PunktyTabela"/>
+            </w:pPr>
+            <w:r>
+              <w:t>Punkty:</w:t>
+            </w:r>
+          </w:p>
+        </w:tc>
+        <w:tc>
+          <w:tcPr>
+            <w:tcW w:w="1134" w:type="dxa"/>
+            <w:vAlign w:val="center"/>
+          </w:tcPr>
+          <w:p>
+            <w:pPr>
+              <w:pStyle w:val="PunktyTabela"/>
+              <w:jc w:val="center"/>
+            </w:pPr>
+            <w:r>
+              <w:t>0</w:t>
+            </w:r>
+          </w:p>
+        </w:tc>
+        <w:tc>
+          <w:tcPr>
+            <w:tcW w:w="1134" w:type="dxa"/>
+            <w:vAlign w:val="center"/>
+          </w:tcPr>
+          <w:p>
+            <w:pPr>
+              <w:pStyle w:val="PunktyTabela"/>
+              <w:jc w:val="center"/>
+            </w:pPr>
+            <w:r>
+              <w:t>1</w:t>
+            </w:r>
+          </w:p>
+        </w:tc>
+      </w:tr>
+    </w:tbl>
+    <w:p>
+      <w:pPr>
+        <w:pStyle w:val="Heading1"/>
         <w:rPr>
           <w:lang w:val="pl-PL"/>
         </w:rPr>
       </w:pPr>
       <w:bookmarkStart w:id="16" w:name="_Toc146283472"/>
       <w:bookmarkStart w:id="17" w:name="_Toc230810405"/>
-      <w:proofErr w:type="spellStart"/>
-      <w:r>
-        <w:rPr>
-          <w:lang w:val="pl-PL"/>
-        </w:rPr>
-        <w:t>Commit</w:t>
-      </w:r>
-      <w:proofErr w:type="spellEnd"/>
-      <w:r>
-        <w:rPr>
-          <w:lang w:val="pl-PL"/>
-        </w:rPr>
-        <w:t xml:space="preserve"> projektu do GIT</w:t>
+      <w:r>
+        <w:rPr>
+          <w:lang w:val="pl-PL"/>
+        </w:rPr>
+        <w:t>Commit projektu do GIT</w:t>
       </w:r>
       <w:bookmarkEnd w:id="16"/>
       <w:bookmarkEnd w:id="17"/>
@@ -6963,33 +5836,11 @@
           <w:lang w:val="pl-PL"/>
         </w:rPr>
       </w:pPr>
-      <w:proofErr w:type="spellStart"/>
-      <w:r>
-        <w:rPr>
-          <w:lang w:val="pl-PL"/>
-        </w:rPr>
-        <w:t>Zacommituj</w:t>
-      </w:r>
-      <w:proofErr w:type="spellEnd"/>
-      <w:r>
-        <w:rPr>
-          <w:lang w:val="pl-PL"/>
-        </w:rPr>
-        <w:t xml:space="preserve"> i </w:t>
-      </w:r>
-      <w:proofErr w:type="spellStart"/>
-      <w:r>
-        <w:rPr>
-          <w:lang w:val="pl-PL"/>
-        </w:rPr>
-        <w:t>pushnij</w:t>
-      </w:r>
-      <w:proofErr w:type="spellEnd"/>
-      <w:r>
-        <w:rPr>
-          <w:lang w:val="pl-PL"/>
-        </w:rPr>
-        <w:t xml:space="preserve"> </w:t>
+      <w:r>
+        <w:rPr>
+          <w:lang w:val="pl-PL"/>
+        </w:rPr>
+        <w:t xml:space="preserve">Zacommituj i pushnij </w:t>
       </w:r>
       <w:r>
         <w:rPr>
@@ -7055,27 +5906,13 @@
       <w:pPr>
         <w:pStyle w:val="Zadanie"/>
       </w:pPr>
-    </w:p>
-    <w:p>
-      <w:pPr>
-        <w:pStyle w:val="Zadanie"/>
-      </w:pPr>
-      <w:r>
-        <w:t xml:space="preserve">…link, np. </w:t>
-      </w:r>
-      <w:r>
-        <w:t>https://github.com/</w:t>
-      </w:r>
-      <w:r>
-        <w:t xml:space="preserve">.../... </w:t>
-      </w:r>
-      <w:r>
-        <w:t>…</w:t>
-      </w:r>
-    </w:p>
-    <w:p>
-      <w:pPr>
-        <w:pStyle w:val="Nagwek1"/>
+      <w:r>
+        <w:t>https://github.com/AG1F57T/ag1f57t.github.io/tree/main/LAB_H/ptw/lab-h</w:t>
+      </w:r>
+    </w:p>
+    <w:p>
+      <w:pPr>
+        <w:pStyle w:val="Heading1"/>
         <w:rPr>
           <w:lang w:val="pl-PL"/>
         </w:rPr>
@@ -7121,7 +5958,7 @@
         <w:pStyle w:val="Zadanie"/>
       </w:pPr>
       <w:r>
-        <w:t>…podsumowanie…</w:t>
+        <w:t>Calkiem proste zadanie, dobrze wytlumaczone na labach co ulatwilo prace</w:t>
       </w:r>
     </w:p>
     <w:p>
@@ -7157,9 +5994,9 @@
       </w:r>
     </w:p>
     <w:sectPr>
-      <w:headerReference w:type="default" r:id="rId22"/>
-      <w:footerReference w:type="default" r:id="rId23"/>
-      <w:footerReference w:type="first" r:id="rId24"/>
+      <w:headerReference w:type="default" r:id="rId44"/>
+      <w:footerReference w:type="default" r:id="rId45"/>
+      <w:footerReference w:type="first" r:id="rId46"/>
       <w:pgSz w:w="11906" w:h="16838"/>
       <w:pgMar w:top="720" w:right="720" w:bottom="720" w:left="720" w:header="708" w:footer="708" w:gutter="0"/>
       <w:cols w:space="708"/>
@@ -7205,7 +6042,6 @@
         <w:docPartUnique/>
       </w:docPartObj>
     </w:sdtPr>
-    <w:sdtEndPr/>
     <w:sdtContent>
       <w:sdt>
         <w:sdtPr>
@@ -7215,11 +6051,10 @@
             <w:docPartUnique/>
           </w:docPartObj>
         </w:sdtPr>
-        <w:sdtEndPr/>
         <w:sdtContent>
           <w:p>
             <w:pPr>
-              <w:pStyle w:val="Stopka"/>
+              <w:pStyle w:val="Footer"/>
               <w:jc w:val="right"/>
             </w:pPr>
             <w:r>
@@ -7325,7 +6160,7 @@
   </w:sdt>
   <w:p>
     <w:pPr>
-      <w:pStyle w:val="Stopka"/>
+      <w:pStyle w:val="Footer"/>
     </w:pPr>
   </w:p>
 </w:ftr>
@@ -7341,7 +6176,6 @@
         <w:docPartUnique/>
       </w:docPartObj>
     </w:sdtPr>
-    <w:sdtEndPr/>
     <w:sdtContent>
       <w:sdt>
         <w:sdtPr>
@@ -7351,11 +6185,10 @@
             <w:docPartUnique/>
           </w:docPartObj>
         </w:sdtPr>
-        <w:sdtEndPr/>
         <w:sdtContent>
           <w:p>
             <w:pPr>
-              <w:pStyle w:val="Stopka"/>
+              <w:pStyle w:val="Footer"/>
               <w:jc w:val="right"/>
             </w:pPr>
             <w:r>
@@ -7461,7 +6294,7 @@
   </w:sdt>
   <w:p>
     <w:pPr>
-      <w:pStyle w:val="Stopka"/>
+      <w:pStyle w:val="Footer"/>
     </w:pPr>
   </w:p>
 </w:ftr>
@@ -7496,7 +6329,7 @@
 <w:hdr xmlns:wpc="http://schemas.microsoft.com/office/word/2010/wordprocessingCanvas" xmlns:cx="http://schemas.microsoft.com/office/drawing/2014/chartex" xmlns:cx1="http://schemas.microsoft.com/office/drawing/2015/9/8/chartex" xmlns:cx2="http://schemas.microsoft.com/office/drawing/2015/10/21/chartex" xmlns:cx3="http://schemas.microsoft.com/office/drawing/2016/5/9/chartex" xmlns:cx4="http://schemas.microsoft.com/office/drawing/2016/5/10/chartex" xmlns:cx5="http://schemas.microsoft.com/office/drawing/2016/5/11/chartex" xmlns:cx6="http://schemas.microsoft.com/office/drawing/2016/5/12/chartex" xmlns:cx7="http://schemas.microsoft.com/office/drawing/2016/5/13/chartex" xmlns:cx8="http://schemas.microsoft.com/office/drawing/2016/5/14/chartex" xmlns:mc="http://schemas.openxmlformats.org/markup-compatibility/2006" xmlns:aink="http://schemas.microsoft.com/office/drawing/2016/ink" xmlns:am3d="http://schemas.microsoft.com/office/drawing/2017/model3d" xmlns:o="urn:schemas-microsoft-com:office:office" xmlns:oel="http://schemas.microsoft.com/office/2019/extlst" xmlns:r="http://schemas.openxmlformats.org/officeDocument/2006/relationships" xmlns:m="http://schemas.openxmlformats.org/officeDocument/2006/math" xmlns:v="urn:schemas-microsoft-com:vml" xmlns:wp14="http://schemas.microsoft.com/office/word/2010/wordprocessingDrawing" xmlns:wp="http://schemas.openxmlformats.org/drawingml/2006/wordprocessingDrawing" xmlns:w10="urn:schemas-microsoft-com:office:word" xmlns:w="http://schemas.openxmlformats.org/wordprocessingml/2006/main" xmlns:w14="http://schemas.microsoft.com/office/word/2010/wordml" xmlns:w15="http://schemas.microsoft.com/office/word/2012/wordml" xmlns:w16cex="http://schemas.microsoft.com/office/word/2018/wordml/cex" xmlns:w16cid="http://schemas.microsoft.com/office/word/2016/wordml/cid" xmlns:w16="http://schemas.microsoft.com/office/word/2018/wordml" xmlns:w16du="http://schemas.microsoft.com/office/word/2023/wordml/word16du" xmlns:w16sdtdh="http://schemas.microsoft.com/office/word/2020/wordml/sdtdatahash" xmlns:w16sdtfl="http://schemas.microsoft.com/office/word/2024/wordml/sdtformatlock" xmlns:w16se="http://schemas.microsoft.com/office/word/2015/wordml/symex" xmlns:wpg="http://schemas.microsoft.com/office/word/2010/wordprocessingGroup" xmlns:wpi="http://schemas.microsoft.com/office/word/2010/wordprocessingInk" xmlns:wne="http://schemas.microsoft.com/office/word/2006/wordml" xmlns:wps="http://schemas.microsoft.com/office/word/2010/wordprocessingShape" mc:Ignorable="w14 w15 w16se w16cid w16 w16cex w16sdtdh w16sdtfl w16du wp14">
   <w:p>
     <w:pPr>
-      <w:pStyle w:val="Nagwek"/>
+      <w:pStyle w:val="Header"/>
       <w:rPr>
         <w:lang w:val="pl-PL"/>
       </w:rPr>
@@ -7568,52 +6401,16 @@
       <w:t xml:space="preserve"> </w:t>
     </w:r>
     <w:r>
-      <w:fldChar w:fldCharType="begin"/>
+      <w:rPr>
+        <w:lang w:val="pl-PL"/>
+      </w:rPr>
+      <w:t>Kucharczyk Wo</w:t>
     </w:r>
     <w:r>
       <w:rPr>
         <w:lang w:val="pl-PL"/>
       </w:rPr>
-      <w:instrText xml:space="preserve"> DOCPROPERTY  Nazwisko  \* MERGEFORMAT </w:instrText>
-    </w:r>
-    <w:r>
-      <w:fldChar w:fldCharType="separate"/>
-    </w:r>
-    <w:r>
-      <w:rPr>
-        <w:lang w:val="pl-PL"/>
-      </w:rPr>
-      <w:t>Nazwisko</w:t>
-    </w:r>
-    <w:r>
-      <w:fldChar w:fldCharType="end"/>
-    </w:r>
-    <w:r>
-      <w:rPr>
-        <w:lang w:val="pl-PL"/>
-      </w:rPr>
-      <w:t xml:space="preserve"> </w:t>
-    </w:r>
-    <w:r>
-      <w:fldChar w:fldCharType="begin"/>
-    </w:r>
-    <w:r>
-      <w:rPr>
-        <w:lang w:val="pl-PL"/>
-      </w:rPr>
-      <w:instrText xml:space="preserve"> DOCPROPERTY  Imie  \* MERGEFORMAT </w:instrText>
-    </w:r>
-    <w:r>
-      <w:fldChar w:fldCharType="separate"/>
-    </w:r>
-    <w:r>
-      <w:rPr>
-        <w:lang w:val="pl-PL"/>
-      </w:rPr>
-      <w:t>Imię</w:t>
-    </w:r>
-    <w:r>
-      <w:fldChar w:fldCharType="end"/>
+      <w:t>jciech</w:t>
     </w:r>
     <w:r>
       <w:rPr>
@@ -10150,16 +8947,16 @@
     <w:lsdException w:name="Unresolved Mention" w:semiHidden="1" w:unhideWhenUsed="1"/>
     <w:lsdException w:name="Smart Link" w:semiHidden="1" w:unhideWhenUsed="1"/>
   </w:latentStyles>
-  <w:style w:type="paragraph" w:default="1" w:styleId="Normalny">
+  <w:style w:type="paragraph" w:default="1" w:styleId="Normal">
     <w:name w:val="Normal"/>
     <w:qFormat/>
     <w:rsid w:val="00352817"/>
   </w:style>
-  <w:style w:type="paragraph" w:styleId="Nagwek1">
+  <w:style w:type="paragraph" w:styleId="Heading1">
     <w:name w:val="heading 1"/>
-    <w:basedOn w:val="Normalny"/>
-    <w:next w:val="Normalny"/>
-    <w:link w:val="Nagwek1Znak"/>
+    <w:basedOn w:val="Normal"/>
+    <w:next w:val="Normal"/>
+    <w:link w:val="Heading1Char"/>
     <w:uiPriority w:val="9"/>
     <w:qFormat/>
     <w:rsid w:val="003B2421"/>
@@ -10177,13 +8974,13 @@
       <w:szCs w:val="32"/>
     </w:rPr>
   </w:style>
-  <w:style w:type="character" w:default="1" w:styleId="Domylnaczcionkaakapitu">
+  <w:style w:type="character" w:default="1" w:styleId="DefaultParagraphFont">
     <w:name w:val="Default Paragraph Font"/>
     <w:uiPriority w:val="1"/>
     <w:semiHidden/>
     <w:unhideWhenUsed/>
   </w:style>
-  <w:style w:type="table" w:default="1" w:styleId="Standardowy">
+  <w:style w:type="table" w:default="1" w:styleId="TableNormal">
     <w:name w:val="Normal Table"/>
     <w:uiPriority w:val="99"/>
     <w:semiHidden/>
@@ -10198,15 +8995,15 @@
       </w:tblCellMar>
     </w:tblPr>
   </w:style>
-  <w:style w:type="numbering" w:default="1" w:styleId="Bezlisty">
+  <w:style w:type="numbering" w:default="1" w:styleId="NoList">
     <w:name w:val="No List"/>
     <w:uiPriority w:val="99"/>
     <w:semiHidden/>
     <w:unhideWhenUsed/>
   </w:style>
-  <w:style w:type="table" w:styleId="Tabela-Siatka">
+  <w:style w:type="table" w:styleId="TableGrid">
     <w:name w:val="Table Grid"/>
-    <w:basedOn w:val="Standardowy"/>
+    <w:basedOn w:val="TableNormal"/>
     <w:uiPriority w:val="39"/>
     <w:rsid w:val="0026064A"/>
     <w:pPr>
@@ -10223,10 +9020,10 @@
       </w:tblBorders>
     </w:tblPr>
   </w:style>
-  <w:style w:type="paragraph" w:styleId="Nagwek">
+  <w:style w:type="paragraph" w:styleId="Header">
     <w:name w:val="header"/>
-    <w:basedOn w:val="Normalny"/>
-    <w:link w:val="NagwekZnak"/>
+    <w:basedOn w:val="Normal"/>
+    <w:link w:val="HeaderChar"/>
     <w:uiPriority w:val="99"/>
     <w:unhideWhenUsed/>
     <w:rsid w:val="00CA53ED"/>
@@ -10238,17 +9035,17 @@
       <w:spacing w:after="0" w:line="240" w:lineRule="auto"/>
     </w:pPr>
   </w:style>
-  <w:style w:type="character" w:customStyle="1" w:styleId="NagwekZnak">
-    <w:name w:val="Nagłówek Znak"/>
-    <w:basedOn w:val="Domylnaczcionkaakapitu"/>
-    <w:link w:val="Nagwek"/>
+  <w:style w:type="character" w:customStyle="1" w:styleId="HeaderChar">
+    <w:name w:val="Header Char"/>
+    <w:basedOn w:val="DefaultParagraphFont"/>
+    <w:link w:val="Header"/>
     <w:uiPriority w:val="99"/>
     <w:rsid w:val="00CA53ED"/>
   </w:style>
-  <w:style w:type="paragraph" w:styleId="Stopka">
+  <w:style w:type="paragraph" w:styleId="Footer">
     <w:name w:val="footer"/>
-    <w:basedOn w:val="Normalny"/>
-    <w:link w:val="StopkaZnak"/>
+    <w:basedOn w:val="Normal"/>
+    <w:link w:val="FooterChar"/>
     <w:uiPriority w:val="99"/>
     <w:unhideWhenUsed/>
     <w:rsid w:val="00CA53ED"/>
@@ -10260,17 +9057,17 @@
       <w:spacing w:after="0" w:line="240" w:lineRule="auto"/>
     </w:pPr>
   </w:style>
-  <w:style w:type="character" w:customStyle="1" w:styleId="StopkaZnak">
-    <w:name w:val="Stopka Znak"/>
-    <w:basedOn w:val="Domylnaczcionkaakapitu"/>
-    <w:link w:val="Stopka"/>
+  <w:style w:type="character" w:customStyle="1" w:styleId="FooterChar">
+    <w:name w:val="Footer Char"/>
+    <w:basedOn w:val="DefaultParagraphFont"/>
+    <w:link w:val="Footer"/>
     <w:uiPriority w:val="99"/>
     <w:rsid w:val="00CA53ED"/>
   </w:style>
-  <w:style w:type="character" w:customStyle="1" w:styleId="Nagwek1Znak">
-    <w:name w:val="Nagłówek 1 Znak"/>
-    <w:basedOn w:val="Domylnaczcionkaakapitu"/>
-    <w:link w:val="Nagwek1"/>
+  <w:style w:type="character" w:customStyle="1" w:styleId="Heading1Char">
+    <w:name w:val="Heading 1 Char"/>
+    <w:basedOn w:val="DefaultParagraphFont"/>
+    <w:link w:val="Heading1"/>
     <w:uiPriority w:val="9"/>
     <w:rsid w:val="003B2421"/>
     <w:rPr>
@@ -10281,10 +9078,10 @@
       <w:szCs w:val="32"/>
     </w:rPr>
   </w:style>
-  <w:style w:type="paragraph" w:styleId="Spistreci1">
+  <w:style w:type="paragraph" w:styleId="TOC1">
     <w:name w:val="toc 1"/>
-    <w:basedOn w:val="Normalny"/>
-    <w:next w:val="Normalny"/>
+    <w:basedOn w:val="Normal"/>
+    <w:next w:val="Normal"/>
     <w:autoRedefine/>
     <w:uiPriority w:val="39"/>
     <w:unhideWhenUsed/>
@@ -10293,9 +9090,9 @@
       <w:spacing w:after="100"/>
     </w:pPr>
   </w:style>
-  <w:style w:type="character" w:styleId="Hipercze">
+  <w:style w:type="character" w:styleId="Hyperlink">
     <w:name w:val="Hyperlink"/>
-    <w:basedOn w:val="Domylnaczcionkaakapitu"/>
+    <w:basedOn w:val="DefaultParagraphFont"/>
     <w:uiPriority w:val="99"/>
     <w:unhideWhenUsed/>
     <w:rsid w:val="0082436E"/>
@@ -10304,11 +9101,11 @@
       <w:u w:val="single"/>
     </w:rPr>
   </w:style>
-  <w:style w:type="paragraph" w:styleId="Tytu">
+  <w:style w:type="paragraph" w:styleId="Title">
     <w:name w:val="Title"/>
-    <w:basedOn w:val="Normalny"/>
-    <w:next w:val="Normalny"/>
-    <w:link w:val="TytuZnak"/>
+    <w:basedOn w:val="Normal"/>
+    <w:next w:val="Normal"/>
+    <w:link w:val="TitleChar"/>
     <w:uiPriority w:val="10"/>
     <w:qFormat/>
     <w:rsid w:val="003B2421"/>
@@ -10331,10 +9128,10 @@
       <w:szCs w:val="56"/>
     </w:rPr>
   </w:style>
-  <w:style w:type="character" w:customStyle="1" w:styleId="TytuZnak">
-    <w:name w:val="Tytuł Znak"/>
-    <w:basedOn w:val="Domylnaczcionkaakapitu"/>
-    <w:link w:val="Tytu"/>
+  <w:style w:type="character" w:customStyle="1" w:styleId="TitleChar">
+    <w:name w:val="Title Char"/>
+    <w:basedOn w:val="DefaultParagraphFont"/>
+    <w:link w:val="Title"/>
     <w:uiPriority w:val="10"/>
     <w:rsid w:val="003B2421"/>
     <w:rPr>
@@ -10347,9 +9144,9 @@
       <w:szCs w:val="56"/>
     </w:rPr>
   </w:style>
-  <w:style w:type="paragraph" w:styleId="Akapitzlist">
+  <w:style w:type="paragraph" w:styleId="ListParagraph">
     <w:name w:val="List Paragraph"/>
-    <w:basedOn w:val="Normalny"/>
+    <w:basedOn w:val="Normal"/>
     <w:uiPriority w:val="34"/>
     <w:qFormat/>
     <w:rsid w:val="00ED2828"/>
@@ -10358,9 +9155,9 @@
       <w:contextualSpacing/>
     </w:pPr>
   </w:style>
-  <w:style w:type="character" w:styleId="Nierozpoznanawzmianka">
+  <w:style w:type="character" w:styleId="UnresolvedMention">
     <w:name w:val="Unresolved Mention"/>
-    <w:basedOn w:val="Domylnaczcionkaakapitu"/>
+    <w:basedOn w:val="DefaultParagraphFont"/>
     <w:uiPriority w:val="99"/>
     <w:semiHidden/>
     <w:unhideWhenUsed/>
@@ -10370,9 +9167,9 @@
       <w:shd w:val="clear" w:color="auto" w:fill="E1DFDD"/>
     </w:rPr>
   </w:style>
-  <w:style w:type="character" w:styleId="UyteHipercze">
+  <w:style w:type="character" w:styleId="FollowedHyperlink">
     <w:name w:val="FollowedHyperlink"/>
-    <w:basedOn w:val="Domylnaczcionkaakapitu"/>
+    <w:basedOn w:val="DefaultParagraphFont"/>
     <w:uiPriority w:val="99"/>
     <w:semiHidden/>
     <w:unhideWhenUsed/>
@@ -10384,7 +9181,7 @@
   </w:style>
   <w:style w:type="character" w:customStyle="1" w:styleId="inline-code">
     <w:name w:val="inline-code"/>
-    <w:basedOn w:val="Domylnaczcionkaakapitu"/>
+    <w:basedOn w:val="DefaultParagraphFont"/>
     <w:uiPriority w:val="1"/>
     <w:qFormat/>
     <w:rsid w:val="004D5644"/>
@@ -10397,8 +9194,8 @@
   </w:style>
   <w:style w:type="paragraph" w:customStyle="1" w:styleId="block-code">
     <w:name w:val="block-code"/>
-    <w:basedOn w:val="Normalny"/>
-    <w:next w:val="Normalny"/>
+    <w:basedOn w:val="Normal"/>
+    <w:next w:val="Normal"/>
     <w:qFormat/>
     <w:rsid w:val="00833B46"/>
     <w:pPr>
@@ -10418,7 +9215,7 @@
   </w:style>
   <w:style w:type="paragraph" w:customStyle="1" w:styleId="Zadanie">
     <w:name w:val="Zadanie"/>
-    <w:basedOn w:val="Normalny"/>
+    <w:basedOn w:val="Normal"/>
     <w:qFormat/>
     <w:rsid w:val="00A65DF8"/>
     <w:pPr>
@@ -10436,8 +9233,8 @@
   </w:style>
   <w:style w:type="paragraph" w:customStyle="1" w:styleId="PunktyTabela">
     <w:name w:val="PunktyTabela"/>
-    <w:basedOn w:val="Normalny"/>
-    <w:next w:val="Normalny"/>
+    <w:basedOn w:val="Normal"/>
+    <w:next w:val="Normal"/>
     <w:qFormat/>
     <w:rsid w:val="00A65DF8"/>
     <w:pPr>
@@ -10449,8 +9246,8 @@
   </w:style>
   <w:style w:type="paragraph" w:customStyle="1" w:styleId="Info">
     <w:name w:val="Info"/>
-    <w:basedOn w:val="Normalny"/>
-    <w:next w:val="Normalny"/>
+    <w:basedOn w:val="Normal"/>
+    <w:next w:val="Normal"/>
     <w:qFormat/>
     <w:rsid w:val="00C50C7A"/>
     <w:pPr>
@@ -10766,10 +9563,27 @@
 </file>
 
 <file path=customXml/item1.xml><?xml version="1.0" encoding="utf-8"?>
+<p:properties xmlns:p="http://schemas.microsoft.com/office/2006/metadata/properties" xmlns:xsi="http://www.w3.org/2001/XMLSchema-instance" xmlns:pc="http://schemas.microsoft.com/office/infopath/2007/PartnerControls">
+  <documentManagement>
+    <ReferenceId xmlns="d273110a-81db-443e-af4c-1cd78072fe43" xsi:nil="true"/>
+  </documentManagement>
+</p:properties>
+</file>
+
+<file path=customXml/item2.xml><?xml version="1.0" encoding="utf-8"?>
 <b:Sources xmlns:b="http://schemas.openxmlformats.org/officeDocument/2006/bibliography" xmlns="http://schemas.openxmlformats.org/officeDocument/2006/bibliography" SelectedStyle="\APASixthEditionOfficeOnline.xsl" StyleName="APA" Version="6"/>
 </file>
 
-<file path=customXml/item2.xml><?xml version="1.0" encoding="utf-8"?>
+<file path=customXml/item3.xml><?xml version="1.0" encoding="utf-8"?>
+<?mso-contentType ?>
+<FormTemplates xmlns="http://schemas.microsoft.com/sharepoint/v3/contenttype/forms">
+  <Display>DocumentLibraryForm</Display>
+  <Edit>DocumentLibraryForm</Edit>
+  <New>DocumentLibraryForm</New>
+</FormTemplates>
+</file>
+
+<file path=customXml/item4.xml><?xml version="1.0" encoding="utf-8"?>
 <ct:contentTypeSchema xmlns:ct="http://schemas.microsoft.com/office/2006/metadata/contentType" xmlns:ma="http://schemas.microsoft.com/office/2006/metadata/properties/metaAttributes" ct:_="" ma:_="" ma:contentTypeName="Dokument" ma:contentTypeID="0x010100E753AF84DA5BA640B536122AE8C012B2" ma:contentTypeVersion="4" ma:contentTypeDescription="Utwórz nowy dokument." ma:contentTypeScope="" ma:versionID="314f28492bc0c0241229225c9a4755a4">
   <xsd:schema xmlns:xsd="http://www.w3.org/2001/XMLSchema" xmlns:xs="http://www.w3.org/2001/XMLSchema" xmlns:p="http://schemas.microsoft.com/office/2006/metadata/properties" xmlns:ns2="d273110a-81db-443e-af4c-1cd78072fe43" targetNamespace="http://schemas.microsoft.com/office/2006/metadata/properties" ma:root="true" ma:fieldsID="b4efe9c88938492fee62ad8cfc71e840" ns2:_="">
     <xsd:import namespace="d273110a-81db-443e-af4c-1cd78072fe43"/>
@@ -10913,24 +9727,17 @@
 </ct:contentTypeSchema>
 </file>
 
-<file path=customXml/item3.xml><?xml version="1.0" encoding="utf-8"?>
-<?mso-contentType ?>
-<FormTemplates xmlns="http://schemas.microsoft.com/sharepoint/v3/contenttype/forms">
-  <Display>DocumentLibraryForm</Display>
-  <Edit>DocumentLibraryForm</Edit>
-  <New>DocumentLibraryForm</New>
-</FormTemplates>
+<file path=customXml/itemProps1.xml><?xml version="1.0" encoding="utf-8"?>
+<ds:datastoreItem xmlns:ds="http://schemas.openxmlformats.org/officeDocument/2006/customXml" ds:itemID="{59171E37-52BE-4F01-9AF0-7B31A1AA0816}">
+  <ds:schemaRefs>
+    <ds:schemaRef ds:uri="http://schemas.microsoft.com/office/2006/metadata/properties"/>
+    <ds:schemaRef ds:uri="http://schemas.microsoft.com/office/infopath/2007/PartnerControls"/>
+    <ds:schemaRef ds:uri="d273110a-81db-443e-af4c-1cd78072fe43"/>
+  </ds:schemaRefs>
+</ds:datastoreItem>
 </file>
 
-<file path=customXml/item4.xml><?xml version="1.0" encoding="utf-8"?>
-<p:properties xmlns:p="http://schemas.microsoft.com/office/2006/metadata/properties" xmlns:xsi="http://www.w3.org/2001/XMLSchema-instance" xmlns:pc="http://schemas.microsoft.com/office/infopath/2007/PartnerControls">
-  <documentManagement>
-    <ReferenceId xmlns="d273110a-81db-443e-af4c-1cd78072fe43" xsi:nil="true"/>
-  </documentManagement>
-</p:properties>
-</file>
-
-<file path=customXml/itemProps1.xml><?xml version="1.0" encoding="utf-8"?>
+<file path=customXml/itemProps2.xml><?xml version="1.0" encoding="utf-8"?>
 <ds:datastoreItem xmlns:ds="http://schemas.openxmlformats.org/officeDocument/2006/customXml" ds:itemID="{7D0AD95B-5C2D-47ED-95C0-987634CE19FD}">
   <ds:schemaRefs>
     <ds:schemaRef ds:uri="http://schemas.openxmlformats.org/officeDocument/2006/bibliography"/>
@@ -10938,14 +9745,28 @@
 </ds:datastoreItem>
 </file>
 
-<file path=customXml/itemProps2.xml><?xml version="1.0" encoding="utf-8"?>
-<ds:datastoreItem xmlns:ds="http://schemas.openxmlformats.org/officeDocument/2006/customXml" ds:itemID="{D778DA6B-F693-438D-994B-972FBF867A87}"/>
-</file>
-
 <file path=customXml/itemProps3.xml><?xml version="1.0" encoding="utf-8"?>
-<ds:datastoreItem xmlns:ds="http://schemas.openxmlformats.org/officeDocument/2006/customXml" ds:itemID="{53BB4E4E-6216-4703-8B6F-16E3A7D16000}"/>
+<ds:datastoreItem xmlns:ds="http://schemas.openxmlformats.org/officeDocument/2006/customXml" ds:itemID="{53BB4E4E-6216-4703-8B6F-16E3A7D16000}">
+  <ds:schemaRefs>
+    <ds:schemaRef ds:uri="http://schemas.microsoft.com/sharepoint/v3/contenttype/forms"/>
+  </ds:schemaRefs>
+</ds:datastoreItem>
 </file>
 
 <file path=customXml/itemProps4.xml><?xml version="1.0" encoding="utf-8"?>
-<ds:datastoreItem xmlns:ds="http://schemas.openxmlformats.org/officeDocument/2006/customXml" ds:itemID="{59171E37-52BE-4F01-9AF0-7B31A1AA0816}"/>
+<ds:datastoreItem xmlns:ds="http://schemas.openxmlformats.org/officeDocument/2006/customXml" ds:itemID="{D778DA6B-F693-438D-994B-972FBF867A87}">
+  <ds:schemaRefs>
+    <ds:schemaRef ds:uri="http://schemas.microsoft.com/office/2006/metadata/contentType"/>
+    <ds:schemaRef ds:uri="http://schemas.microsoft.com/office/2006/metadata/properties/metaAttributes"/>
+    <ds:schemaRef ds:uri="http://www.w3.org/2001/XMLSchema"/>
+    <ds:schemaRef ds:uri="http://schemas.microsoft.com/office/2006/metadata/properties"/>
+    <ds:schemaRef ds:uri="d273110a-81db-443e-af4c-1cd78072fe43"/>
+    <ds:schemaRef ds:uri="http://schemas.microsoft.com/office/2006/documentManagement/types"/>
+    <ds:schemaRef ds:uri="http://schemas.microsoft.com/office/infopath/2007/PartnerControls"/>
+    <ds:schemaRef ds:uri="http://schemas.openxmlformats.org/package/2006/metadata/core-properties"/>
+    <ds:schemaRef ds:uri="http://purl.org/dc/elements/1.1/"/>
+    <ds:schemaRef ds:uri="http://purl.org/dc/terms/"/>
+    <ds:schemaRef ds:uri="http://schemas.microsoft.com/internal/obd"/>
+  </ds:schemaRefs>
+</ds:datastoreItem>
 </file>